--- a/Other/Dyplom.docx
+++ b/Other/Dyplom.docx
@@ -4196,38 +4196,6 @@
         <w:jc w:val="both"/>
         <w:rPr>
           <w:rFonts w:cstheme="minorHAnsi"/>
-          <w:b/>
-          <w:bCs/>
-          <w:szCs w:val="24"/>
-          <w:lang w:val="pl-PL"/>
-        </w:rPr>
-      </w:pPr>
-      <w:r>
-        <w:rPr>
-          <w:rFonts w:cstheme="minorHAnsi"/>
-          <w:b/>
-          <w:bCs/>
-          <w:szCs w:val="24"/>
-          <w:lang w:val="pl-PL"/>
-        </w:rPr>
-        <w:t xml:space="preserve">Pakiety dla sądu </w:t>
-      </w:r>
-      <w:r>
-        <w:rPr>
-          <w:rFonts w:cstheme="minorHAnsi"/>
-          <w:szCs w:val="24"/>
-          <w:lang w:val="pl-PL"/>
-        </w:rPr>
-        <w:t>– automatycznie generowane dokumenty zawierające pełen zestaw danych sprawy w przypadku przekazania jej do sądu.</w:t>
-      </w:r>
-    </w:p>
-    <w:p>
-      <w:pPr>
-        <w:spacing w:line="360" w:lineRule="auto"/>
-        <w:ind w:left="360"/>
-        <w:jc w:val="both"/>
-        <w:rPr>
-          <w:rFonts w:cstheme="minorHAnsi"/>
           <w:i/>
           <w:iCs/>
           <w:szCs w:val="24"/>
@@ -4253,6 +4221,32 @@
       <w:pPr>
         <w:spacing w:line="360" w:lineRule="auto"/>
         <w:ind w:left="360"/>
+        <w:jc w:val="both"/>
+        <w:rPr>
+          <w:rFonts w:cstheme="minorHAnsi"/>
+          <w:i/>
+          <w:iCs/>
+          <w:szCs w:val="24"/>
+          <w:lang w:val="pl-PL"/>
+        </w:rPr>
+      </w:pPr>
+    </w:p>
+    <w:p>
+      <w:pPr>
+        <w:spacing w:line="360" w:lineRule="auto"/>
+        <w:jc w:val="both"/>
+        <w:rPr>
+          <w:rFonts w:cstheme="minorHAnsi"/>
+          <w:i/>
+          <w:iCs/>
+          <w:szCs w:val="24"/>
+          <w:lang w:val="pl-PL"/>
+        </w:rPr>
+      </w:pPr>
+    </w:p>
+    <w:p>
+      <w:pPr>
+        <w:spacing w:line="360" w:lineRule="auto"/>
         <w:jc w:val="both"/>
         <w:rPr>
           <w:rFonts w:cstheme="minorHAnsi"/>
@@ -4573,6 +4567,18 @@
     </w:p>
     <w:p>
       <w:pPr>
+        <w:spacing w:line="360" w:lineRule="auto"/>
+        <w:ind w:left="360"/>
+        <w:jc w:val="both"/>
+        <w:rPr>
+          <w:rFonts w:cstheme="minorHAnsi"/>
+          <w:szCs w:val="24"/>
+          <w:lang w:val="pl-PL"/>
+        </w:rPr>
+      </w:pPr>
+    </w:p>
+    <w:p>
+      <w:pPr>
         <w:pStyle w:val="1"/>
         <w:jc w:val="both"/>
         <w:rPr>
@@ -4584,6 +4590,7 @@
         <w:rPr>
           <w:lang w:val="pl-PL"/>
         </w:rPr>
+        <w:lastRenderedPageBreak/>
         <w:t>Wymagania</w:t>
       </w:r>
       <w:r>
@@ -4639,7 +4646,6 @@
           <w:rFonts w:cstheme="minorHAnsi"/>
           <w:lang w:val="pl-PL"/>
         </w:rPr>
-        <w:lastRenderedPageBreak/>
         <w:t>Rejestracja spraw</w:t>
       </w:r>
     </w:p>
@@ -4825,80 +4831,6 @@
     <w:p>
       <w:pPr>
         <w:rPr>
-          <w:rStyle w:val="a7"/>
-          <w:rFonts w:cstheme="minorHAnsi"/>
-          <w:szCs w:val="24"/>
-          <w:lang w:val="pl-PL"/>
-        </w:rPr>
-      </w:pPr>
-      <w:r>
-        <w:rPr>
-          <w:rStyle w:val="a7"/>
-          <w:rFonts w:cstheme="minorHAnsi"/>
-          <w:szCs w:val="24"/>
-          <w:lang w:val="pl-PL"/>
-        </w:rPr>
-        <w:t>K</w:t>
-      </w:r>
-      <w:r>
-        <w:rPr>
-          <w:rStyle w:val="a7"/>
-          <w:rFonts w:cstheme="minorHAnsi"/>
-          <w:szCs w:val="24"/>
-          <w:lang w:val="pl-PL"/>
-        </w:rPr>
-        <w:t>opie zapasowe</w:t>
-      </w:r>
-    </w:p>
-    <w:p>
-      <w:pPr>
-        <w:pStyle w:val="a6"/>
-        <w:numPr>
-          <w:ilvl w:val="0"/>
-          <w:numId w:val="14"/>
-        </w:numPr>
-        <w:jc w:val="both"/>
-        <w:rPr>
-          <w:rFonts w:eastAsia="Times New Roman" w:cstheme="minorHAnsi"/>
-          <w:szCs w:val="24"/>
-          <w:lang w:val="pl-PL" w:eastAsia="ru-RU"/>
-        </w:rPr>
-      </w:pPr>
-      <w:r>
-        <w:rPr>
-          <w:rFonts w:eastAsia="Times New Roman" w:cstheme="minorHAnsi"/>
-          <w:szCs w:val="24"/>
-          <w:lang w:val="pl-PL" w:eastAsia="ru-RU"/>
-        </w:rPr>
-        <w:t>System automatycznie tworzy kopie zapasowe danych w określonych dniach i godzinach.</w:t>
-      </w:r>
-    </w:p>
-    <w:p>
-      <w:pPr>
-        <w:pStyle w:val="a6"/>
-        <w:numPr>
-          <w:ilvl w:val="0"/>
-          <w:numId w:val="14"/>
-        </w:numPr>
-        <w:jc w:val="both"/>
-        <w:rPr>
-          <w:rFonts w:cstheme="minorHAnsi"/>
-          <w:szCs w:val="24"/>
-          <w:lang w:val="pl-PL"/>
-        </w:rPr>
-      </w:pPr>
-      <w:r>
-        <w:rPr>
-          <w:rFonts w:eastAsia="Times New Roman" w:cstheme="minorHAnsi"/>
-          <w:szCs w:val="24"/>
-          <w:lang w:val="pl-PL" w:eastAsia="ru-RU"/>
-        </w:rPr>
-        <w:t>Administrator może także ręcznie zainicjować wykonanie kopii zapasowej.</w:t>
-      </w:r>
-    </w:p>
-    <w:p>
-      <w:pPr>
-        <w:rPr>
           <w:i/>
           <w:iCs/>
           <w:lang w:val="pl-PL"/>
@@ -5127,42 +5059,29 @@
       </w:pPr>
       <w:r>
         <w:rPr>
-          <w:rStyle w:val="a7"/>
-          <w:b w:val="0"/>
-          <w:bCs w:val="0"/>
-          <w:lang w:val="pl-PL"/>
-        </w:rPr>
-        <w:t>Przeterminowana</w:t>
-      </w:r>
-      <w:r>
-        <w:rPr>
-          <w:rStyle w:val="a7"/>
-          <w:b w:val="0"/>
-          <w:bCs w:val="0"/>
+          <w:rFonts w:eastAsia="Times New Roman" w:cstheme="minorHAnsi"/>
+          <w:szCs w:val="24"/>
+          <w:lang w:val="pl-PL" w:eastAsia="ru-RU"/>
+        </w:rPr>
+        <w:t>W sądzie</w:t>
+      </w:r>
+      <w:r>
+        <w:rPr>
+          <w:rFonts w:eastAsia="Times New Roman" w:cstheme="minorHAnsi"/>
           <w:i/>
           <w:iCs/>
-          <w:lang w:val="pl-PL"/>
-        </w:rPr>
-        <w:t xml:space="preserve"> (Overdue)</w:t>
-      </w:r>
-      <w:r>
-        <w:rPr>
-          <w:lang w:val="pl-PL"/>
-        </w:rPr>
-        <w:t xml:space="preserve"> – minęło 14/28/42 dni od terminu płatności, mandat nie został opłacony. </w:t>
-      </w:r>
-      <w:r>
-        <w:rPr>
-          <w:rStyle w:val="a7"/>
-          <w:lang w:val="pl-PL"/>
-        </w:rPr>
-        <w:t>Co każde 14 dni kwota mandatu wzrasta o 50%.</w:t>
-      </w:r>
-      <w:r>
-        <w:rPr>
-          <w:lang w:val="pl-PL"/>
-        </w:rPr>
-        <w:t xml:space="preserve"> Po 3-ciej przeterminowanej płatności sprawa trafia do sądu.</w:t>
+          <w:szCs w:val="24"/>
+          <w:lang w:val="pl-PL" w:eastAsia="ru-RU"/>
+        </w:rPr>
+        <w:t xml:space="preserve"> (In court)</w:t>
+      </w:r>
+      <w:r>
+        <w:rPr>
+          <w:rFonts w:eastAsia="Times New Roman" w:cstheme="minorHAnsi"/>
+          <w:szCs w:val="24"/>
+          <w:lang w:val="pl-PL" w:eastAsia="ru-RU"/>
+        </w:rPr>
+        <w:t xml:space="preserve"> – administrator przekazał sprawę do sądu, system wygenerował kompletny dokument.</w:t>
       </w:r>
     </w:p>
     <w:p>
@@ -5184,7 +5103,7 @@
           <w:szCs w:val="24"/>
           <w:lang w:val="pl-PL" w:eastAsia="ru-RU"/>
         </w:rPr>
-        <w:t>W sądzie</w:t>
+        <w:t>Zamknięta</w:t>
       </w:r>
       <w:r>
         <w:rPr>
@@ -5194,7 +5113,7 @@
           <w:szCs w:val="24"/>
           <w:lang w:val="pl-PL" w:eastAsia="ru-RU"/>
         </w:rPr>
-        <w:t xml:space="preserve"> (In court)</w:t>
+        <w:t xml:space="preserve"> (Closed)</w:t>
       </w:r>
       <w:r>
         <w:rPr>
@@ -5202,7 +5121,7 @@
           <w:szCs w:val="24"/>
           <w:lang w:val="pl-PL" w:eastAsia="ru-RU"/>
         </w:rPr>
-        <w:t xml:space="preserve"> – administrator przekazał sprawę do sądu, system wygenerował kompletny dokument.</w:t>
+        <w:t xml:space="preserve"> – mandat został opłacony, pracownik dołączył potwierdzenie.</w:t>
       </w:r>
     </w:p>
     <w:p>
@@ -5224,46 +5143,6 @@
           <w:szCs w:val="24"/>
           <w:lang w:val="pl-PL" w:eastAsia="ru-RU"/>
         </w:rPr>
-        <w:t>Zamknięta</w:t>
-      </w:r>
-      <w:r>
-        <w:rPr>
-          <w:rFonts w:eastAsia="Times New Roman" w:cstheme="minorHAnsi"/>
-          <w:i/>
-          <w:iCs/>
-          <w:szCs w:val="24"/>
-          <w:lang w:val="pl-PL" w:eastAsia="ru-RU"/>
-        </w:rPr>
-        <w:t xml:space="preserve"> (Closed)</w:t>
-      </w:r>
-      <w:r>
-        <w:rPr>
-          <w:rFonts w:eastAsia="Times New Roman" w:cstheme="minorHAnsi"/>
-          <w:szCs w:val="24"/>
-          <w:lang w:val="pl-PL" w:eastAsia="ru-RU"/>
-        </w:rPr>
-        <w:t xml:space="preserve"> – mandat został opłacony, pracownik dołączył potwierdzenie.</w:t>
-      </w:r>
-    </w:p>
-    <w:p>
-      <w:pPr>
-        <w:pStyle w:val="a6"/>
-        <w:numPr>
-          <w:ilvl w:val="0"/>
-          <w:numId w:val="42"/>
-        </w:numPr>
-        <w:rPr>
-          <w:rFonts w:eastAsia="Times New Roman" w:cstheme="minorHAnsi"/>
-          <w:szCs w:val="24"/>
-          <w:lang w:val="pl-PL" w:eastAsia="ru-RU"/>
-        </w:rPr>
-      </w:pPr>
-      <w:r>
-        <w:rPr>
-          <w:rFonts w:eastAsia="Times New Roman" w:cstheme="minorHAnsi"/>
-          <w:szCs w:val="24"/>
-          <w:lang w:val="pl-PL" w:eastAsia="ru-RU"/>
-        </w:rPr>
         <w:t>Archiwalna</w:t>
       </w:r>
       <w:r>
@@ -5432,7 +5311,6 @@
           <w:rFonts w:asciiTheme="minorHAnsi" w:hAnsiTheme="minorHAnsi" w:cstheme="minorHAnsi"/>
           <w:lang w:val="pl-PL"/>
         </w:rPr>
-        <w:lastRenderedPageBreak/>
         <w:t>Przedsądowe wezwanie do zapłaty</w:t>
       </w:r>
       <w:r>
@@ -5522,6 +5400,8 @@
         <w:jc w:val="both"/>
         <w:rPr>
           <w:rFonts w:asciiTheme="minorHAnsi" w:hAnsiTheme="minorHAnsi" w:cstheme="minorHAnsi"/>
+          <w:i/>
+          <w:iCs/>
           <w:lang w:val="pl-PL"/>
         </w:rPr>
       </w:pPr>
@@ -5530,7 +5410,7 @@
           <w:rFonts w:asciiTheme="minorHAnsi" w:hAnsiTheme="minorHAnsi" w:cstheme="minorHAnsi"/>
           <w:lang w:val="pl-PL"/>
         </w:rPr>
-        <w:t>Potwierdzenie uregulowania należności</w:t>
+        <w:t>Notatka służbowa</w:t>
       </w:r>
       <w:r>
         <w:rPr>
@@ -5546,23 +5426,7 @@
           <w:iCs/>
           <w:lang w:val="pl-PL"/>
         </w:rPr>
-        <w:t>(Payment Confirmation)</w:t>
-      </w:r>
-      <w:r>
-        <w:rPr>
-          <w:rFonts w:asciiTheme="minorHAnsi" w:hAnsiTheme="minorHAnsi" w:cstheme="minorHAnsi"/>
-          <w:i/>
-          <w:iCs/>
-          <w:lang w:val="pl-PL"/>
-        </w:rPr>
-        <w:t>.</w:t>
-      </w:r>
-      <w:r>
-        <w:rPr>
-          <w:rFonts w:asciiTheme="minorHAnsi" w:hAnsiTheme="minorHAnsi" w:cstheme="minorHAnsi"/>
-          <w:lang w:val="pl-PL"/>
-        </w:rPr>
-        <w:t xml:space="preserve"> </w:t>
+        <w:t>(Official Note).</w:t>
       </w:r>
     </w:p>
     <w:p>
@@ -5575,8 +5439,6 @@
         <w:jc w:val="both"/>
         <w:rPr>
           <w:rFonts w:asciiTheme="minorHAnsi" w:hAnsiTheme="minorHAnsi" w:cstheme="minorHAnsi"/>
-          <w:i/>
-          <w:iCs/>
           <w:lang w:val="pl-PL"/>
         </w:rPr>
       </w:pPr>
@@ -5585,14 +5447,7 @@
           <w:rFonts w:asciiTheme="minorHAnsi" w:hAnsiTheme="minorHAnsi" w:cstheme="minorHAnsi"/>
           <w:lang w:val="pl-PL"/>
         </w:rPr>
-        <w:t>Notatka służbowa</w:t>
-      </w:r>
-      <w:r>
-        <w:rPr>
-          <w:rFonts w:asciiTheme="minorHAnsi" w:hAnsiTheme="minorHAnsi" w:cstheme="minorHAnsi"/>
-          <w:lang w:val="pl-PL"/>
-        </w:rPr>
-        <w:t xml:space="preserve"> </w:t>
+        <w:t xml:space="preserve">Protokół kontaktu z klientem </w:t>
       </w:r>
       <w:r>
         <w:rPr>
@@ -5601,7 +5456,16 @@
           <w:iCs/>
           <w:lang w:val="pl-PL"/>
         </w:rPr>
-        <w:t>(Official Note).</w:t>
+        <w:t>(Client Contact Report)</w:t>
+      </w:r>
+      <w:r>
+        <w:rPr>
+          <w:rFonts w:asciiTheme="minorHAnsi" w:hAnsiTheme="minorHAnsi" w:cstheme="minorHAnsi"/>
+          <w:i/>
+          <w:iCs/>
+          <w:lang w:val="pl-PL"/>
+        </w:rPr>
+        <w:t>.</w:t>
       </w:r>
     </w:p>
     <w:p>
@@ -5622,45 +5486,7 @@
           <w:rFonts w:asciiTheme="minorHAnsi" w:hAnsiTheme="minorHAnsi" w:cstheme="minorHAnsi"/>
           <w:lang w:val="pl-PL"/>
         </w:rPr>
-        <w:t xml:space="preserve">Protokół kontaktu z klientem </w:t>
-      </w:r>
-      <w:r>
-        <w:rPr>
-          <w:rFonts w:asciiTheme="minorHAnsi" w:hAnsiTheme="minorHAnsi" w:cstheme="minorHAnsi"/>
-          <w:i/>
-          <w:iCs/>
-          <w:lang w:val="pl-PL"/>
-        </w:rPr>
-        <w:t>(Client Contact Report)</w:t>
-      </w:r>
-      <w:r>
-        <w:rPr>
-          <w:rFonts w:asciiTheme="minorHAnsi" w:hAnsiTheme="minorHAnsi" w:cstheme="minorHAnsi"/>
-          <w:i/>
-          <w:iCs/>
-          <w:lang w:val="pl-PL"/>
-        </w:rPr>
-        <w:t>.</w:t>
-      </w:r>
-    </w:p>
-    <w:p>
-      <w:pPr>
-        <w:pStyle w:val="a3"/>
-        <w:numPr>
-          <w:ilvl w:val="0"/>
-          <w:numId w:val="44"/>
-        </w:numPr>
-        <w:jc w:val="both"/>
-        <w:rPr>
-          <w:rFonts w:asciiTheme="minorHAnsi" w:hAnsiTheme="minorHAnsi" w:cstheme="minorHAnsi"/>
-          <w:lang w:val="pl-PL"/>
-        </w:rPr>
-      </w:pPr>
-      <w:r>
-        <w:rPr>
-          <w:rFonts w:asciiTheme="minorHAnsi" w:hAnsiTheme="minorHAnsi" w:cstheme="minorHAnsi"/>
-          <w:lang w:val="pl-PL"/>
-        </w:rPr>
+        <w:lastRenderedPageBreak/>
         <w:t xml:space="preserve">Etykiety na koperty </w:t>
       </w:r>
       <w:r>
@@ -6227,7 +6053,6 @@
       <w:bookmarkStart w:id="9" w:name="_Toc211512691"/>
       <w:proofErr w:type="spellStart"/>
       <w:r>
-        <w:lastRenderedPageBreak/>
         <w:t>Wymagania</w:t>
       </w:r>
       <w:proofErr w:type="spellEnd"/>
@@ -6313,6 +6138,7 @@
           <w:szCs w:val="24"/>
           <w:lang w:val="pl-PL"/>
         </w:rPr>
+        <w:lastRenderedPageBreak/>
         <w:t>Strona logowania oraz kluczowe funkcje systemu muszą ładować się w czasie nie dłuższym niż 3 sekundy.</w:t>
       </w:r>
     </w:p>
@@ -6595,27 +6421,14 @@
       <w:r>
         <w:t xml:space="preserve"> </w:t>
       </w:r>
-      <w:r>
-        <w:fldChar w:fldCharType="begin"/>
-      </w:r>
-      <w:r>
-        <w:instrText xml:space="preserve"> SEQ Rysunek \* ARABIC </w:instrText>
-      </w:r>
-      <w:r>
-        <w:fldChar w:fldCharType="separate"/>
-      </w:r>
-      <w:r>
-        <w:rPr>
-          <w:noProof/>
-        </w:rPr>
-        <w:t>2</w:t>
-      </w:r>
-      <w:r>
-        <w:rPr>
-          <w:noProof/>
-        </w:rPr>
-        <w:fldChar w:fldCharType="end"/>
-      </w:r>
+      <w:fldSimple w:instr=" SEQ Rysunek \* ARABIC ">
+        <w:r>
+          <w:rPr>
+            <w:noProof/>
+          </w:rPr>
+          <w:t>2</w:t>
+        </w:r>
+      </w:fldSimple>
       <w:r>
         <w:rPr>
           <w:lang w:val="pl-PL"/>
@@ -6695,27 +6508,14 @@
       <w:r>
         <w:t xml:space="preserve"> </w:t>
       </w:r>
-      <w:r>
-        <w:fldChar w:fldCharType="begin"/>
-      </w:r>
-      <w:r>
-        <w:instrText xml:space="preserve"> SEQ Rysunek \* ARABIC </w:instrText>
-      </w:r>
-      <w:r>
-        <w:fldChar w:fldCharType="separate"/>
-      </w:r>
-      <w:r>
-        <w:rPr>
-          <w:noProof/>
-        </w:rPr>
-        <w:t>3</w:t>
-      </w:r>
-      <w:r>
-        <w:rPr>
-          <w:noProof/>
-        </w:rPr>
-        <w:fldChar w:fldCharType="end"/>
-      </w:r>
+      <w:fldSimple w:instr=" SEQ Rysunek \* ARABIC ">
+        <w:r>
+          <w:rPr>
+            <w:noProof/>
+          </w:rPr>
+          <w:t>3</w:t>
+        </w:r>
+      </w:fldSimple>
       <w:r>
         <w:rPr>
           <w:lang w:val="pl-PL"/>
@@ -6802,27 +6602,14 @@
       <w:r>
         <w:t xml:space="preserve"> </w:t>
       </w:r>
-      <w:r>
-        <w:fldChar w:fldCharType="begin"/>
-      </w:r>
-      <w:r>
-        <w:instrText xml:space="preserve"> SEQ Rysunek \* ARABIC </w:instrText>
-      </w:r>
-      <w:r>
-        <w:fldChar w:fldCharType="separate"/>
-      </w:r>
-      <w:r>
-        <w:rPr>
-          <w:noProof/>
-        </w:rPr>
-        <w:t>4</w:t>
-      </w:r>
-      <w:r>
-        <w:rPr>
-          <w:noProof/>
-        </w:rPr>
-        <w:fldChar w:fldCharType="end"/>
-      </w:r>
+      <w:fldSimple w:instr=" SEQ Rysunek \* ARABIC ">
+        <w:r>
+          <w:rPr>
+            <w:noProof/>
+          </w:rPr>
+          <w:t>4</w:t>
+        </w:r>
+      </w:fldSimple>
       <w:r>
         <w:rPr>
           <w:lang w:val="pl-PL"/>
@@ -8825,9 +8612,25 @@
           <w:lang w:val="pl-PL"/>
         </w:rPr>
         <w:lastRenderedPageBreak/>
-        <w:t>Diagram baz danych</w:t>
+        <w:t xml:space="preserve">Diagram baz </w:t>
+      </w:r>
+      <w:commentRangeStart w:id="14"/>
+      <w:r>
+        <w:rPr>
+          <w:lang w:val="pl-PL"/>
+        </w:rPr>
+        <w:t>danych</w:t>
       </w:r>
       <w:bookmarkEnd w:id="13"/>
+      <w:commentRangeEnd w:id="14"/>
+      <w:r>
+        <w:rPr>
+          <w:rStyle w:val="af2"/>
+          <w:rFonts w:asciiTheme="minorHAnsi" w:eastAsiaTheme="minorHAnsi" w:hAnsiTheme="minorHAnsi" w:cstheme="minorBidi"/>
+          <w:color w:val="auto"/>
+        </w:rPr>
+        <w:commentReference w:id="14"/>
+      </w:r>
     </w:p>
     <w:p>
       <w:pPr>
@@ -8853,7 +8656,7 @@
                     <pic:cNvPicPr/>
                   </pic:nvPicPr>
                   <pic:blipFill>
-                    <a:blip r:embed="rId15" cstate="print">
+                    <a:blip r:embed="rId19" cstate="print">
                       <a:extLst>
                         <a:ext uri="{28A0092B-C50C-407E-A947-70E740481C1C}">
                           <a14:useLocalDpi xmlns:a14="http://schemas.microsoft.com/office/drawing/2010/main" val="0"/>
@@ -8982,7 +8785,7 @@
           <w:lang w:val="pl-PL"/>
         </w:rPr>
       </w:pPr>
-      <w:bookmarkStart w:id="14" w:name="_Toc211512695"/>
+      <w:bookmarkStart w:id="15" w:name="_Toc211512695"/>
       <w:r>
         <w:rPr>
           <w:lang w:val="pl-PL"/>
@@ -8990,7 +8793,7 @@
         <w:lastRenderedPageBreak/>
         <w:t>Architektura systemu</w:t>
       </w:r>
-      <w:bookmarkEnd w:id="14"/>
+      <w:bookmarkEnd w:id="15"/>
     </w:p>
     <w:p>
       <w:pPr>
@@ -9163,7 +8966,7 @@
                     <pic:cNvPicPr/>
                   </pic:nvPicPr>
                   <pic:blipFill>
-                    <a:blip r:embed="rId16">
+                    <a:blip r:embed="rId20">
                       <a:extLst>
                         <a:ext uri="{28A0092B-C50C-407E-A947-70E740481C1C}">
                           <a14:useLocalDpi xmlns:a14="http://schemas.microsoft.com/office/drawing/2010/main" val="0"/>
@@ -9206,27 +9009,14 @@
       <w:r>
         <w:t xml:space="preserve"> </w:t>
       </w:r>
-      <w:r>
-        <w:fldChar w:fldCharType="begin"/>
-      </w:r>
-      <w:r>
-        <w:instrText xml:space="preserve"> SEQ Rysunek \* ARABIC </w:instrText>
-      </w:r>
-      <w:r>
-        <w:fldChar w:fldCharType="separate"/>
-      </w:r>
-      <w:r>
-        <w:rPr>
-          <w:noProof/>
-        </w:rPr>
-        <w:t>1</w:t>
-      </w:r>
-      <w:r>
-        <w:rPr>
-          <w:noProof/>
-        </w:rPr>
-        <w:fldChar w:fldCharType="end"/>
-      </w:r>
+      <w:fldSimple w:instr=" SEQ Rysunek \* ARABIC ">
+        <w:r>
+          <w:rPr>
+            <w:noProof/>
+          </w:rPr>
+          <w:t>1</w:t>
+        </w:r>
+      </w:fldSimple>
       <w:r>
         <w:rPr>
           <w:lang w:val="pl-PL"/>
@@ -9265,7 +9055,7 @@
                     <pic:cNvPicPr/>
                   </pic:nvPicPr>
                   <pic:blipFill>
-                    <a:blip r:embed="rId17">
+                    <a:blip r:embed="rId21">
                       <a:extLst>
                         <a:ext uri="{28A0092B-C50C-407E-A947-70E740481C1C}">
                           <a14:useLocalDpi xmlns:a14="http://schemas.microsoft.com/office/drawing/2010/main" val="0"/>
@@ -9451,7 +9241,7 @@
           <w:lang w:val="pl-PL"/>
         </w:rPr>
       </w:pPr>
-      <w:bookmarkStart w:id="15" w:name="_Toc211512696"/>
+      <w:bookmarkStart w:id="16" w:name="_Toc211512696"/>
       <w:r>
         <w:rPr>
           <w:lang w:val="pl-PL"/>
@@ -9459,7 +9249,7 @@
         <w:lastRenderedPageBreak/>
         <w:t>Aplikacja serwerowa</w:t>
       </w:r>
-      <w:bookmarkEnd w:id="15"/>
+      <w:bookmarkEnd w:id="16"/>
     </w:p>
     <w:p>
       <w:pPr>
@@ -9470,14 +9260,14 @@
           <w:lang w:val="pl-PL"/>
         </w:rPr>
       </w:pPr>
-      <w:bookmarkStart w:id="16" w:name="_Toc211512697"/>
+      <w:bookmarkStart w:id="17" w:name="_Toc211512697"/>
       <w:r>
         <w:rPr>
           <w:lang w:val="pl-PL"/>
         </w:rPr>
         <w:t>Spring Boot (Java)</w:t>
       </w:r>
-      <w:bookmarkEnd w:id="16"/>
+      <w:bookmarkEnd w:id="17"/>
     </w:p>
     <w:p>
       <w:pPr>
@@ -9991,14 +9781,14 @@
           <w:lang w:val="pl-PL"/>
         </w:rPr>
       </w:pPr>
-      <w:bookmarkStart w:id="17" w:name="_Toc211512698"/>
+      <w:bookmarkStart w:id="18" w:name="_Toc211512698"/>
       <w:r>
         <w:rPr>
           <w:lang w:val="pl-PL"/>
         </w:rPr>
         <w:t>Architektura aplikacji</w:t>
       </w:r>
-      <w:bookmarkEnd w:id="17"/>
+      <w:bookmarkEnd w:id="18"/>
     </w:p>
     <w:p>
       <w:pPr>
@@ -10163,7 +9953,7 @@
           <w:lang w:val="pl-PL"/>
         </w:rPr>
       </w:pPr>
-      <w:commentRangeStart w:id="18"/>
+      <w:commentRangeStart w:id="19"/>
       <w:r>
         <w:rPr>
           <w:b/>
@@ -10173,12 +9963,12 @@
         </w:rPr>
         <w:t>Problemy</w:t>
       </w:r>
-      <w:commentRangeEnd w:id="18"/>
+      <w:commentRangeEnd w:id="19"/>
       <w:r>
         <w:rPr>
           <w:rStyle w:val="af2"/>
         </w:rPr>
-        <w:commentReference w:id="18"/>
+        <w:commentReference w:id="19"/>
       </w:r>
       <w:r>
         <w:rPr>
@@ -10323,7 +10113,7 @@
           <w:lang w:val="pl-PL"/>
         </w:rPr>
       </w:pPr>
-      <w:bookmarkStart w:id="19" w:name="_Toc211512699"/>
+      <w:bookmarkStart w:id="20" w:name="_Toc211512699"/>
       <w:r>
         <w:rPr>
           <w:lang w:val="pl-PL"/>
@@ -10331,7 +10121,7 @@
         <w:lastRenderedPageBreak/>
         <w:t>Aplikacja kliencka</w:t>
       </w:r>
-      <w:bookmarkEnd w:id="19"/>
+      <w:bookmarkEnd w:id="20"/>
     </w:p>
     <w:p>
       <w:pPr>
@@ -10344,7 +10134,7 @@
           <w:lang w:val="pl-PL"/>
         </w:rPr>
       </w:pPr>
-      <w:bookmarkStart w:id="20" w:name="_Toc211512700"/>
+      <w:bookmarkStart w:id="21" w:name="_Toc211512700"/>
       <w:r>
         <w:rPr>
           <w:rStyle w:val="a7"/>
@@ -10354,7 +10144,7 @@
         </w:rPr>
         <w:t>React</w:t>
       </w:r>
-      <w:bookmarkEnd w:id="20"/>
+      <w:bookmarkEnd w:id="21"/>
     </w:p>
     <w:p>
       <w:pPr>
@@ -10905,14 +10695,14 @@
           <w:lang w:val="pl-PL"/>
         </w:rPr>
       </w:pPr>
-      <w:bookmarkStart w:id="21" w:name="_Toc211512701"/>
+      <w:bookmarkStart w:id="22" w:name="_Toc211512701"/>
       <w:r>
         <w:rPr>
           <w:lang w:val="pl-PL"/>
         </w:rPr>
         <w:t>Architektura aplikacji</w:t>
       </w:r>
-      <w:bookmarkEnd w:id="21"/>
+      <w:bookmarkEnd w:id="22"/>
     </w:p>
     <w:p>
       <w:pPr>
@@ -11315,7 +11105,7 @@
           <w:lang w:val="pl-PL"/>
         </w:rPr>
       </w:pPr>
-      <w:bookmarkStart w:id="22" w:name="_Toc211512702"/>
+      <w:bookmarkStart w:id="23" w:name="_Toc211512702"/>
       <w:r>
         <w:rPr>
           <w:lang w:val="pl-PL"/>
@@ -11323,7 +11113,7 @@
         <w:lastRenderedPageBreak/>
         <w:t>Warstwa persystencji danych</w:t>
       </w:r>
-      <w:bookmarkEnd w:id="22"/>
+      <w:bookmarkEnd w:id="23"/>
     </w:p>
     <w:p>
       <w:pPr>
@@ -11334,14 +11124,14 @@
           <w:lang w:val="pl-PL"/>
         </w:rPr>
       </w:pPr>
-      <w:bookmarkStart w:id="23" w:name="_Toc211512703"/>
+      <w:bookmarkStart w:id="24" w:name="_Toc211512703"/>
       <w:r>
         <w:rPr>
           <w:lang w:val="pl-PL"/>
         </w:rPr>
         <w:t>PostgreSQL</w:t>
       </w:r>
-      <w:bookmarkEnd w:id="23"/>
+      <w:bookmarkEnd w:id="24"/>
     </w:p>
     <w:p>
       <w:pPr>
@@ -11585,7 +11375,7 @@
           <w:lang w:val="pl-PL"/>
         </w:rPr>
       </w:pPr>
-      <w:bookmarkStart w:id="24" w:name="_Toc211512704"/>
+      <w:bookmarkStart w:id="25" w:name="_Toc211512704"/>
       <w:r>
         <w:rPr>
           <w:lang w:val="pl-PL"/>
@@ -11593,7 +11383,7 @@
         <w:lastRenderedPageBreak/>
         <w:t>Wdrożenie aplikacji</w:t>
       </w:r>
-      <w:bookmarkEnd w:id="24"/>
+      <w:bookmarkEnd w:id="25"/>
       <w:r>
         <w:rPr>
           <w:lang w:val="pl-PL"/>
@@ -11610,14 +11400,14 @@
           <w:lang w:val="pl-PL"/>
         </w:rPr>
       </w:pPr>
-      <w:bookmarkStart w:id="25" w:name="_Toc211512705"/>
+      <w:bookmarkStart w:id="26" w:name="_Toc211512705"/>
       <w:r>
         <w:rPr>
           <w:lang w:val="pl-PL"/>
         </w:rPr>
         <w:t>Architektura wdrożeniowa</w:t>
       </w:r>
-      <w:bookmarkEnd w:id="25"/>
+      <w:bookmarkEnd w:id="26"/>
     </w:p>
     <w:p>
       <w:pPr>
@@ -11654,21 +11444,7 @@
           <w:szCs w:val="24"/>
           <w:lang w:val="pl-PL"/>
         </w:rPr>
-        <w:t>System przechowuje dane w centralnej bazie danych oraz w lokalnym repozytorium plików znajdującym się na serwerze.</w:t>
-      </w:r>
-      <w:r>
-        <w:rPr>
-          <w:szCs w:val="24"/>
-          <w:lang w:val="pl-PL"/>
-        </w:rPr>
-        <w:t xml:space="preserve"> </w:t>
-      </w:r>
-      <w:r>
-        <w:rPr>
-          <w:szCs w:val="24"/>
-          <w:lang w:val="pl-PL"/>
-        </w:rPr>
-        <w:t>Dzięki temu rozwiązaniu zachowana jest integralność danych, bezpieczeństwo oraz możliwość łatwego wykonywania kopii zapasowych.</w:t>
+        <w:t>System przechowuje dane w centralnej bazie danych oraz w lokalnym repozytorium plików znajdującym się na serwerze. Dzięki temu rozwiązaniu zachowana jest integralność danych, bezpieczeństwo oraz możliwość łatwego wykonywania kopii zapasowych.</w:t>
       </w:r>
     </w:p>
     <w:p>
@@ -11814,21 +11590,7 @@
           <w:lang w:val="pl-PL"/>
         </w:rPr>
         <w:br/>
-        <w:t>/storage/cases/{case_id}/</w:t>
-      </w:r>
-      <w:r>
-        <w:rPr>
-          <w:szCs w:val="24"/>
-          <w:lang w:val="pl-PL"/>
-        </w:rPr>
-        <w:t xml:space="preserve">. </w:t>
-      </w:r>
-      <w:r>
-        <w:rPr>
-          <w:szCs w:val="24"/>
-          <w:lang w:val="pl-PL"/>
-        </w:rPr>
-        <w:t>W bazie danych zapisywane są jedynie ścieżki do tych plików, co ogranicza obciążenie bazy danych i ułatwia zarządzanie zasobami.</w:t>
+        <w:t>/storage/cases/{case_id}/. W bazie danych zapisywane są jedynie ścieżki do tych plików, co ogranicza obciążenie bazy danych i ułatwia zarządzanie zasobami.</w:t>
       </w:r>
     </w:p>
     <w:p>
@@ -11973,7 +11735,7 @@
           <w:lang w:val="pl-PL"/>
         </w:rPr>
       </w:pPr>
-      <w:bookmarkStart w:id="26" w:name="_Toc211512706"/>
+      <w:bookmarkStart w:id="27" w:name="_Toc211512706"/>
       <w:r>
         <w:rPr>
           <w:lang w:val="pl-PL"/>
@@ -11981,7 +11743,7 @@
         <w:lastRenderedPageBreak/>
         <w:t>Podsumowanie</w:t>
       </w:r>
-      <w:bookmarkEnd w:id="26"/>
+      <w:bookmarkEnd w:id="27"/>
     </w:p>
     <w:p>
       <w:pPr>
@@ -12030,14 +11792,14 @@
           <w:lang w:val="pl-PL"/>
         </w:rPr>
       </w:pPr>
-      <w:bookmarkStart w:id="27" w:name="_Toc211512707"/>
+      <w:bookmarkStart w:id="28" w:name="_Toc211512707"/>
       <w:r>
         <w:rPr>
           <w:lang w:val="pl-PL"/>
         </w:rPr>
         <w:t>Dalszy rozwój</w:t>
       </w:r>
-      <w:bookmarkEnd w:id="27"/>
+      <w:bookmarkEnd w:id="28"/>
     </w:p>
     <w:p>
       <w:pPr>
@@ -12209,7 +11971,7 @@
           <w:lang w:val="en-US"/>
         </w:rPr>
       </w:pPr>
-      <w:bookmarkStart w:id="28" w:name="_Toc211512708"/>
+      <w:bookmarkStart w:id="29" w:name="_Toc211512708"/>
       <w:proofErr w:type="spellStart"/>
       <w:r>
         <w:rPr>
@@ -12218,7 +11980,7 @@
         <w:lastRenderedPageBreak/>
         <w:t>Biblografia</w:t>
       </w:r>
-      <w:bookmarkEnd w:id="28"/>
+      <w:bookmarkEnd w:id="29"/>
       <w:proofErr w:type="spellEnd"/>
     </w:p>
     <w:p>
@@ -12990,7 +12752,29 @@
 
 <file path=word/comments.xml><?xml version="1.0" encoding="utf-8"?>
 <w:comments xmlns:wpc="http://schemas.microsoft.com/office/word/2010/wordprocessingCanvas" xmlns:cx="http://schemas.microsoft.com/office/drawing/2014/chartex" xmlns:cx1="http://schemas.microsoft.com/office/drawing/2015/9/8/chartex" xmlns:cx2="http://schemas.microsoft.com/office/drawing/2015/10/21/chartex" xmlns:cx3="http://schemas.microsoft.com/office/drawing/2016/5/9/chartex" xmlns:cx4="http://schemas.microsoft.com/office/drawing/2016/5/10/chartex" xmlns:cx5="http://schemas.microsoft.com/office/drawing/2016/5/11/chartex" xmlns:cx6="http://schemas.microsoft.com/office/drawing/2016/5/12/chartex" xmlns:cx7="http://schemas.microsoft.com/office/drawing/2016/5/13/chartex" xmlns:cx8="http://schemas.microsoft.com/office/drawing/2016/5/14/chartex" xmlns:mc="http://schemas.openxmlformats.org/markup-compatibility/2006" xmlns:aink="http://schemas.microsoft.com/office/drawing/2016/ink" xmlns:am3d="http://schemas.microsoft.com/office/drawing/2017/model3d" xmlns:o="urn:schemas-microsoft-com:office:office" xmlns:r="http://schemas.openxmlformats.org/officeDocument/2006/relationships" xmlns:m="http://schemas.openxmlformats.org/officeDocument/2006/math" xmlns:v="urn:schemas-microsoft-com:vml" xmlns:wp14="http://schemas.microsoft.com/office/word/2010/wordprocessingDrawing" xmlns:wp="http://schemas.openxmlformats.org/drawingml/2006/wordprocessingDrawing" xmlns:w10="urn:schemas-microsoft-com:office:word" xmlns:w="http://schemas.openxmlformats.org/wordprocessingml/2006/main" xmlns:w14="http://schemas.microsoft.com/office/word/2010/wordml" xmlns:w15="http://schemas.microsoft.com/office/word/2012/wordml" xmlns:w16cex="http://schemas.microsoft.com/office/word/2018/wordml/cex" xmlns:w16cid="http://schemas.microsoft.com/office/word/2016/wordml/cid" xmlns:w16="http://schemas.microsoft.com/office/word/2018/wordml" xmlns:w16sdtdh="http://schemas.microsoft.com/office/word/2020/wordml/sdtdatahash" xmlns:w16se="http://schemas.microsoft.com/office/word/2015/wordml/symex" xmlns:wpg="http://schemas.microsoft.com/office/word/2010/wordprocessingGroup" xmlns:wpi="http://schemas.microsoft.com/office/word/2010/wordprocessingInk" xmlns:wne="http://schemas.microsoft.com/office/word/2006/wordml" xmlns:wps="http://schemas.microsoft.com/office/word/2010/wordprocessingShape" mc:Ignorable="w14 w15 w16se w16cid w16 w16cex w16sdtdh wp14">
-  <w:comment w:id="18" w:author="Anastasiia Fomina" w:date="2025-10-15T19:02:00Z" w:initials="AF">
+  <w:comment w:id="14" w:author="Anastasiia Fomina" w:date="2026-05-05T19:20:00Z" w:initials="AF">
+    <w:p>
+      <w:pPr>
+        <w:pStyle w:val="af3"/>
+        <w:rPr>
+          <w:lang w:val="pl-PL"/>
+        </w:rPr>
+      </w:pPr>
+      <w:r>
+        <w:rPr>
+          <w:rStyle w:val="af2"/>
+        </w:rPr>
+        <w:annotationRef/>
+      </w:r>
+      <w:r>
+        <w:rPr>
+          <w:lang w:val="pl-PL"/>
+        </w:rPr>
+        <w:t>Redo diagram (enums)</w:t>
+      </w:r>
+    </w:p>
+  </w:comment>
+  <w:comment w:id="19" w:author="Anastasiia Fomina" w:date="2025-10-15T19:02:00Z" w:initials="AF">
     <w:p>
       <w:pPr>
         <w:pStyle w:val="af3"/>
@@ -13017,18 +12801,21 @@
 
 <file path=word/commentsExtended.xml><?xml version="1.0" encoding="utf-8"?>
 <w15:commentsEx xmlns:wpc="http://schemas.microsoft.com/office/word/2010/wordprocessingCanvas" xmlns:cx="http://schemas.microsoft.com/office/drawing/2014/chartex" xmlns:cx1="http://schemas.microsoft.com/office/drawing/2015/9/8/chartex" xmlns:cx2="http://schemas.microsoft.com/office/drawing/2015/10/21/chartex" xmlns:cx3="http://schemas.microsoft.com/office/drawing/2016/5/9/chartex" xmlns:cx4="http://schemas.microsoft.com/office/drawing/2016/5/10/chartex" xmlns:cx5="http://schemas.microsoft.com/office/drawing/2016/5/11/chartex" xmlns:cx6="http://schemas.microsoft.com/office/drawing/2016/5/12/chartex" xmlns:cx7="http://schemas.microsoft.com/office/drawing/2016/5/13/chartex" xmlns:cx8="http://schemas.microsoft.com/office/drawing/2016/5/14/chartex" xmlns:mc="http://schemas.openxmlformats.org/markup-compatibility/2006" xmlns:aink="http://schemas.microsoft.com/office/drawing/2016/ink" xmlns:am3d="http://schemas.microsoft.com/office/drawing/2017/model3d" xmlns:o="urn:schemas-microsoft-com:office:office" xmlns:r="http://schemas.openxmlformats.org/officeDocument/2006/relationships" xmlns:m="http://schemas.openxmlformats.org/officeDocument/2006/math" xmlns:v="urn:schemas-microsoft-com:vml" xmlns:wp14="http://schemas.microsoft.com/office/word/2010/wordprocessingDrawing" xmlns:wp="http://schemas.openxmlformats.org/drawingml/2006/wordprocessingDrawing" xmlns:w10="urn:schemas-microsoft-com:office:word" xmlns:w="http://schemas.openxmlformats.org/wordprocessingml/2006/main" xmlns:w14="http://schemas.microsoft.com/office/word/2010/wordml" xmlns:w15="http://schemas.microsoft.com/office/word/2012/wordml" xmlns:w16cex="http://schemas.microsoft.com/office/word/2018/wordml/cex" xmlns:w16cid="http://schemas.microsoft.com/office/word/2016/wordml/cid" xmlns:w16="http://schemas.microsoft.com/office/word/2018/wordml" xmlns:w16sdtdh="http://schemas.microsoft.com/office/word/2020/wordml/sdtdatahash" xmlns:w16se="http://schemas.microsoft.com/office/word/2015/wordml/symex" xmlns:wpg="http://schemas.microsoft.com/office/word/2010/wordprocessingGroup" xmlns:wpi="http://schemas.microsoft.com/office/word/2010/wordprocessingInk" xmlns:wne="http://schemas.microsoft.com/office/word/2006/wordml" xmlns:wps="http://schemas.microsoft.com/office/word/2010/wordprocessingShape" mc:Ignorable="w14 w15 w16se w16cid w16 w16cex w16sdtdh wp14">
+  <w15:commentEx w15:paraId="0EB26A19" w15:done="1"/>
   <w15:commentEx w15:paraId="2318E72A" w15:done="1"/>
 </w15:commentsEx>
 </file>
 
 <file path=word/commentsExtensible.xml><?xml version="1.0" encoding="utf-8"?>
 <w16cex:commentsExtensible xmlns:wpc="http://schemas.microsoft.com/office/word/2010/wordprocessingCanvas" xmlns:cx="http://schemas.microsoft.com/office/drawing/2014/chartex" xmlns:cx1="http://schemas.microsoft.com/office/drawing/2015/9/8/chartex" xmlns:cx2="http://schemas.microsoft.com/office/drawing/2015/10/21/chartex" xmlns:cx3="http://schemas.microsoft.com/office/drawing/2016/5/9/chartex" xmlns:cx4="http://schemas.microsoft.com/office/drawing/2016/5/10/chartex" xmlns:cx5="http://schemas.microsoft.com/office/drawing/2016/5/11/chartex" xmlns:cx6="http://schemas.microsoft.com/office/drawing/2016/5/12/chartex" xmlns:cx7="http://schemas.microsoft.com/office/drawing/2016/5/13/chartex" xmlns:cx8="http://schemas.microsoft.com/office/drawing/2016/5/14/chartex" xmlns:mc="http://schemas.openxmlformats.org/markup-compatibility/2006" xmlns:aink="http://schemas.microsoft.com/office/drawing/2016/ink" xmlns:am3d="http://schemas.microsoft.com/office/drawing/2017/model3d" xmlns:o="urn:schemas-microsoft-com:office:office" xmlns:r="http://schemas.openxmlformats.org/officeDocument/2006/relationships" xmlns:m="http://schemas.openxmlformats.org/officeDocument/2006/math" xmlns:v="urn:schemas-microsoft-com:vml" xmlns:wp14="http://schemas.microsoft.com/office/word/2010/wordprocessingDrawing" xmlns:wp="http://schemas.openxmlformats.org/drawingml/2006/wordprocessingDrawing" xmlns:w10="urn:schemas-microsoft-com:office:word" xmlns:w="http://schemas.openxmlformats.org/wordprocessingml/2006/main" xmlns:w14="http://schemas.microsoft.com/office/word/2010/wordml" xmlns:w15="http://schemas.microsoft.com/office/word/2012/wordml" xmlns:w16cex="http://schemas.microsoft.com/office/word/2018/wordml/cex" xmlns:w16cid="http://schemas.microsoft.com/office/word/2016/wordml/cid" xmlns:w16="http://schemas.microsoft.com/office/word/2018/wordml" xmlns:w16sdtdh="http://schemas.microsoft.com/office/word/2020/wordml/sdtdatahash" xmlns:w16se="http://schemas.microsoft.com/office/word/2015/wordml/symex" xmlns:wpg="http://schemas.microsoft.com/office/word/2010/wordprocessingGroup" xmlns:wpi="http://schemas.microsoft.com/office/word/2010/wordprocessingInk" xmlns:wne="http://schemas.microsoft.com/office/word/2006/wordml" xmlns:wps="http://schemas.microsoft.com/office/word/2010/wordprocessingShape" mc:Ignorable="w14 w15 w16se w16cid w16 w16cex w16sdtdh wp14">
+  <w16cex:commentExtensible w16cex:durableId="2DA4C188" w16cex:dateUtc="2026-05-05T17:20:00Z"/>
   <w16cex:commentExtensible w16cex:durableId="2C9A6E2B" w16cex:dateUtc="2025-10-15T17:02:00Z"/>
 </w16cex:commentsExtensible>
 </file>
 
 <file path=word/commentsIds.xml><?xml version="1.0" encoding="utf-8"?>
 <w16cid:commentsIds xmlns:wpc="http://schemas.microsoft.com/office/word/2010/wordprocessingCanvas" xmlns:cx="http://schemas.microsoft.com/office/drawing/2014/chartex" xmlns:cx1="http://schemas.microsoft.com/office/drawing/2015/9/8/chartex" xmlns:cx2="http://schemas.microsoft.com/office/drawing/2015/10/21/chartex" xmlns:cx3="http://schemas.microsoft.com/office/drawing/2016/5/9/chartex" xmlns:cx4="http://schemas.microsoft.com/office/drawing/2016/5/10/chartex" xmlns:cx5="http://schemas.microsoft.com/office/drawing/2016/5/11/chartex" xmlns:cx6="http://schemas.microsoft.com/office/drawing/2016/5/12/chartex" xmlns:cx7="http://schemas.microsoft.com/office/drawing/2016/5/13/chartex" xmlns:cx8="http://schemas.microsoft.com/office/drawing/2016/5/14/chartex" xmlns:mc="http://schemas.openxmlformats.org/markup-compatibility/2006" xmlns:aink="http://schemas.microsoft.com/office/drawing/2016/ink" xmlns:am3d="http://schemas.microsoft.com/office/drawing/2017/model3d" xmlns:o="urn:schemas-microsoft-com:office:office" xmlns:r="http://schemas.openxmlformats.org/officeDocument/2006/relationships" xmlns:m="http://schemas.openxmlformats.org/officeDocument/2006/math" xmlns:v="urn:schemas-microsoft-com:vml" xmlns:wp14="http://schemas.microsoft.com/office/word/2010/wordprocessingDrawing" xmlns:wp="http://schemas.openxmlformats.org/drawingml/2006/wordprocessingDrawing" xmlns:w10="urn:schemas-microsoft-com:office:word" xmlns:w="http://schemas.openxmlformats.org/wordprocessingml/2006/main" xmlns:w14="http://schemas.microsoft.com/office/word/2010/wordml" xmlns:w15="http://schemas.microsoft.com/office/word/2012/wordml" xmlns:w16cex="http://schemas.microsoft.com/office/word/2018/wordml/cex" xmlns:w16cid="http://schemas.microsoft.com/office/word/2016/wordml/cid" xmlns:w16="http://schemas.microsoft.com/office/word/2018/wordml" xmlns:w16sdtdh="http://schemas.microsoft.com/office/word/2020/wordml/sdtdatahash" xmlns:w16se="http://schemas.microsoft.com/office/word/2015/wordml/symex" xmlns:wpg="http://schemas.microsoft.com/office/word/2010/wordprocessingGroup" xmlns:wpi="http://schemas.microsoft.com/office/word/2010/wordprocessingInk" xmlns:wne="http://schemas.microsoft.com/office/word/2006/wordml" xmlns:wps="http://schemas.microsoft.com/office/word/2010/wordprocessingShape" mc:Ignorable="w14 w15 w16se w16cid w16 w16cex w16sdtdh wp14">
+  <w16cid:commentId w16cid:paraId="0EB26A19" w16cid:durableId="2DA4C188"/>
   <w16cid:commentId w16cid:paraId="2318E72A" w16cid:durableId="2C9A6E2B"/>
 </w16cid:commentsIds>
 </file>
@@ -18483,15 +18270,19 @@
   <w:abstractNum w:abstractNumId="45" w15:restartNumberingAfterBreak="0">
     <w:nsid w:val="693866F9"/>
     <w:multiLevelType w:val="hybridMultilevel"/>
-    <w:tmpl w:val="3CB20C10"/>
-    <w:lvl w:ilvl="0" w:tplc="0419000F">
+    <w:tmpl w:val="318ACFC6"/>
+    <w:lvl w:ilvl="0" w:tplc="8BAA60FC">
       <w:start w:val="1"/>
       <w:numFmt w:val="decimal"/>
       <w:lvlText w:val="%1."/>
       <w:lvlJc w:val="left"/>
       <w:pPr>
-        <w:ind w:left="1440" w:hanging="360"/>
-      </w:pPr>
+        <w:ind w:left="1494" w:hanging="360"/>
+      </w:pPr>
+      <w:rPr>
+        <w:i w:val="0"/>
+        <w:iCs w:val="0"/>
+      </w:rPr>
     </w:lvl>
     <w:lvl w:ilvl="1" w:tplc="04190019" w:tentative="1">
       <w:start w:val="1"/>
@@ -19789,6 +19580,7 @@
   <w:style w:type="character" w:default="1" w:styleId="a0">
     <w:name w:val="Default Paragraph Font"/>
     <w:uiPriority w:val="1"/>
+    <w:semiHidden/>
     <w:unhideWhenUsed/>
   </w:style>
   <w:style w:type="table" w:default="1" w:styleId="a1">

--- a/Other/Dyplom.docx
+++ b/Other/Dyplom.docx
@@ -453,7 +453,16 @@
           <w:szCs w:val="24"/>
           <w:lang w:val="en-US" w:eastAsia="ru-RU"/>
         </w:rPr>
-        <w:t>07</w:t>
+        <w:t>0</w:t>
+      </w:r>
+      <w:r>
+        <w:rPr>
+          <w:rFonts w:eastAsia="Times New Roman" w:cstheme="minorHAnsi"/>
+          <w:color w:val="000000"/>
+          <w:szCs w:val="24"/>
+          <w:lang w:eastAsia="ru-RU"/>
+        </w:rPr>
+        <w:t>9</w:t>
       </w:r>
       <w:r>
         <w:rPr>
@@ -2991,6 +3000,7 @@
           <w:szCs w:val="24"/>
         </w:rPr>
       </w:pPr>
+      <w:proofErr w:type="spellStart"/>
       <w:r>
         <w:rPr>
           <w:rFonts w:cstheme="minorHAnsi"/>
@@ -2998,7 +3008,37 @@
           <w:iCs/>
           <w:szCs w:val="24"/>
         </w:rPr>
-        <w:t>Raport finansowy:</w:t>
+        <w:t>Raport</w:t>
+      </w:r>
+      <w:proofErr w:type="spellEnd"/>
+      <w:r>
+        <w:rPr>
+          <w:rFonts w:cstheme="minorHAnsi"/>
+          <w:i/>
+          <w:iCs/>
+          <w:szCs w:val="24"/>
+        </w:rPr>
+        <w:t xml:space="preserve"> </w:t>
+      </w:r>
+      <w:proofErr w:type="spellStart"/>
+      <w:r>
+        <w:rPr>
+          <w:rFonts w:cstheme="minorHAnsi"/>
+          <w:i/>
+          <w:iCs/>
+          <w:szCs w:val="24"/>
+        </w:rPr>
+        <w:t>finansowy</w:t>
+      </w:r>
+      <w:proofErr w:type="spellEnd"/>
+      <w:r>
+        <w:rPr>
+          <w:rFonts w:cstheme="minorHAnsi"/>
+          <w:i/>
+          <w:iCs/>
+          <w:szCs w:val="24"/>
+        </w:rPr>
+        <w:t>:</w:t>
       </w:r>
     </w:p>
     <w:p>
@@ -3050,6 +3090,7 @@
           <w:szCs w:val="24"/>
         </w:rPr>
       </w:pPr>
+      <w:proofErr w:type="spellStart"/>
       <w:r>
         <w:rPr>
           <w:rFonts w:cstheme="minorHAnsi"/>
@@ -3060,6 +3101,7 @@
         </w:rPr>
         <w:t>Raport</w:t>
       </w:r>
+      <w:proofErr w:type="spellEnd"/>
       <w:r>
         <w:rPr>
           <w:rFonts w:cstheme="minorHAnsi"/>
@@ -3107,6 +3149,7 @@
         </w:rPr>
         <w:t xml:space="preserve"> </w:t>
       </w:r>
+      <w:proofErr w:type="spellStart"/>
       <w:r>
         <w:rPr>
           <w:rFonts w:cstheme="minorHAnsi"/>
@@ -3117,6 +3160,7 @@
         </w:rPr>
         <w:t>spraw</w:t>
       </w:r>
+      <w:proofErr w:type="spellEnd"/>
       <w:r>
         <w:rPr>
           <w:rFonts w:cstheme="minorHAnsi"/>
@@ -3176,6 +3220,7 @@
           <w:lang w:val="en-US"/>
         </w:rPr>
       </w:pPr>
+      <w:proofErr w:type="spellStart"/>
       <w:r>
         <w:rPr>
           <w:rFonts w:cstheme="minorHAnsi"/>
@@ -3184,7 +3229,62 @@
           <w:szCs w:val="24"/>
           <w:lang w:val="en-US"/>
         </w:rPr>
-        <w:t>Raport postępowań sądowych:</w:t>
+        <w:t>Raport</w:t>
+      </w:r>
+      <w:proofErr w:type="spellEnd"/>
+      <w:r>
+        <w:rPr>
+          <w:rFonts w:cstheme="minorHAnsi"/>
+          <w:i/>
+          <w:iCs/>
+          <w:szCs w:val="24"/>
+          <w:lang w:val="en-US"/>
+        </w:rPr>
+        <w:t xml:space="preserve"> </w:t>
+      </w:r>
+      <w:proofErr w:type="spellStart"/>
+      <w:r>
+        <w:rPr>
+          <w:rFonts w:cstheme="minorHAnsi"/>
+          <w:i/>
+          <w:iCs/>
+          <w:szCs w:val="24"/>
+          <w:lang w:val="en-US"/>
+        </w:rPr>
+        <w:t>postępowań</w:t>
+      </w:r>
+      <w:proofErr w:type="spellEnd"/>
+      <w:r>
+        <w:rPr>
+          <w:rFonts w:cstheme="minorHAnsi"/>
+          <w:i/>
+          <w:iCs/>
+          <w:szCs w:val="24"/>
+          <w:lang w:val="en-US"/>
+        </w:rPr>
+        <w:t xml:space="preserve"> </w:t>
+      </w:r>
+      <w:proofErr w:type="spellStart"/>
+      <w:r>
+        <w:rPr>
+          <w:rFonts w:cstheme="minorHAnsi"/>
+          <w:i/>
+          <w:iCs/>
+          <w:szCs w:val="24"/>
+          <w:lang w:val="en-US"/>
+        </w:rPr>
+        <w:t>sądowych</w:t>
+      </w:r>
+      <w:proofErr w:type="spellEnd"/>
+      <w:r>
+        <w:rPr>
+          <w:rFonts w:cstheme="minorHAnsi"/>
+          <w:i/>
+          <w:iCs/>
+          <w:szCs w:val="24"/>
+          <w:lang w:val="en-US"/>
+        </w:rPr>
+        <w:t>:</w:t>
       </w:r>
     </w:p>
     <w:p>
@@ -3261,6 +3361,7 @@
           <w:lang w:val="en-US"/>
         </w:rPr>
       </w:pPr>
+      <w:proofErr w:type="spellStart"/>
       <w:r>
         <w:rPr>
           <w:rFonts w:cstheme="minorHAnsi"/>
@@ -3270,7 +3371,40 @@
           <w:lang w:val="en-US"/>
         </w:rPr>
         <w:lastRenderedPageBreak/>
-        <w:t>Efektywność pracowników:</w:t>
+        <w:t>Efektywność</w:t>
+      </w:r>
+      <w:proofErr w:type="spellEnd"/>
+      <w:r>
+        <w:rPr>
+          <w:rFonts w:cstheme="minorHAnsi"/>
+          <w:i/>
+          <w:iCs/>
+          <w:szCs w:val="24"/>
+          <w:lang w:val="en-US"/>
+        </w:rPr>
+        <w:t xml:space="preserve"> </w:t>
+      </w:r>
+      <w:proofErr w:type="spellStart"/>
+      <w:r>
+        <w:rPr>
+          <w:rFonts w:cstheme="minorHAnsi"/>
+          <w:i/>
+          <w:iCs/>
+          <w:szCs w:val="24"/>
+          <w:lang w:val="en-US"/>
+        </w:rPr>
+        <w:t>pracowników</w:t>
+      </w:r>
+      <w:proofErr w:type="spellEnd"/>
+      <w:r>
+        <w:rPr>
+          <w:rFonts w:cstheme="minorHAnsi"/>
+          <w:i/>
+          <w:iCs/>
+          <w:szCs w:val="24"/>
+          <w:lang w:val="en-US"/>
+        </w:rPr>
+        <w:t>:</w:t>
       </w:r>
     </w:p>
     <w:p>
@@ -3318,6 +3452,7 @@
           <w:lang w:val="en-US"/>
         </w:rPr>
       </w:pPr>
+      <w:proofErr w:type="spellStart"/>
       <w:r>
         <w:rPr>
           <w:rFonts w:cstheme="minorHAnsi"/>
@@ -3326,7 +3461,62 @@
           <w:szCs w:val="24"/>
           <w:lang w:val="en-US"/>
         </w:rPr>
-        <w:t>Zestawienie miesięczne księgowości:</w:t>
+        <w:t>Zestawienie</w:t>
+      </w:r>
+      <w:proofErr w:type="spellEnd"/>
+      <w:r>
+        <w:rPr>
+          <w:rFonts w:cstheme="minorHAnsi"/>
+          <w:i/>
+          <w:iCs/>
+          <w:szCs w:val="24"/>
+          <w:lang w:val="en-US"/>
+        </w:rPr>
+        <w:t xml:space="preserve"> </w:t>
+      </w:r>
+      <w:proofErr w:type="spellStart"/>
+      <w:r>
+        <w:rPr>
+          <w:rFonts w:cstheme="minorHAnsi"/>
+          <w:i/>
+          <w:iCs/>
+          <w:szCs w:val="24"/>
+          <w:lang w:val="en-US"/>
+        </w:rPr>
+        <w:t>miesięczne</w:t>
+      </w:r>
+      <w:proofErr w:type="spellEnd"/>
+      <w:r>
+        <w:rPr>
+          <w:rFonts w:cstheme="minorHAnsi"/>
+          <w:i/>
+          <w:iCs/>
+          <w:szCs w:val="24"/>
+          <w:lang w:val="en-US"/>
+        </w:rPr>
+        <w:t xml:space="preserve"> </w:t>
+      </w:r>
+      <w:proofErr w:type="spellStart"/>
+      <w:r>
+        <w:rPr>
+          <w:rFonts w:cstheme="minorHAnsi"/>
+          <w:i/>
+          <w:iCs/>
+          <w:szCs w:val="24"/>
+          <w:lang w:val="en-US"/>
+        </w:rPr>
+        <w:t>księgowości</w:t>
+      </w:r>
+      <w:proofErr w:type="spellEnd"/>
+      <w:r>
+        <w:rPr>
+          <w:rFonts w:cstheme="minorHAnsi"/>
+          <w:i/>
+          <w:iCs/>
+          <w:szCs w:val="24"/>
+          <w:lang w:val="en-US"/>
+        </w:rPr>
+        <w:t>:</w:t>
       </w:r>
     </w:p>
     <w:p>
@@ -3372,6 +3562,7 @@
           <w:lang w:val="en-US"/>
         </w:rPr>
       </w:pPr>
+      <w:proofErr w:type="spellStart"/>
       <w:r>
         <w:rPr>
           <w:rFonts w:cstheme="minorHAnsi"/>
@@ -3380,7 +3571,40 @@
           <w:szCs w:val="24"/>
           <w:lang w:val="en-US"/>
         </w:rPr>
-        <w:t>Implementacja systemu:</w:t>
+        <w:t>Implementacja</w:t>
+      </w:r>
+      <w:proofErr w:type="spellEnd"/>
+      <w:r>
+        <w:rPr>
+          <w:rFonts w:cstheme="minorHAnsi"/>
+          <w:b/>
+          <w:bCs/>
+          <w:szCs w:val="24"/>
+          <w:lang w:val="en-US"/>
+        </w:rPr>
+        <w:t xml:space="preserve"> </w:t>
+      </w:r>
+      <w:proofErr w:type="spellStart"/>
+      <w:r>
+        <w:rPr>
+          <w:rFonts w:cstheme="minorHAnsi"/>
+          <w:b/>
+          <w:bCs/>
+          <w:szCs w:val="24"/>
+          <w:lang w:val="en-US"/>
+        </w:rPr>
+        <w:t>systemu</w:t>
+      </w:r>
+      <w:proofErr w:type="spellEnd"/>
+      <w:r>
+        <w:rPr>
+          <w:rFonts w:cstheme="minorHAnsi"/>
+          <w:b/>
+          <w:bCs/>
+          <w:szCs w:val="24"/>
+          <w:lang w:val="en-US"/>
+        </w:rPr>
+        <w:t>:</w:t>
       </w:r>
     </w:p>
     <w:p>
@@ -3406,13 +3630,113 @@
         </w:rPr>
         <w:t xml:space="preserve">Budowa aplikacji w architekturze wielowarstwowej (Multilayer Architecture) z wyraźnym podziałem na backend (Spring Boot, Java) zapewniający skalowalność, transakcyjność i bezpieczeństwo danych, oraz frontend (React, JavaScript) realizujący responsywny interfejs użytkownika. </w:t>
       </w:r>
+      <w:proofErr w:type="spellStart"/>
       <w:r>
         <w:rPr>
           <w:rFonts w:cstheme="minorHAnsi"/>
           <w:szCs w:val="24"/>
           <w:lang w:val="en-US"/>
         </w:rPr>
-        <w:t>Jako system zarządzania relacyjną bazą danych wykorzystano PostgreSQL.</w:t>
+        <w:t>Jako</w:t>
+      </w:r>
+      <w:proofErr w:type="spellEnd"/>
+      <w:r>
+        <w:rPr>
+          <w:rFonts w:cstheme="minorHAnsi"/>
+          <w:szCs w:val="24"/>
+          <w:lang w:val="en-US"/>
+        </w:rPr>
+        <w:t xml:space="preserve"> system </w:t>
+      </w:r>
+      <w:proofErr w:type="spellStart"/>
+      <w:r>
+        <w:rPr>
+          <w:rFonts w:cstheme="minorHAnsi"/>
+          <w:szCs w:val="24"/>
+          <w:lang w:val="en-US"/>
+        </w:rPr>
+        <w:t>zarządzania</w:t>
+      </w:r>
+      <w:proofErr w:type="spellEnd"/>
+      <w:r>
+        <w:rPr>
+          <w:rFonts w:cstheme="minorHAnsi"/>
+          <w:szCs w:val="24"/>
+          <w:lang w:val="en-US"/>
+        </w:rPr>
+        <w:t xml:space="preserve"> </w:t>
+      </w:r>
+      <w:proofErr w:type="spellStart"/>
+      <w:r>
+        <w:rPr>
+          <w:rFonts w:cstheme="minorHAnsi"/>
+          <w:szCs w:val="24"/>
+          <w:lang w:val="en-US"/>
+        </w:rPr>
+        <w:t>relacyjną</w:t>
+      </w:r>
+      <w:proofErr w:type="spellEnd"/>
+      <w:r>
+        <w:rPr>
+          <w:rFonts w:cstheme="minorHAnsi"/>
+          <w:szCs w:val="24"/>
+          <w:lang w:val="en-US"/>
+        </w:rPr>
+        <w:t xml:space="preserve"> </w:t>
+      </w:r>
+      <w:proofErr w:type="spellStart"/>
+      <w:r>
+        <w:rPr>
+          <w:rFonts w:cstheme="minorHAnsi"/>
+          <w:szCs w:val="24"/>
+          <w:lang w:val="en-US"/>
+        </w:rPr>
+        <w:t>bazą</w:t>
+      </w:r>
+      <w:proofErr w:type="spellEnd"/>
+      <w:r>
+        <w:rPr>
+          <w:rFonts w:cstheme="minorHAnsi"/>
+          <w:szCs w:val="24"/>
+          <w:lang w:val="en-US"/>
+        </w:rPr>
+        <w:t xml:space="preserve"> </w:t>
+      </w:r>
+      <w:proofErr w:type="spellStart"/>
+      <w:r>
+        <w:rPr>
+          <w:rFonts w:cstheme="minorHAnsi"/>
+          <w:szCs w:val="24"/>
+          <w:lang w:val="en-US"/>
+        </w:rPr>
+        <w:t>danych</w:t>
+      </w:r>
+      <w:proofErr w:type="spellEnd"/>
+      <w:r>
+        <w:rPr>
+          <w:rFonts w:cstheme="minorHAnsi"/>
+          <w:szCs w:val="24"/>
+          <w:lang w:val="en-US"/>
+        </w:rPr>
+        <w:t xml:space="preserve"> </w:t>
+      </w:r>
+      <w:proofErr w:type="spellStart"/>
+      <w:r>
+        <w:rPr>
+          <w:rFonts w:cstheme="minorHAnsi"/>
+          <w:szCs w:val="24"/>
+          <w:lang w:val="en-US"/>
+        </w:rPr>
+        <w:t>wykorzystano</w:t>
+      </w:r>
+      <w:proofErr w:type="spellEnd"/>
+      <w:r>
+        <w:rPr>
+          <w:rFonts w:cstheme="minorHAnsi"/>
+          <w:szCs w:val="24"/>
+          <w:lang w:val="en-US"/>
+        </w:rPr>
+        <w:t xml:space="preserve"> PostgreSQL.</w:t>
       </w:r>
     </w:p>
     <w:p>
@@ -3923,6 +4247,7 @@
           <w:szCs w:val="24"/>
         </w:rPr>
       </w:pPr>
+      <w:proofErr w:type="spellStart"/>
       <w:r>
         <w:rPr>
           <w:rFonts w:cstheme="minorHAnsi"/>
@@ -3930,7 +4255,17 @@
           <w:bCs/>
           <w:szCs w:val="24"/>
         </w:rPr>
-        <w:t>Wydarzenia:</w:t>
+        <w:t>Wydarzenia</w:t>
+      </w:r>
+      <w:proofErr w:type="spellEnd"/>
+      <w:r>
+        <w:rPr>
+          <w:rFonts w:cstheme="minorHAnsi"/>
+          <w:b/>
+          <w:bCs/>
+          <w:szCs w:val="24"/>
+        </w:rPr>
+        <w:t>:</w:t>
       </w:r>
     </w:p>
     <w:p>
@@ -3990,6 +4325,7 @@
           <w:szCs w:val="24"/>
         </w:rPr>
       </w:pPr>
+      <w:proofErr w:type="spellStart"/>
       <w:r>
         <w:rPr>
           <w:rFonts w:cstheme="minorHAnsi"/>
@@ -3997,7 +4333,17 @@
           <w:bCs/>
           <w:szCs w:val="24"/>
         </w:rPr>
-        <w:t>Dokumenty:</w:t>
+        <w:t>Dokumenty</w:t>
+      </w:r>
+      <w:proofErr w:type="spellEnd"/>
+      <w:r>
+        <w:rPr>
+          <w:rFonts w:cstheme="minorHAnsi"/>
+          <w:b/>
+          <w:bCs/>
+          <w:szCs w:val="24"/>
+        </w:rPr>
+        <w:t>:</w:t>
       </w:r>
     </w:p>
     <w:p>
@@ -4292,7 +4638,27 @@
         <w:rPr>
           <w:lang w:val="pl-PL"/>
         </w:rPr>
-        <w:t xml:space="preserve"> Podsystem przeznaczony do składowania spraw sfinalizowanych. Dostęp do odczytu danych archiwalnych oraz agregacji statystyk z nich płynących jest ograniczony programowo i dedykowany dla ról Księgowego oraz Administratora.</w:t>
+        <w:t xml:space="preserve"> Podsystem przeznaczony do składowania spraw sfinalizowanych. Dostęp do odczytu danych archiwalnych oraz agregacji statystyk z nich płynących jest ograniczony programowo i dedykowany dla ról Księgowego oraz </w:t>
+      </w:r>
+      <w:commentRangeStart w:id="5"/>
+      <w:r>
+        <w:rPr>
+          <w:lang w:val="pl-PL"/>
+        </w:rPr>
+        <w:t>Administratora</w:t>
+      </w:r>
+      <w:commentRangeEnd w:id="5"/>
+      <w:r>
+        <w:rPr>
+          <w:rStyle w:val="af2"/>
+        </w:rPr>
+        <w:commentReference w:id="5"/>
+      </w:r>
+      <w:r>
+        <w:rPr>
+          <w:lang w:val="pl-PL"/>
+        </w:rPr>
+        <w:t>.</w:t>
       </w:r>
       <w:r>
         <w:rPr>
@@ -4356,7 +4722,27 @@
         <w:rPr>
           <w:lang w:val="pl-PL"/>
         </w:rPr>
-        <w:t>W bazie danych PostgreSQL zapisywane są wyłącznie unikalne identyfikatory oraz ścieżki dostępowe do tych zasobów.</w:t>
+        <w:t xml:space="preserve">W bazie danych PostgreSQL zapisywane są wyłącznie unikalne identyfikatory oraz ścieżki dostępowe do tych </w:t>
+      </w:r>
+      <w:commentRangeStart w:id="6"/>
+      <w:r>
+        <w:rPr>
+          <w:lang w:val="pl-PL"/>
+        </w:rPr>
+        <w:t>zasobów</w:t>
+      </w:r>
+      <w:commentRangeEnd w:id="6"/>
+      <w:r>
+        <w:rPr>
+          <w:rStyle w:val="af2"/>
+        </w:rPr>
+        <w:commentReference w:id="6"/>
+      </w:r>
+      <w:r>
+        <w:rPr>
+          <w:lang w:val="pl-PL"/>
+        </w:rPr>
+        <w:t>.</w:t>
       </w:r>
       <w:r>
         <w:rPr>
@@ -4417,17 +4803,39 @@
           <w:szCs w:val="24"/>
           <w:lang w:val="pl-PL"/>
         </w:rPr>
-        <w:t>) i mogą być pobierane na lokalne urządzenie użytkownika.</w:t>
-      </w:r>
-    </w:p>
-    <w:p>
-      <w:pPr>
-        <w:spacing w:line="360" w:lineRule="auto"/>
-        <w:jc w:val="both"/>
-        <w:rPr>
-          <w:rFonts w:cstheme="minorHAnsi"/>
-          <w:szCs w:val="24"/>
-          <w:lang w:val="pl-PL"/>
+        <w:t xml:space="preserve">) i mogą być pobierane na lokalne urządzenie </w:t>
+      </w:r>
+      <w:commentRangeStart w:id="7"/>
+      <w:r>
+        <w:rPr>
+          <w:szCs w:val="24"/>
+          <w:lang w:val="pl-PL"/>
+        </w:rPr>
+        <w:t>użytkownika</w:t>
+      </w:r>
+      <w:commentRangeEnd w:id="7"/>
+      <w:r>
+        <w:rPr>
+          <w:rStyle w:val="af2"/>
+        </w:rPr>
+        <w:commentReference w:id="7"/>
+      </w:r>
+      <w:r>
+        <w:rPr>
+          <w:szCs w:val="24"/>
+          <w:lang w:val="pl-PL"/>
+        </w:rPr>
+        <w:t>.</w:t>
+      </w:r>
+    </w:p>
+    <w:p>
+      <w:pPr>
+        <w:spacing w:line="360" w:lineRule="auto"/>
+        <w:jc w:val="both"/>
+        <w:rPr>
+          <w:rFonts w:cstheme="minorHAnsi"/>
+          <w:szCs w:val="24"/>
+          <w:lang w:val="en-US"/>
         </w:rPr>
       </w:pPr>
     </w:p>
@@ -4483,7 +4891,7 @@
           <w:lang w:val="pl-PL"/>
         </w:rPr>
       </w:pPr>
-      <w:bookmarkStart w:id="5" w:name="_Toc211512689"/>
+      <w:bookmarkStart w:id="8" w:name="_Toc211512689"/>
       <w:r>
         <w:rPr>
           <w:lang w:val="pl-PL"/>
@@ -4491,7 +4899,7 @@
         <w:lastRenderedPageBreak/>
         <w:t>Analiza konkurencji</w:t>
       </w:r>
-      <w:bookmarkEnd w:id="5"/>
+      <w:bookmarkEnd w:id="8"/>
     </w:p>
     <w:p>
       <w:pPr>
@@ -4536,7 +4944,7 @@
         </w:rPr>
         <w:t xml:space="preserve"> czy </w:t>
       </w:r>
-      <w:bookmarkStart w:id="6" w:name="_Hlk188286730"/>
+      <w:bookmarkStart w:id="9" w:name="_Hlk188286730"/>
       <w:r>
         <w:rPr>
           <w:rFonts w:cstheme="minorHAnsi"/>
@@ -4545,7 +4953,7 @@
         </w:rPr>
         <w:t>PracticePanther</w:t>
       </w:r>
-      <w:bookmarkEnd w:id="6"/>
+      <w:bookmarkEnd w:id="9"/>
       <w:r>
         <w:rPr>
           <w:rFonts w:cstheme="minorHAnsi"/>
@@ -4605,7 +5013,7 @@
                     <pic:cNvPicPr/>
                   </pic:nvPicPr>
                   <pic:blipFill>
-                    <a:blip r:embed="rId9"/>
+                    <a:blip r:embed="rId13"/>
                     <a:stretch>
                       <a:fillRect/>
                     </a:stretch>
@@ -4769,7 +5177,7 @@
           <w:lang w:val="pl-PL"/>
         </w:rPr>
       </w:pPr>
-      <w:bookmarkStart w:id="7" w:name="_Toc211512690"/>
+      <w:bookmarkStart w:id="10" w:name="_Toc211512690"/>
       <w:r>
         <w:rPr>
           <w:lang w:val="pl-PL"/>
@@ -4789,7 +5197,7 @@
         </w:rPr>
         <w:t>funkcjonalne</w:t>
       </w:r>
-      <w:bookmarkEnd w:id="7"/>
+      <w:bookmarkEnd w:id="10"/>
     </w:p>
     <w:p>
       <w:pPr>
@@ -4808,7 +5216,7 @@
         </w:rPr>
         <w:t xml:space="preserve">1. </w:t>
       </w:r>
-      <w:bookmarkStart w:id="8" w:name="_Hlk195183450"/>
+      <w:bookmarkStart w:id="11" w:name="_Hlk195183450"/>
       <w:r>
         <w:rPr>
           <w:i/>
@@ -4817,7 +5225,7 @@
         </w:rPr>
         <w:t>Administrator</w:t>
       </w:r>
-      <w:bookmarkEnd w:id="8"/>
+      <w:bookmarkEnd w:id="11"/>
     </w:p>
     <w:p>
       <w:pPr>
@@ -4900,7 +5308,7 @@
           <w:bCs w:val="0"/>
           <w:lang w:val="pl-PL"/>
         </w:rPr>
-        <w:t xml:space="preserve">Autoryzacja przeniesienia sfinalizowanych spraw do trwałego archiwum. </w:t>
+        <w:t xml:space="preserve">Autoryzacja przeniesienia sfinalizowanych spraw do archiwum. </w:t>
       </w:r>
     </w:p>
     <w:p>
@@ -4928,7 +5336,7 @@
           <w:bCs w:val="0"/>
           <w:lang w:val="pl-PL"/>
         </w:rPr>
-        <w:t>Tworzenie, edycja</w:t>
+        <w:t>Tworzenie użytkowników oraz przypisywanie im ról systemowych</w:t>
       </w:r>
       <w:r>
         <w:rPr>
@@ -4938,26 +5346,6 @@
           <w:bCs w:val="0"/>
           <w:lang w:val="pl-PL"/>
         </w:rPr>
-        <w:t xml:space="preserve"> </w:t>
-      </w:r>
-      <w:r>
-        <w:rPr>
-          <w:rStyle w:val="a7"/>
-          <w:rFonts w:cstheme="minorHAnsi"/>
-          <w:b w:val="0"/>
-          <w:bCs w:val="0"/>
-          <w:lang w:val="pl-PL"/>
-        </w:rPr>
-        <w:t>kont użytkowników oraz przypisywanie im ról systemowych</w:t>
-      </w:r>
-      <w:r>
-        <w:rPr>
-          <w:rStyle w:val="a7"/>
-          <w:rFonts w:cstheme="minorHAnsi"/>
-          <w:b w:val="0"/>
-          <w:bCs w:val="0"/>
-          <w:lang w:val="pl-PL"/>
-        </w:rPr>
         <w:t>.</w:t>
       </w:r>
     </w:p>
@@ -4976,7 +5364,23 @@
           <w:iCs/>
           <w:lang w:val="pl-PL"/>
         </w:rPr>
-        <w:t>2. Pracownik kancelarii</w:t>
+        <w:t xml:space="preserve">2. Pracownik </w:t>
+      </w:r>
+      <w:commentRangeStart w:id="12"/>
+      <w:r>
+        <w:rPr>
+          <w:i/>
+          <w:iCs/>
+          <w:lang w:val="pl-PL"/>
+        </w:rPr>
+        <w:t>kancelarii</w:t>
+      </w:r>
+      <w:commentRangeEnd w:id="12"/>
+      <w:r>
+        <w:rPr>
+          <w:rStyle w:val="af2"/>
+        </w:rPr>
+        <w:commentReference w:id="12"/>
       </w:r>
     </w:p>
     <w:p>
@@ -5493,7 +5897,55 @@
           <w:rFonts w:asciiTheme="minorHAnsi" w:hAnsiTheme="minorHAnsi" w:cstheme="minorHAnsi"/>
           <w:lang w:val="en-US"/>
         </w:rPr>
-        <w:t>Repeated violation (Powtórne naruszenie regulaminu)</w:t>
+        <w:t>Repeated violation (</w:t>
+      </w:r>
+      <w:proofErr w:type="spellStart"/>
+      <w:r>
+        <w:rPr>
+          <w:rFonts w:asciiTheme="minorHAnsi" w:hAnsiTheme="minorHAnsi" w:cstheme="minorHAnsi"/>
+          <w:lang w:val="en-US"/>
+        </w:rPr>
+        <w:t>Powtórne</w:t>
+      </w:r>
+      <w:proofErr w:type="spellEnd"/>
+      <w:r>
+        <w:rPr>
+          <w:rFonts w:asciiTheme="minorHAnsi" w:hAnsiTheme="minorHAnsi" w:cstheme="minorHAnsi"/>
+          <w:lang w:val="en-US"/>
+        </w:rPr>
+        <w:t xml:space="preserve"> </w:t>
+      </w:r>
+      <w:proofErr w:type="spellStart"/>
+      <w:r>
+        <w:rPr>
+          <w:rFonts w:asciiTheme="minorHAnsi" w:hAnsiTheme="minorHAnsi" w:cstheme="minorHAnsi"/>
+          <w:lang w:val="en-US"/>
+        </w:rPr>
+        <w:t>naruszenie</w:t>
+      </w:r>
+      <w:proofErr w:type="spellEnd"/>
+      <w:r>
+        <w:rPr>
+          <w:rFonts w:asciiTheme="minorHAnsi" w:hAnsiTheme="minorHAnsi" w:cstheme="minorHAnsi"/>
+          <w:lang w:val="en-US"/>
+        </w:rPr>
+        <w:t xml:space="preserve"> </w:t>
+      </w:r>
+      <w:proofErr w:type="spellStart"/>
+      <w:r>
+        <w:rPr>
+          <w:rFonts w:asciiTheme="minorHAnsi" w:hAnsiTheme="minorHAnsi" w:cstheme="minorHAnsi"/>
+          <w:lang w:val="en-US"/>
+        </w:rPr>
+        <w:t>regulaminu</w:t>
+      </w:r>
+      <w:proofErr w:type="spellEnd"/>
+      <w:r>
+        <w:rPr>
+          <w:rFonts w:asciiTheme="minorHAnsi" w:hAnsiTheme="minorHAnsi" w:cstheme="minorHAnsi"/>
+          <w:lang w:val="en-US"/>
+        </w:rPr>
+        <w:t>)</w:t>
       </w:r>
     </w:p>
     <w:p>
@@ -5577,8 +6029,18 @@
           <w:iCs/>
           <w:lang w:val="en-US"/>
         </w:rPr>
-        <w:t>3. Księgowy</w:t>
-      </w:r>
+        <w:t xml:space="preserve">3. </w:t>
+      </w:r>
+      <w:proofErr w:type="spellStart"/>
+      <w:r>
+        <w:rPr>
+          <w:i/>
+          <w:iCs/>
+          <w:lang w:val="en-US"/>
+        </w:rPr>
+        <w:t>Księgowy</w:t>
+      </w:r>
+      <w:proofErr w:type="spellEnd"/>
     </w:p>
     <w:p>
       <w:pPr>
@@ -5589,14 +6051,52 @@
           <w:lang w:val="en-US"/>
         </w:rPr>
       </w:pPr>
+      <w:proofErr w:type="spellStart"/>
       <w:r>
         <w:rPr>
           <w:b/>
           <w:bCs/>
           <w:lang w:val="en-US"/>
         </w:rPr>
-        <w:t>Tworzenie raportów finansowych</w:t>
-      </w:r>
+        <w:t>Tworzenie</w:t>
+      </w:r>
+      <w:proofErr w:type="spellEnd"/>
+      <w:r>
+        <w:rPr>
+          <w:b/>
+          <w:bCs/>
+          <w:lang w:val="en-US"/>
+        </w:rPr>
+        <w:t xml:space="preserve"> </w:t>
+      </w:r>
+      <w:proofErr w:type="spellStart"/>
+      <w:r>
+        <w:rPr>
+          <w:b/>
+          <w:bCs/>
+          <w:lang w:val="en-US"/>
+        </w:rPr>
+        <w:t>raportów</w:t>
+      </w:r>
+      <w:proofErr w:type="spellEnd"/>
+      <w:r>
+        <w:rPr>
+          <w:b/>
+          <w:bCs/>
+          <w:lang w:val="en-US"/>
+        </w:rPr>
+        <w:t xml:space="preserve"> </w:t>
+      </w:r>
+      <w:proofErr w:type="spellStart"/>
+      <w:r>
+        <w:rPr>
+          <w:b/>
+          <w:bCs/>
+          <w:lang w:val="en-US"/>
+        </w:rPr>
+        <w:t>finansowych</w:t>
+      </w:r>
+      <w:proofErr w:type="spellEnd"/>
     </w:p>
     <w:p>
       <w:pPr>
@@ -5811,7 +6311,35 @@
         <w:rPr>
           <w:lang w:val="pl-PL"/>
         </w:rPr>
-        <w:t>Księgowy może opcjonalnie wygenerować wizualizację danych raportu w formie wykresów.</w:t>
+        <w:t xml:space="preserve">Księgowy może opcjonalnie wygenerować wizualizację danych raportu w formie </w:t>
+      </w:r>
+      <w:commentRangeStart w:id="13"/>
+      <w:commentRangeStart w:id="14"/>
+      <w:r>
+        <w:rPr>
+          <w:lang w:val="pl-PL"/>
+        </w:rPr>
+        <w:t>wykresów</w:t>
+      </w:r>
+      <w:commentRangeEnd w:id="13"/>
+      <w:r>
+        <w:rPr>
+          <w:rStyle w:val="af2"/>
+        </w:rPr>
+        <w:commentReference w:id="13"/>
+      </w:r>
+      <w:commentRangeEnd w:id="14"/>
+      <w:r>
+        <w:rPr>
+          <w:rStyle w:val="af2"/>
+        </w:rPr>
+        <w:commentReference w:id="14"/>
+      </w:r>
+      <w:r>
+        <w:rPr>
+          <w:lang w:val="pl-PL"/>
+        </w:rPr>
+        <w:t>.</w:t>
       </w:r>
     </w:p>
     <w:p>
@@ -5891,7 +6419,27 @@
         <w:rPr>
           <w:lang w:val="pl-PL"/>
         </w:rPr>
-        <w:t>Interfejs systemu jest intuicyjny i przystosowany do szybkiego wykonywania zadań bez potrzeby zaawansowanego szkolenia.</w:t>
+        <w:t xml:space="preserve">Interfejs systemu jest intuicyjny i przystosowany do szybkiego wykonywania zadań bez potrzeby zaawansowanego </w:t>
+      </w:r>
+      <w:commentRangeStart w:id="15"/>
+      <w:r>
+        <w:rPr>
+          <w:lang w:val="pl-PL"/>
+        </w:rPr>
+        <w:t>szkolenia</w:t>
+      </w:r>
+      <w:commentRangeEnd w:id="15"/>
+      <w:r>
+        <w:rPr>
+          <w:rStyle w:val="af2"/>
+        </w:rPr>
+        <w:commentReference w:id="15"/>
+      </w:r>
+      <w:r>
+        <w:rPr>
+          <w:lang w:val="pl-PL"/>
+        </w:rPr>
+        <w:t>.</w:t>
       </w:r>
     </w:p>
     <w:p>
@@ -6007,12 +6555,22 @@
         <w:spacing w:line="360" w:lineRule="auto"/>
         <w:jc w:val="both"/>
       </w:pPr>
-      <w:bookmarkStart w:id="9" w:name="_Toc211512691"/>
+      <w:bookmarkStart w:id="16" w:name="_Toc211512691"/>
+      <w:proofErr w:type="spellStart"/>
       <w:r>
         <w:lastRenderedPageBreak/>
-        <w:t>Wymagania niefunkcjonalne</w:t>
-      </w:r>
-      <w:bookmarkEnd w:id="9"/>
+        <w:t>Wymagania</w:t>
+      </w:r>
+      <w:proofErr w:type="spellEnd"/>
+      <w:r>
+        <w:t xml:space="preserve"> </w:t>
+      </w:r>
+      <w:proofErr w:type="spellStart"/>
+      <w:r>
+        <w:t>niefunkcjonalne</w:t>
+      </w:r>
+      <w:bookmarkEnd w:id="16"/>
+      <w:proofErr w:type="spellEnd"/>
     </w:p>
     <w:p>
       <w:pPr>
@@ -6284,7 +6842,7 @@
           <w:lang w:val="pl-PL"/>
         </w:rPr>
       </w:pPr>
-      <w:bookmarkStart w:id="10" w:name="_Toc211512692"/>
+      <w:bookmarkStart w:id="17" w:name="_Toc211512692"/>
       <w:r>
         <w:rPr>
           <w:lang w:val="pl-PL"/>
@@ -6292,15 +6850,15 @@
         <w:lastRenderedPageBreak/>
         <w:t xml:space="preserve">Aktorzy i </w:t>
       </w:r>
-      <w:bookmarkStart w:id="11" w:name="_Hlk188293377"/>
+      <w:bookmarkStart w:id="18" w:name="_Hlk188293377"/>
       <w:r>
         <w:rPr>
           <w:lang w:val="pl-PL"/>
         </w:rPr>
         <w:t>diagram przypadków użycia</w:t>
       </w:r>
-      <w:bookmarkEnd w:id="10"/>
-      <w:bookmarkEnd w:id="11"/>
+      <w:bookmarkEnd w:id="17"/>
+      <w:bookmarkEnd w:id="18"/>
     </w:p>
     <w:p>
       <w:pPr>
@@ -6327,7 +6885,7 @@
                     <pic:cNvPicPr/>
                   </pic:nvPicPr>
                   <pic:blipFill rotWithShape="1">
-                    <a:blip r:embed="rId10">
+                    <a:blip r:embed="rId14">
                       <a:extLst>
                         <a:ext uri="{28A0092B-C50C-407E-A947-70E740481C1C}">
                           <a14:useLocalDpi xmlns:a14="http://schemas.microsoft.com/office/drawing/2010/main" val="0"/>
@@ -6369,8 +6927,13 @@
           <w:lang w:val="pl-PL"/>
         </w:rPr>
       </w:pPr>
-      <w:r>
-        <w:t xml:space="preserve">Rysunek </w:t>
+      <w:proofErr w:type="spellStart"/>
+      <w:r>
+        <w:t>Rysunek</w:t>
+      </w:r>
+      <w:proofErr w:type="spellEnd"/>
+      <w:r>
+        <w:t xml:space="preserve"> </w:t>
       </w:r>
       <w:fldSimple w:instr=" SEQ Rysunek \* ARABIC ">
         <w:r>
@@ -6418,7 +6981,7 @@
                     <pic:cNvPicPr/>
                   </pic:nvPicPr>
                   <pic:blipFill rotWithShape="1">
-                    <a:blip r:embed="rId11">
+                    <a:blip r:embed="rId15">
                       <a:extLst>
                         <a:ext uri="{28A0092B-C50C-407E-A947-70E740481C1C}">
                           <a14:useLocalDpi xmlns:a14="http://schemas.microsoft.com/office/drawing/2010/main" val="0"/>
@@ -6460,8 +7023,13 @@
           <w:lang w:val="pl-PL"/>
         </w:rPr>
       </w:pPr>
-      <w:r>
-        <w:t xml:space="preserve">Rysunek </w:t>
+      <w:proofErr w:type="spellStart"/>
+      <w:r>
+        <w:t>Rysunek</w:t>
+      </w:r>
+      <w:proofErr w:type="spellEnd"/>
+      <w:r>
+        <w:t xml:space="preserve"> </w:t>
       </w:r>
       <w:fldSimple w:instr=" SEQ Rysunek \* ARABIC ">
         <w:r>
@@ -6516,7 +7084,7 @@
                     <pic:cNvPicPr/>
                   </pic:nvPicPr>
                   <pic:blipFill rotWithShape="1">
-                    <a:blip r:embed="rId12">
+                    <a:blip r:embed="rId16">
                       <a:extLst>
                         <a:ext uri="{28A0092B-C50C-407E-A947-70E740481C1C}">
                           <a14:useLocalDpi xmlns:a14="http://schemas.microsoft.com/office/drawing/2010/main" val="0"/>
@@ -6627,7 +7195,7 @@
                     <pic:cNvPicPr/>
                   </pic:nvPicPr>
                   <pic:blipFill rotWithShape="1">
-                    <a:blip r:embed="rId13">
+                    <a:blip r:embed="rId17">
                       <a:extLst>
                         <a:ext uri="{28A0092B-C50C-407E-A947-70E740481C1C}">
                           <a14:useLocalDpi xmlns:a14="http://schemas.microsoft.com/office/drawing/2010/main" val="0"/>
@@ -6725,7 +7293,7 @@
           <w:lang w:val="pl-PL"/>
         </w:rPr>
       </w:pPr>
-      <w:bookmarkStart w:id="12" w:name="_Toc211512693"/>
+      <w:bookmarkStart w:id="19" w:name="_Toc211512693"/>
       <w:r>
         <w:rPr>
           <w:lang w:val="pl-PL"/>
@@ -6733,7 +7301,7 @@
         <w:lastRenderedPageBreak/>
         <w:t>Scenariusze przypadków użycia</w:t>
       </w:r>
-      <w:bookmarkEnd w:id="12"/>
+      <w:bookmarkEnd w:id="19"/>
     </w:p>
     <w:p>
       <w:pPr>
@@ -6804,27 +7372,77 @@
           <w:lang w:val="en-US"/>
         </w:rPr>
       </w:pPr>
+      <w:proofErr w:type="spellStart"/>
       <w:r>
         <w:rPr>
           <w:lang w:val="en-US"/>
         </w:rPr>
-        <w:t>konkretnej sprawy.</w:t>
-      </w:r>
-    </w:p>
-    <w:p>
-      <w:pPr>
-        <w:spacing w:line="360" w:lineRule="auto"/>
+        <w:t>konkretnej</w:t>
+      </w:r>
+      <w:proofErr w:type="spellEnd"/>
+      <w:r>
         <w:rPr>
           <w:lang w:val="en-US"/>
         </w:rPr>
-      </w:pPr>
+        <w:t xml:space="preserve"> </w:t>
+      </w:r>
+      <w:proofErr w:type="spellStart"/>
+      <w:r>
+        <w:rPr>
+          <w:lang w:val="en-US"/>
+        </w:rPr>
+        <w:t>sprawy</w:t>
+      </w:r>
+      <w:proofErr w:type="spellEnd"/>
+      <w:r>
+        <w:rPr>
+          <w:lang w:val="en-US"/>
+        </w:rPr>
+        <w:t>.</w:t>
+      </w:r>
+    </w:p>
+    <w:p>
+      <w:pPr>
+        <w:spacing w:line="360" w:lineRule="auto"/>
+        <w:rPr>
+          <w:lang w:val="en-US"/>
+        </w:rPr>
+      </w:pPr>
+      <w:proofErr w:type="spellStart"/>
       <w:r>
         <w:rPr>
           <w:b/>
           <w:bCs/>
           <w:lang w:val="en-US"/>
         </w:rPr>
-        <w:t>Główna ścieżka:</w:t>
+        <w:t>Główna</w:t>
+      </w:r>
+      <w:proofErr w:type="spellEnd"/>
+      <w:r>
+        <w:rPr>
+          <w:b/>
+          <w:bCs/>
+          <w:lang w:val="en-US"/>
+        </w:rPr>
+        <w:t xml:space="preserve"> </w:t>
+      </w:r>
+      <w:proofErr w:type="spellStart"/>
+      <w:r>
+        <w:rPr>
+          <w:b/>
+          <w:bCs/>
+          <w:lang w:val="en-US"/>
+        </w:rPr>
+        <w:t>ścieżka</w:t>
+      </w:r>
+      <w:proofErr w:type="spellEnd"/>
+      <w:r>
+        <w:rPr>
+          <w:b/>
+          <w:bCs/>
+          <w:lang w:val="en-US"/>
+        </w:rPr>
+        <w:t>:</w:t>
       </w:r>
     </w:p>
     <w:p>
@@ -6911,12 +7529,37 @@
       <w:pPr>
         <w:spacing w:line="360" w:lineRule="auto"/>
       </w:pPr>
+      <w:proofErr w:type="spellStart"/>
       <w:r>
         <w:rPr>
           <w:b/>
           <w:bCs/>
         </w:rPr>
-        <w:t>Alternatywna ścieżka:</w:t>
+        <w:t>Alternatywna</w:t>
+      </w:r>
+      <w:proofErr w:type="spellEnd"/>
+      <w:r>
+        <w:rPr>
+          <w:b/>
+          <w:bCs/>
+        </w:rPr>
+        <w:t xml:space="preserve"> </w:t>
+      </w:r>
+      <w:proofErr w:type="spellStart"/>
+      <w:r>
+        <w:rPr>
+          <w:b/>
+          <w:bCs/>
+        </w:rPr>
+        <w:t>ścieżka</w:t>
+      </w:r>
+      <w:proofErr w:type="spellEnd"/>
+      <w:r>
+        <w:rPr>
+          <w:b/>
+          <w:bCs/>
+        </w:rPr>
+        <w:t>:</w:t>
       </w:r>
     </w:p>
     <w:p>
@@ -7107,12 +7750,37 @@
         <w:spacing w:line="360" w:lineRule="auto"/>
         <w:jc w:val="both"/>
       </w:pPr>
+      <w:proofErr w:type="spellStart"/>
       <w:r>
         <w:rPr>
           <w:b/>
           <w:bCs/>
         </w:rPr>
-        <w:t>Główna ścieżka:</w:t>
+        <w:t>Główna</w:t>
+      </w:r>
+      <w:proofErr w:type="spellEnd"/>
+      <w:r>
+        <w:rPr>
+          <w:b/>
+          <w:bCs/>
+        </w:rPr>
+        <w:t xml:space="preserve"> </w:t>
+      </w:r>
+      <w:proofErr w:type="spellStart"/>
+      <w:r>
+        <w:rPr>
+          <w:b/>
+          <w:bCs/>
+        </w:rPr>
+        <w:t>ścieżka</w:t>
+      </w:r>
+      <w:proofErr w:type="spellEnd"/>
+      <w:r>
+        <w:rPr>
+          <w:b/>
+          <w:bCs/>
+        </w:rPr>
+        <w:t>:</w:t>
       </w:r>
     </w:p>
     <w:p>
@@ -7302,12 +7970,37 @@
         <w:spacing w:line="360" w:lineRule="auto"/>
         <w:jc w:val="both"/>
       </w:pPr>
+      <w:proofErr w:type="spellStart"/>
       <w:r>
         <w:rPr>
           <w:b/>
           <w:bCs/>
         </w:rPr>
-        <w:t>Warunki końcowe:</w:t>
+        <w:t>Warunki</w:t>
+      </w:r>
+      <w:proofErr w:type="spellEnd"/>
+      <w:r>
+        <w:rPr>
+          <w:b/>
+          <w:bCs/>
+        </w:rPr>
+        <w:t xml:space="preserve"> </w:t>
+      </w:r>
+      <w:proofErr w:type="spellStart"/>
+      <w:r>
+        <w:rPr>
+          <w:b/>
+          <w:bCs/>
+        </w:rPr>
+        <w:t>końcowe</w:t>
+      </w:r>
+      <w:proofErr w:type="spellEnd"/>
+      <w:r>
+        <w:rPr>
+          <w:b/>
+          <w:bCs/>
+        </w:rPr>
+        <w:t>:</w:t>
       </w:r>
       <w:r>
         <w:t xml:space="preserve"> </w:t>
@@ -7502,6 +8195,7 @@
           <w:szCs w:val="24"/>
         </w:rPr>
       </w:pPr>
+      <w:proofErr w:type="spellStart"/>
       <w:r>
         <w:rPr>
           <w:rFonts w:cstheme="minorHAnsi"/>
@@ -7509,7 +8203,37 @@
           <w:bCs/>
           <w:szCs w:val="24"/>
         </w:rPr>
-        <w:t>Główna ścieżka:</w:t>
+        <w:t>Główna</w:t>
+      </w:r>
+      <w:proofErr w:type="spellEnd"/>
+      <w:r>
+        <w:rPr>
+          <w:rFonts w:cstheme="minorHAnsi"/>
+          <w:b/>
+          <w:bCs/>
+          <w:szCs w:val="24"/>
+        </w:rPr>
+        <w:t xml:space="preserve"> </w:t>
+      </w:r>
+      <w:proofErr w:type="spellStart"/>
+      <w:r>
+        <w:rPr>
+          <w:rFonts w:cstheme="minorHAnsi"/>
+          <w:b/>
+          <w:bCs/>
+          <w:szCs w:val="24"/>
+        </w:rPr>
+        <w:t>ścieżka</w:t>
+      </w:r>
+      <w:proofErr w:type="spellEnd"/>
+      <w:r>
+        <w:rPr>
+          <w:rFonts w:cstheme="minorHAnsi"/>
+          <w:b/>
+          <w:bCs/>
+          <w:szCs w:val="24"/>
+        </w:rPr>
+        <w:t>:</w:t>
       </w:r>
     </w:p>
     <w:p>
@@ -7862,12 +8586,69 @@
           <w:szCs w:val="24"/>
         </w:rPr>
       </w:pPr>
-      <w:r>
-        <w:rPr>
-          <w:rFonts w:cstheme="minorHAnsi"/>
-          <w:szCs w:val="24"/>
-        </w:rPr>
-        <w:t>Administrator może ponowić próbę.</w:t>
+      <w:proofErr w:type="spellStart"/>
+      <w:r>
+        <w:rPr>
+          <w:rFonts w:cstheme="minorHAnsi"/>
+          <w:szCs w:val="24"/>
+        </w:rPr>
+        <w:t>Administrator</w:t>
+      </w:r>
+      <w:proofErr w:type="spellEnd"/>
+      <w:r>
+        <w:rPr>
+          <w:rFonts w:cstheme="minorHAnsi"/>
+          <w:szCs w:val="24"/>
+        </w:rPr>
+        <w:t xml:space="preserve"> </w:t>
+      </w:r>
+      <w:proofErr w:type="spellStart"/>
+      <w:r>
+        <w:rPr>
+          <w:rFonts w:cstheme="minorHAnsi"/>
+          <w:szCs w:val="24"/>
+        </w:rPr>
+        <w:t>może</w:t>
+      </w:r>
+      <w:proofErr w:type="spellEnd"/>
+      <w:r>
+        <w:rPr>
+          <w:rFonts w:cstheme="minorHAnsi"/>
+          <w:szCs w:val="24"/>
+        </w:rPr>
+        <w:t xml:space="preserve"> </w:t>
+      </w:r>
+      <w:proofErr w:type="spellStart"/>
+      <w:r>
+        <w:rPr>
+          <w:rFonts w:cstheme="minorHAnsi"/>
+          <w:szCs w:val="24"/>
+        </w:rPr>
+        <w:t>ponowić</w:t>
+      </w:r>
+      <w:proofErr w:type="spellEnd"/>
+      <w:r>
+        <w:rPr>
+          <w:rFonts w:cstheme="minorHAnsi"/>
+          <w:szCs w:val="24"/>
+        </w:rPr>
+        <w:t xml:space="preserve"> </w:t>
+      </w:r>
+      <w:proofErr w:type="spellStart"/>
+      <w:r>
+        <w:rPr>
+          <w:rFonts w:cstheme="minorHAnsi"/>
+          <w:szCs w:val="24"/>
+        </w:rPr>
+        <w:t>próbę</w:t>
+      </w:r>
+      <w:proofErr w:type="spellEnd"/>
+      <w:r>
+        <w:rPr>
+          <w:rFonts w:cstheme="minorHAnsi"/>
+          <w:szCs w:val="24"/>
+        </w:rPr>
+        <w:t>.</w:t>
       </w:r>
     </w:p>
     <w:p>
@@ -7881,6 +8662,7 @@
           <w:szCs w:val="24"/>
         </w:rPr>
       </w:pPr>
+      <w:proofErr w:type="spellStart"/>
       <w:r>
         <w:rPr>
           <w:rFonts w:cstheme="minorHAnsi"/>
@@ -7888,7 +8670,37 @@
           <w:bCs/>
           <w:szCs w:val="24"/>
         </w:rPr>
-        <w:t>Warunki końcowe:</w:t>
+        <w:t>Warunki</w:t>
+      </w:r>
+      <w:proofErr w:type="spellEnd"/>
+      <w:r>
+        <w:rPr>
+          <w:rFonts w:cstheme="minorHAnsi"/>
+          <w:b/>
+          <w:bCs/>
+          <w:szCs w:val="24"/>
+        </w:rPr>
+        <w:t xml:space="preserve"> </w:t>
+      </w:r>
+      <w:proofErr w:type="spellStart"/>
+      <w:r>
+        <w:rPr>
+          <w:rFonts w:cstheme="minorHAnsi"/>
+          <w:b/>
+          <w:bCs/>
+          <w:szCs w:val="24"/>
+        </w:rPr>
+        <w:t>końcowe</w:t>
+      </w:r>
+      <w:proofErr w:type="spellEnd"/>
+      <w:r>
+        <w:rPr>
+          <w:rFonts w:cstheme="minorHAnsi"/>
+          <w:b/>
+          <w:bCs/>
+          <w:szCs w:val="24"/>
+        </w:rPr>
+        <w:t>:</w:t>
       </w:r>
     </w:p>
     <w:p>
@@ -8249,7 +9061,7 @@
           <w:lang w:val="pl-PL"/>
         </w:rPr>
         <w:sectPr>
-          <w:footerReference w:type="default" r:id="rId14"/>
+          <w:footerReference w:type="default" r:id="rId18"/>
           <w:pgSz w:w="11906" w:h="16838"/>
           <w:pgMar w:top="1134" w:right="1134" w:bottom="1134" w:left="1134" w:header="709" w:footer="709" w:gutter="0"/>
           <w:cols w:space="708"/>
@@ -8297,7 +9109,7 @@
           <w:lang w:val="pl-PL"/>
         </w:rPr>
       </w:pPr>
-      <w:bookmarkStart w:id="13" w:name="_Toc211512694"/>
+      <w:bookmarkStart w:id="20" w:name="_Toc211512694"/>
       <w:r>
         <w:rPr>
           <w:lang w:val="pl-PL"/>
@@ -8305,7 +9117,7 @@
         <w:lastRenderedPageBreak/>
         <w:t>Diagram baz danych</w:t>
       </w:r>
-      <w:bookmarkEnd w:id="13"/>
+      <w:bookmarkEnd w:id="20"/>
     </w:p>
     <w:p>
       <w:pPr>
@@ -8332,7 +9144,7 @@
                     <pic:cNvPicPr/>
                   </pic:nvPicPr>
                   <pic:blipFill>
-                    <a:blip r:embed="rId15" cstate="print">
+                    <a:blip r:embed="rId19" cstate="print">
                       <a:extLst>
                         <a:ext uri="{28A0092B-C50C-407E-A947-70E740481C1C}">
                           <a14:useLocalDpi xmlns:a14="http://schemas.microsoft.com/office/drawing/2010/main" val="0"/>
@@ -8463,7 +9275,7 @@
           <w:lang w:val="pl-PL"/>
         </w:rPr>
       </w:pPr>
-      <w:bookmarkStart w:id="14" w:name="_Toc211512695"/>
+      <w:bookmarkStart w:id="21" w:name="_Toc211512695"/>
       <w:r>
         <w:rPr>
           <w:lang w:val="pl-PL"/>
@@ -8471,7 +9283,7 @@
         <w:lastRenderedPageBreak/>
         <w:t>Architektura systemu</w:t>
       </w:r>
-      <w:bookmarkEnd w:id="14"/>
+      <w:bookmarkEnd w:id="21"/>
     </w:p>
     <w:p>
       <w:pPr>
@@ -8840,7 +9652,7 @@
                     <pic:cNvPicPr/>
                   </pic:nvPicPr>
                   <pic:blipFill>
-                    <a:blip r:embed="rId16">
+                    <a:blip r:embed="rId20">
                       <a:extLst>
                         <a:ext uri="{28A0092B-C50C-407E-A947-70E740481C1C}">
                           <a14:useLocalDpi xmlns:a14="http://schemas.microsoft.com/office/drawing/2010/main" val="0"/>
@@ -8876,8 +9688,13 @@
           <w:lang w:val="pl-PL"/>
         </w:rPr>
       </w:pPr>
-      <w:r>
-        <w:t xml:space="preserve">Rysunek </w:t>
+      <w:proofErr w:type="spellStart"/>
+      <w:r>
+        <w:t>Rysunek</w:t>
+      </w:r>
+      <w:proofErr w:type="spellEnd"/>
+      <w:r>
+        <w:t xml:space="preserve"> </w:t>
       </w:r>
       <w:fldSimple w:instr=" SEQ Rysunek \* ARABIC ">
         <w:r>
@@ -8925,7 +9742,7 @@
                     <pic:cNvPicPr/>
                   </pic:nvPicPr>
                   <pic:blipFill>
-                    <a:blip r:embed="rId17">
+                    <a:blip r:embed="rId21">
                       <a:extLst>
                         <a:ext uri="{28A0092B-C50C-407E-A947-70E740481C1C}">
                           <a14:useLocalDpi xmlns:a14="http://schemas.microsoft.com/office/drawing/2010/main" val="0"/>
@@ -9010,7 +9827,7 @@
           <w:lang w:val="pl-PL"/>
         </w:rPr>
       </w:pPr>
-      <w:bookmarkStart w:id="15" w:name="_Toc211512696"/>
+      <w:bookmarkStart w:id="22" w:name="_Toc211512696"/>
       <w:r>
         <w:rPr>
           <w:lang w:val="pl-PL"/>
@@ -9018,7 +9835,7 @@
         <w:lastRenderedPageBreak/>
         <w:t>Aplikacja serwerowa</w:t>
       </w:r>
-      <w:bookmarkEnd w:id="15"/>
+      <w:bookmarkEnd w:id="22"/>
     </w:p>
     <w:p>
       <w:pPr>
@@ -9029,14 +9846,14 @@
           <w:lang w:val="pl-PL"/>
         </w:rPr>
       </w:pPr>
-      <w:bookmarkStart w:id="16" w:name="_Toc211512697"/>
+      <w:bookmarkStart w:id="23" w:name="_Toc211512697"/>
       <w:r>
         <w:rPr>
           <w:lang w:val="pl-PL"/>
         </w:rPr>
         <w:t>Spring Boot (Java)</w:t>
       </w:r>
-      <w:bookmarkEnd w:id="16"/>
+      <w:bookmarkEnd w:id="23"/>
     </w:p>
     <w:p>
       <w:pPr>
@@ -9629,14 +10446,14 @@
           <w:lang w:val="pl-PL"/>
         </w:rPr>
       </w:pPr>
-      <w:bookmarkStart w:id="17" w:name="_Toc211512698"/>
+      <w:bookmarkStart w:id="24" w:name="_Toc211512698"/>
       <w:r>
         <w:rPr>
           <w:lang w:val="pl-PL"/>
         </w:rPr>
         <w:t>Architektura aplikacji</w:t>
       </w:r>
-      <w:bookmarkEnd w:id="17"/>
+      <w:bookmarkEnd w:id="24"/>
     </w:p>
     <w:p>
       <w:pPr>
@@ -9895,7 +10712,7 @@
           <w:lang w:val="pl-PL"/>
         </w:rPr>
       </w:pPr>
-      <w:bookmarkStart w:id="18" w:name="_Toc211512699"/>
+      <w:bookmarkStart w:id="25" w:name="_Toc211512699"/>
       <w:r>
         <w:rPr>
           <w:lang w:val="pl-PL"/>
@@ -9903,7 +10720,7 @@
         <w:lastRenderedPageBreak/>
         <w:t>Aplikacja kliencka</w:t>
       </w:r>
-      <w:bookmarkEnd w:id="18"/>
+      <w:bookmarkEnd w:id="25"/>
     </w:p>
     <w:p>
       <w:pPr>
@@ -9916,7 +10733,7 @@
           <w:lang w:val="pl-PL"/>
         </w:rPr>
       </w:pPr>
-      <w:bookmarkStart w:id="19" w:name="_Toc211512700"/>
+      <w:bookmarkStart w:id="26" w:name="_Toc211512700"/>
       <w:r>
         <w:rPr>
           <w:rStyle w:val="a7"/>
@@ -9926,7 +10743,7 @@
         </w:rPr>
         <w:t>React</w:t>
       </w:r>
-      <w:bookmarkEnd w:id="19"/>
+      <w:bookmarkEnd w:id="26"/>
     </w:p>
     <w:p>
       <w:pPr>
@@ -10348,14 +11165,14 @@
           <w:lang w:val="pl-PL"/>
         </w:rPr>
       </w:pPr>
-      <w:bookmarkStart w:id="20" w:name="_Toc211512701"/>
+      <w:bookmarkStart w:id="27" w:name="_Toc211512701"/>
       <w:r>
         <w:rPr>
           <w:lang w:val="pl-PL"/>
         </w:rPr>
         <w:t>Architektura aplikacji</w:t>
       </w:r>
-      <w:bookmarkEnd w:id="20"/>
+      <w:bookmarkEnd w:id="27"/>
     </w:p>
     <w:p>
       <w:pPr>
@@ -10635,7 +11452,7 @@
           <w:lang w:val="pl-PL"/>
         </w:rPr>
       </w:pPr>
-      <w:bookmarkStart w:id="21" w:name="_Toc211512702"/>
+      <w:bookmarkStart w:id="28" w:name="_Toc211512702"/>
       <w:r>
         <w:rPr>
           <w:lang w:val="pl-PL"/>
@@ -10643,7 +11460,7 @@
         <w:lastRenderedPageBreak/>
         <w:t>Warstwa persystencji danych</w:t>
       </w:r>
-      <w:bookmarkEnd w:id="21"/>
+      <w:bookmarkEnd w:id="28"/>
     </w:p>
     <w:p>
       <w:pPr>
@@ -10654,14 +11471,14 @@
           <w:lang w:val="pl-PL"/>
         </w:rPr>
       </w:pPr>
-      <w:bookmarkStart w:id="22" w:name="_Toc211512703"/>
+      <w:bookmarkStart w:id="29" w:name="_Toc211512703"/>
       <w:r>
         <w:rPr>
           <w:lang w:val="pl-PL"/>
         </w:rPr>
         <w:t>PostgreSQL</w:t>
       </w:r>
-      <w:bookmarkEnd w:id="22"/>
+      <w:bookmarkEnd w:id="29"/>
     </w:p>
     <w:p>
       <w:pPr>
@@ -10911,7 +11728,7 @@
           <w:lang w:val="pl-PL"/>
         </w:rPr>
       </w:pPr>
-      <w:bookmarkStart w:id="23" w:name="_Toc211512704"/>
+      <w:bookmarkStart w:id="30" w:name="_Toc211512704"/>
       <w:r>
         <w:rPr>
           <w:lang w:val="pl-PL"/>
@@ -10919,7 +11736,7 @@
         <w:lastRenderedPageBreak/>
         <w:t>Wdrożenie aplikacji</w:t>
       </w:r>
-      <w:bookmarkEnd w:id="23"/>
+      <w:bookmarkEnd w:id="30"/>
       <w:r>
         <w:rPr>
           <w:lang w:val="pl-PL"/>
@@ -10936,14 +11753,14 @@
           <w:lang w:val="pl-PL"/>
         </w:rPr>
       </w:pPr>
-      <w:bookmarkStart w:id="24" w:name="_Toc211512705"/>
+      <w:bookmarkStart w:id="31" w:name="_Toc211512705"/>
       <w:r>
         <w:rPr>
           <w:lang w:val="pl-PL"/>
         </w:rPr>
         <w:t>Architektura wdrożeniowa</w:t>
       </w:r>
-      <w:bookmarkEnd w:id="24"/>
+      <w:bookmarkEnd w:id="31"/>
     </w:p>
     <w:p>
       <w:pPr>
@@ -11208,7 +12025,7 @@
           <w:lang w:val="pl-PL"/>
         </w:rPr>
       </w:pPr>
-      <w:bookmarkStart w:id="25" w:name="_Toc211512706"/>
+      <w:bookmarkStart w:id="32" w:name="_Toc211512706"/>
       <w:r>
         <w:rPr>
           <w:lang w:val="pl-PL"/>
@@ -11216,7 +12033,7 @@
         <w:lastRenderedPageBreak/>
         <w:t>Podsumowanie</w:t>
       </w:r>
-      <w:bookmarkEnd w:id="25"/>
+      <w:bookmarkEnd w:id="32"/>
     </w:p>
     <w:p>
       <w:pPr>
@@ -11264,14 +12081,14 @@
           <w:lang w:val="pl-PL"/>
         </w:rPr>
       </w:pPr>
-      <w:bookmarkStart w:id="26" w:name="_Toc211512707"/>
+      <w:bookmarkStart w:id="33" w:name="_Toc211512707"/>
       <w:r>
         <w:rPr>
           <w:lang w:val="pl-PL"/>
         </w:rPr>
         <w:t>Dalszy rozwój</w:t>
       </w:r>
-      <w:bookmarkEnd w:id="26"/>
+      <w:bookmarkEnd w:id="33"/>
     </w:p>
     <w:p>
       <w:pPr>
@@ -11647,7 +12464,8 @@
           <w:lang w:val="en-US"/>
         </w:rPr>
       </w:pPr>
-      <w:bookmarkStart w:id="27" w:name="_Toc211512708"/>
+      <w:bookmarkStart w:id="34" w:name="_Toc211512708"/>
+      <w:proofErr w:type="spellStart"/>
       <w:r>
         <w:rPr>
           <w:lang w:val="en-US"/>
@@ -11655,7 +12473,8 @@
         <w:lastRenderedPageBreak/>
         <w:t>Biblografia</w:t>
       </w:r>
-      <w:bookmarkEnd w:id="27"/>
+      <w:bookmarkEnd w:id="34"/>
+      <w:proofErr w:type="spellEnd"/>
     </w:p>
     <w:p>
       <w:pPr>
@@ -11671,7 +12490,23 @@
           <w:szCs w:val="24"/>
           <w:lang w:val="en-US"/>
         </w:rPr>
-        <w:t xml:space="preserve">[1]"Raport Wolters Kluwer Future Ready Lawyer 2021”, Wolters Kluwer. </w:t>
+        <w:t>[1]"</w:t>
+      </w:r>
+      <w:proofErr w:type="spellStart"/>
+      <w:r>
+        <w:rPr>
+          <w:szCs w:val="24"/>
+          <w:lang w:val="en-US"/>
+        </w:rPr>
+        <w:t>Raport</w:t>
+      </w:r>
+      <w:proofErr w:type="spellEnd"/>
+      <w:r>
+        <w:rPr>
+          <w:szCs w:val="24"/>
+          <w:lang w:val="en-US"/>
+        </w:rPr>
+        <w:t xml:space="preserve"> Wolters Kluwer Future Ready Lawyer 2021”, Wolters Kluwer. </w:t>
       </w:r>
       <w:r>
         <w:rPr>
@@ -11912,7 +12747,7 @@
         </w:rPr>
         <w:t xml:space="preserve">Rozporządzenie Parlamentu Europejskiego i Rady (UE) 2016/679 z dnia 27 kwietnia 2016 r. w sprawie ochrony osób fizycznych w związku z przetwarzaniem danych osobowych i w sprawie swobodnego przepływu takich danych oraz uchylenia dyrektywy 95/46/WE (ogólne rozporządzenie o ochronie danych), European Union, URL: </w:t>
       </w:r>
-      <w:hyperlink r:id="rId18" w:history="1">
+      <w:hyperlink r:id="rId22" w:history="1">
         <w:r>
           <w:rPr>
             <w:rStyle w:val="a8"/>
@@ -11959,7 +12794,7 @@
         </w:rPr>
         <w:t xml:space="preserve">Clio, URL:  </w:t>
       </w:r>
-      <w:hyperlink r:id="rId19" w:tgtFrame="_new" w:history="1">
+      <w:hyperlink r:id="rId23" w:tgtFrame="_new" w:history="1">
         <w:r>
           <w:rPr>
             <w:rStyle w:val="a8"/>
@@ -11995,15 +12830,25 @@
         </w:rPr>
         <w:t xml:space="preserve"> </w:t>
       </w:r>
+      <w:proofErr w:type="spellStart"/>
       <w:r>
         <w:rPr>
           <w:rFonts w:cstheme="minorHAnsi"/>
           <w:szCs w:val="24"/>
           <w:lang w:val="en-US"/>
         </w:rPr>
-        <w:t xml:space="preserve">PracticePanther, URL:   </w:t>
-      </w:r>
-      <w:hyperlink r:id="rId20" w:history="1">
+        <w:t>PracticePanther</w:t>
+      </w:r>
+      <w:proofErr w:type="spellEnd"/>
+      <w:r>
+        <w:rPr>
+          <w:rFonts w:cstheme="minorHAnsi"/>
+          <w:szCs w:val="24"/>
+          <w:lang w:val="en-US"/>
+        </w:rPr>
+        <w:t xml:space="preserve">, URL:   </w:t>
+      </w:r>
+      <w:hyperlink r:id="rId24" w:history="1">
         <w:r>
           <w:rPr>
             <w:rStyle w:val="a8"/>
@@ -12038,12 +12883,26 @@
         <w:rPr>
           <w:lang w:val="en-US"/>
         </w:rPr>
-        <w:t>] Gajjar, H. (2023). Angular vs React vs Vue: Which Framework to Choose in 2023?</w:t>
-      </w:r>
+        <w:t xml:space="preserve">] </w:t>
+      </w:r>
+      <w:proofErr w:type="spellStart"/>
       <w:r>
         <w:rPr>
           <w:lang w:val="en-US"/>
         </w:rPr>
+        <w:t>Gajjar</w:t>
+      </w:r>
+      <w:proofErr w:type="spellEnd"/>
+      <w:r>
+        <w:rPr>
+          <w:lang w:val="en-US"/>
+        </w:rPr>
+        <w:t>, H. (2023). Angular vs React vs Vue: Which Framework to Choose in 2023?</w:t>
+      </w:r>
+      <w:r>
+        <w:rPr>
+          <w:lang w:val="en-US"/>
+        </w:rPr>
         <w:t xml:space="preserve"> URL:</w:t>
       </w:r>
     </w:p>
@@ -12055,7 +12914,7 @@
           <w:lang w:val="en-US"/>
         </w:rPr>
       </w:pPr>
-      <w:hyperlink r:id="rId21" w:history="1">
+      <w:hyperlink r:id="rId25" w:history="1">
         <w:r>
           <w:rPr>
             <w:rStyle w:val="a8"/>
@@ -12097,7 +12956,7 @@
         </w:rPr>
         <w:t xml:space="preserve">URL: </w:t>
       </w:r>
-      <w:hyperlink r:id="rId22" w:history="1">
+      <w:hyperlink r:id="rId26" w:history="1">
         <w:r>
           <w:rPr>
             <w:rStyle w:val="a8"/>
@@ -12382,6 +13241,185 @@
     </w:sectPr>
   </w:body>
 </w:document>
+</file>
+
+<file path=word/comments.xml><?xml version="1.0" encoding="utf-8"?>
+<w:comments xmlns:wpc="http://schemas.microsoft.com/office/word/2010/wordprocessingCanvas" xmlns:cx="http://schemas.microsoft.com/office/drawing/2014/chartex" xmlns:cx1="http://schemas.microsoft.com/office/drawing/2015/9/8/chartex" xmlns:cx2="http://schemas.microsoft.com/office/drawing/2015/10/21/chartex" xmlns:cx3="http://schemas.microsoft.com/office/drawing/2016/5/9/chartex" xmlns:cx4="http://schemas.microsoft.com/office/drawing/2016/5/10/chartex" xmlns:cx5="http://schemas.microsoft.com/office/drawing/2016/5/11/chartex" xmlns:cx6="http://schemas.microsoft.com/office/drawing/2016/5/12/chartex" xmlns:cx7="http://schemas.microsoft.com/office/drawing/2016/5/13/chartex" xmlns:cx8="http://schemas.microsoft.com/office/drawing/2016/5/14/chartex" xmlns:mc="http://schemas.openxmlformats.org/markup-compatibility/2006" xmlns:aink="http://schemas.microsoft.com/office/drawing/2016/ink" xmlns:am3d="http://schemas.microsoft.com/office/drawing/2017/model3d" xmlns:o="urn:schemas-microsoft-com:office:office" xmlns:r="http://schemas.openxmlformats.org/officeDocument/2006/relationships" xmlns:m="http://schemas.openxmlformats.org/officeDocument/2006/math" xmlns:v="urn:schemas-microsoft-com:vml" xmlns:wp14="http://schemas.microsoft.com/office/word/2010/wordprocessingDrawing" xmlns:wp="http://schemas.openxmlformats.org/drawingml/2006/wordprocessingDrawing" xmlns:w10="urn:schemas-microsoft-com:office:word" xmlns:w="http://schemas.openxmlformats.org/wordprocessingml/2006/main" xmlns:w14="http://schemas.microsoft.com/office/word/2010/wordml" xmlns:w15="http://schemas.microsoft.com/office/word/2012/wordml" xmlns:w16cex="http://schemas.microsoft.com/office/word/2018/wordml/cex" xmlns:w16cid="http://schemas.microsoft.com/office/word/2016/wordml/cid" xmlns:w16="http://schemas.microsoft.com/office/word/2018/wordml" xmlns:w16sdtdh="http://schemas.microsoft.com/office/word/2020/wordml/sdtdatahash" xmlns:w16se="http://schemas.microsoft.com/office/word/2015/wordml/symex" xmlns:wpg="http://schemas.microsoft.com/office/word/2010/wordprocessingGroup" xmlns:wpi="http://schemas.microsoft.com/office/word/2010/wordprocessingInk" xmlns:wne="http://schemas.microsoft.com/office/word/2006/wordml" xmlns:wps="http://schemas.microsoft.com/office/word/2010/wordprocessingShape" mc:Ignorable="w14 w15 w16se w16cid w16 w16cex w16sdtdh wp14">
+  <w:comment w:id="5" w:author="Anastasiia" w:date="2026-09-03T09:07:00Z" w:initials="A">
+    <w:p>
+      <w:pPr>
+        <w:pStyle w:val="af3"/>
+      </w:pPr>
+      <w:r>
+        <w:rPr>
+          <w:rStyle w:val="af2"/>
+        </w:rPr>
+        <w:annotationRef/>
+      </w:r>
+      <w:r>
+        <w:t>Разграничить</w:t>
+      </w:r>
+    </w:p>
+  </w:comment>
+  <w:comment w:id="6" w:author="Anastasiia" w:date="2026-09-03T09:07:00Z" w:initials="A">
+    <w:p>
+      <w:pPr>
+        <w:pStyle w:val="af3"/>
+      </w:pPr>
+      <w:r>
+        <w:rPr>
+          <w:rStyle w:val="af2"/>
+        </w:rPr>
+        <w:annotationRef/>
+      </w:r>
+      <w:r>
+        <w:t xml:space="preserve">Проверить </w:t>
+      </w:r>
+    </w:p>
+  </w:comment>
+  <w:comment w:id="7" w:author="Anastasiia" w:date="2026-09-03T09:07:00Z" w:initials="A">
+    <w:p>
+      <w:pPr>
+        <w:pStyle w:val="af3"/>
+      </w:pPr>
+      <w:r>
+        <w:rPr>
+          <w:rStyle w:val="af2"/>
+        </w:rPr>
+        <w:annotationRef/>
+      </w:r>
+      <w:r>
+        <w:t xml:space="preserve">Проверить </w:t>
+      </w:r>
+    </w:p>
+  </w:comment>
+  <w:comment w:id="12" w:author="Anastasiia" w:date="2026-09-01T17:16:00Z" w:initials="A">
+    <w:p>
+      <w:pPr>
+        <w:pStyle w:val="af3"/>
+      </w:pPr>
+      <w:r>
+        <w:rPr>
+          <w:rStyle w:val="af2"/>
+        </w:rPr>
+        <w:annotationRef/>
+      </w:r>
+      <w:r>
+        <w:t>Добавление оплаты если водитель оплатил</w:t>
+      </w:r>
+    </w:p>
+  </w:comment>
+  <w:comment w:id="13" w:author="Anastasiia" w:date="2026-09-03T09:06:00Z" w:initials="A">
+    <w:p>
+      <w:pPr>
+        <w:pStyle w:val="af3"/>
+      </w:pPr>
+      <w:r>
+        <w:rPr>
+          <w:rStyle w:val="af2"/>
+        </w:rPr>
+        <w:annotationRef/>
+      </w:r>
+      <w:r>
+        <w:t>Исправить</w:t>
+      </w:r>
+    </w:p>
+  </w:comment>
+  <w:comment w:id="14" w:author="Anastasiia" w:date="2026-09-03T09:06:00Z" w:initials="A">
+    <w:p>
+      <w:pPr>
+        <w:pStyle w:val="af3"/>
+      </w:pPr>
+      <w:r>
+        <w:rPr>
+          <w:rStyle w:val="af2"/>
+        </w:rPr>
+        <w:annotationRef/>
+      </w:r>
+      <w:proofErr w:type="gramStart"/>
+      <w:r>
+        <w:t>Добавить</w:t>
+      </w:r>
+      <w:proofErr w:type="gramEnd"/>
+      <w:r>
+        <w:t xml:space="preserve"> что просматривать статистику</w:t>
+      </w:r>
+    </w:p>
+  </w:comment>
+  <w:comment w:id="15" w:author="Anastasiia" w:date="2026-09-01T17:16:00Z" w:initials="A">
+    <w:p>
+      <w:pPr>
+        <w:pStyle w:val="af3"/>
+      </w:pPr>
+      <w:r>
+        <w:rPr>
+          <w:rStyle w:val="af2"/>
+        </w:rPr>
+        <w:annotationRef/>
+      </w:r>
+      <w:proofErr w:type="gramStart"/>
+      <w:r>
+        <w:t>Добавить</w:t>
+      </w:r>
+      <w:proofErr w:type="gramEnd"/>
+      <w:r>
+        <w:t xml:space="preserve"> что </w:t>
+      </w:r>
+      <w:proofErr w:type="spellStart"/>
+      <w:r>
+        <w:t>водитеоль</w:t>
+      </w:r>
+      <w:proofErr w:type="spellEnd"/>
+      <w:r>
+        <w:t xml:space="preserve"> </w:t>
+      </w:r>
+      <w:proofErr w:type="spellStart"/>
+      <w:r>
+        <w:t>модет</w:t>
+      </w:r>
+      <w:proofErr w:type="spellEnd"/>
+      <w:r>
+        <w:t xml:space="preserve"> оплатить </w:t>
+      </w:r>
+    </w:p>
+  </w:comment>
+</w:comments>
+</file>
+
+<file path=word/commentsExtended.xml><?xml version="1.0" encoding="utf-8"?>
+<w15:commentsEx xmlns:wpc="http://schemas.microsoft.com/office/word/2010/wordprocessingCanvas" xmlns:cx="http://schemas.microsoft.com/office/drawing/2014/chartex" xmlns:cx1="http://schemas.microsoft.com/office/drawing/2015/9/8/chartex" xmlns:cx2="http://schemas.microsoft.com/office/drawing/2015/10/21/chartex" xmlns:cx3="http://schemas.microsoft.com/office/drawing/2016/5/9/chartex" xmlns:cx4="http://schemas.microsoft.com/office/drawing/2016/5/10/chartex" xmlns:cx5="http://schemas.microsoft.com/office/drawing/2016/5/11/chartex" xmlns:cx6="http://schemas.microsoft.com/office/drawing/2016/5/12/chartex" xmlns:cx7="http://schemas.microsoft.com/office/drawing/2016/5/13/chartex" xmlns:cx8="http://schemas.microsoft.com/office/drawing/2016/5/14/chartex" xmlns:mc="http://schemas.openxmlformats.org/markup-compatibility/2006" xmlns:aink="http://schemas.microsoft.com/office/drawing/2016/ink" xmlns:am3d="http://schemas.microsoft.com/office/drawing/2017/model3d" xmlns:o="urn:schemas-microsoft-com:office:office" xmlns:r="http://schemas.openxmlformats.org/officeDocument/2006/relationships" xmlns:m="http://schemas.openxmlformats.org/officeDocument/2006/math" xmlns:v="urn:schemas-microsoft-com:vml" xmlns:wp14="http://schemas.microsoft.com/office/word/2010/wordprocessingDrawing" xmlns:wp="http://schemas.openxmlformats.org/drawingml/2006/wordprocessingDrawing" xmlns:w10="urn:schemas-microsoft-com:office:word" xmlns:w="http://schemas.openxmlformats.org/wordprocessingml/2006/main" xmlns:w14="http://schemas.microsoft.com/office/word/2010/wordml" xmlns:w15="http://schemas.microsoft.com/office/word/2012/wordml" xmlns:w16cex="http://schemas.microsoft.com/office/word/2018/wordml/cex" xmlns:w16cid="http://schemas.microsoft.com/office/word/2016/wordml/cid" xmlns:w16="http://schemas.microsoft.com/office/word/2018/wordml" xmlns:w16sdtdh="http://schemas.microsoft.com/office/word/2020/wordml/sdtdatahash" xmlns:w16se="http://schemas.microsoft.com/office/word/2015/wordml/symex" xmlns:wpg="http://schemas.microsoft.com/office/word/2010/wordprocessingGroup" xmlns:wpi="http://schemas.microsoft.com/office/word/2010/wordprocessingInk" xmlns:wne="http://schemas.microsoft.com/office/word/2006/wordml" xmlns:wps="http://schemas.microsoft.com/office/word/2010/wordprocessingShape" mc:Ignorable="w14 w15 w16se w16cid w16 w16cex w16sdtdh wp14">
+  <w15:commentEx w15:paraId="393FFA2F" w15:done="0"/>
+  <w15:commentEx w15:paraId="47CDE2A3" w15:done="0"/>
+  <w15:commentEx w15:paraId="51A9C4A4" w15:done="0"/>
+  <w15:commentEx w15:paraId="7E1AADA6" w15:done="0"/>
+  <w15:commentEx w15:paraId="29B7FE01" w15:done="0"/>
+  <w15:commentEx w15:paraId="46A98E13" w15:done="0"/>
+  <w15:commentEx w15:paraId="7A4B574F" w15:done="0"/>
+</w15:commentsEx>
+</file>
+
+<file path=word/commentsExtensible.xml><?xml version="1.0" encoding="utf-8"?>
+<w16cex:commentsExtensible xmlns:wpc="http://schemas.microsoft.com/office/word/2010/wordprocessingCanvas" xmlns:cx="http://schemas.microsoft.com/office/drawing/2014/chartex" xmlns:cx1="http://schemas.microsoft.com/office/drawing/2015/9/8/chartex" xmlns:cx2="http://schemas.microsoft.com/office/drawing/2015/10/21/chartex" xmlns:cx3="http://schemas.microsoft.com/office/drawing/2016/5/9/chartex" xmlns:cx4="http://schemas.microsoft.com/office/drawing/2016/5/10/chartex" xmlns:cx5="http://schemas.microsoft.com/office/drawing/2016/5/11/chartex" xmlns:cx6="http://schemas.microsoft.com/office/drawing/2016/5/12/chartex" xmlns:cx7="http://schemas.microsoft.com/office/drawing/2016/5/13/chartex" xmlns:cx8="http://schemas.microsoft.com/office/drawing/2016/5/14/chartex" xmlns:mc="http://schemas.openxmlformats.org/markup-compatibility/2006" xmlns:aink="http://schemas.microsoft.com/office/drawing/2016/ink" xmlns:am3d="http://schemas.microsoft.com/office/drawing/2017/model3d" xmlns:o="urn:schemas-microsoft-com:office:office" xmlns:r="http://schemas.openxmlformats.org/officeDocument/2006/relationships" xmlns:m="http://schemas.openxmlformats.org/officeDocument/2006/math" xmlns:v="urn:schemas-microsoft-com:vml" xmlns:wp14="http://schemas.microsoft.com/office/word/2010/wordprocessingDrawing" xmlns:wp="http://schemas.openxmlformats.org/drawingml/2006/wordprocessingDrawing" xmlns:w10="urn:schemas-microsoft-com:office:word" xmlns:w="http://schemas.openxmlformats.org/wordprocessingml/2006/main" xmlns:w14="http://schemas.microsoft.com/office/word/2010/wordml" xmlns:w15="http://schemas.microsoft.com/office/word/2012/wordml" xmlns:w16cex="http://schemas.microsoft.com/office/word/2018/wordml/cex" xmlns:w16cid="http://schemas.microsoft.com/office/word/2016/wordml/cid" xmlns:w16="http://schemas.microsoft.com/office/word/2018/wordml" xmlns:w16sdtdh="http://schemas.microsoft.com/office/word/2020/wordml/sdtdatahash" xmlns:w16se="http://schemas.microsoft.com/office/word/2015/wordml/symex" xmlns:wpg="http://schemas.microsoft.com/office/word/2010/wordprocessingGroup" xmlns:wpi="http://schemas.microsoft.com/office/word/2010/wordprocessingInk" xmlns:wne="http://schemas.microsoft.com/office/word/2006/wordml" xmlns:wps="http://schemas.microsoft.com/office/word/2010/wordprocessingShape" mc:Ignorable="w14 w15 w16se w16cid w16 w16cex w16sdtdh wp14">
+  <w16cex:commentExtensible w16cex:durableId="2E43B73B" w16cex:dateUtc="2026-09-03T07:07:00Z"/>
+  <w16cex:commentExtensible w16cex:durableId="2E43B75B" w16cex:dateUtc="2026-09-03T07:07:00Z"/>
+  <w16cex:commentExtensible w16cex:durableId="2E43B763" w16cex:dateUtc="2026-09-03T07:07:00Z"/>
+  <w16cex:commentExtensible w16cex:durableId="2E4186EA" w16cex:dateUtc="2026-09-01T15:16:00Z"/>
+  <w16cex:commentExtensible w16cex:durableId="2E43B6FE" w16cex:dateUtc="2026-09-03T07:06:00Z"/>
+  <w16cex:commentExtensible w16cex:durableId="2E43B710" w16cex:dateUtc="2026-09-03T07:06:00Z"/>
+  <w16cex:commentExtensible w16cex:durableId="2E418707" w16cex:dateUtc="2026-09-01T15:16:00Z"/>
+</w16cex:commentsExtensible>
+</file>
+
+<file path=word/commentsIds.xml><?xml version="1.0" encoding="utf-8"?>
+<w16cid:commentsIds xmlns:wpc="http://schemas.microsoft.com/office/word/2010/wordprocessingCanvas" xmlns:cx="http://schemas.microsoft.com/office/drawing/2014/chartex" xmlns:cx1="http://schemas.microsoft.com/office/drawing/2015/9/8/chartex" xmlns:cx2="http://schemas.microsoft.com/office/drawing/2015/10/21/chartex" xmlns:cx3="http://schemas.microsoft.com/office/drawing/2016/5/9/chartex" xmlns:cx4="http://schemas.microsoft.com/office/drawing/2016/5/10/chartex" xmlns:cx5="http://schemas.microsoft.com/office/drawing/2016/5/11/chartex" xmlns:cx6="http://schemas.microsoft.com/office/drawing/2016/5/12/chartex" xmlns:cx7="http://schemas.microsoft.com/office/drawing/2016/5/13/chartex" xmlns:cx8="http://schemas.microsoft.com/office/drawing/2016/5/14/chartex" xmlns:mc="http://schemas.openxmlformats.org/markup-compatibility/2006" xmlns:aink="http://schemas.microsoft.com/office/drawing/2016/ink" xmlns:am3d="http://schemas.microsoft.com/office/drawing/2017/model3d" xmlns:o="urn:schemas-microsoft-com:office:office" xmlns:r="http://schemas.openxmlformats.org/officeDocument/2006/relationships" xmlns:m="http://schemas.openxmlformats.org/officeDocument/2006/math" xmlns:v="urn:schemas-microsoft-com:vml" xmlns:wp14="http://schemas.microsoft.com/office/word/2010/wordprocessingDrawing" xmlns:wp="http://schemas.openxmlformats.org/drawingml/2006/wordprocessingDrawing" xmlns:w10="urn:schemas-microsoft-com:office:word" xmlns:w="http://schemas.openxmlformats.org/wordprocessingml/2006/main" xmlns:w14="http://schemas.microsoft.com/office/word/2010/wordml" xmlns:w15="http://schemas.microsoft.com/office/word/2012/wordml" xmlns:w16cex="http://schemas.microsoft.com/office/word/2018/wordml/cex" xmlns:w16cid="http://schemas.microsoft.com/office/word/2016/wordml/cid" xmlns:w16="http://schemas.microsoft.com/office/word/2018/wordml" xmlns:w16sdtdh="http://schemas.microsoft.com/office/word/2020/wordml/sdtdatahash" xmlns:w16se="http://schemas.microsoft.com/office/word/2015/wordml/symex" xmlns:wpg="http://schemas.microsoft.com/office/word/2010/wordprocessingGroup" xmlns:wpi="http://schemas.microsoft.com/office/word/2010/wordprocessingInk" xmlns:wne="http://schemas.microsoft.com/office/word/2006/wordml" xmlns:wps="http://schemas.microsoft.com/office/word/2010/wordprocessingShape" mc:Ignorable="w14 w15 w16se w16cid w16 w16cex w16sdtdh wp14">
+  <w16cid:commentId w16cid:paraId="393FFA2F" w16cid:durableId="2E43B73B"/>
+  <w16cid:commentId w16cid:paraId="47CDE2A3" w16cid:durableId="2E43B75B"/>
+  <w16cid:commentId w16cid:paraId="51A9C4A4" w16cid:durableId="2E43B763"/>
+  <w16cid:commentId w16cid:paraId="7E1AADA6" w16cid:durableId="2E4186EA"/>
+  <w16cid:commentId w16cid:paraId="29B7FE01" w16cid:durableId="2E43B6FE"/>
+  <w16cid:commentId w16cid:paraId="46A98E13" w16cid:durableId="2E43B710"/>
+  <w16cid:commentId w16cid:paraId="7A4B574F" w16cid:durableId="2E418707"/>
+</w16cid:commentsIds>
 </file>
 
 <file path=word/endnotes.xml><?xml version="1.0" encoding="utf-8"?>
@@ -17805,6 +18843,14 @@
   </w:num>
   <w:numIdMacAtCleanup w:val="42"/>
 </w:numbering>
+</file>
+
+<file path=word/people.xml><?xml version="1.0" encoding="utf-8"?>
+<w15:people xmlns:wpc="http://schemas.microsoft.com/office/word/2010/wordprocessingCanvas" xmlns:cx="http://schemas.microsoft.com/office/drawing/2014/chartex" xmlns:cx1="http://schemas.microsoft.com/office/drawing/2015/9/8/chartex" xmlns:cx2="http://schemas.microsoft.com/office/drawing/2015/10/21/chartex" xmlns:cx3="http://schemas.microsoft.com/office/drawing/2016/5/9/chartex" xmlns:cx4="http://schemas.microsoft.com/office/drawing/2016/5/10/chartex" xmlns:cx5="http://schemas.microsoft.com/office/drawing/2016/5/11/chartex" xmlns:cx6="http://schemas.microsoft.com/office/drawing/2016/5/12/chartex" xmlns:cx7="http://schemas.microsoft.com/office/drawing/2016/5/13/chartex" xmlns:cx8="http://schemas.microsoft.com/office/drawing/2016/5/14/chartex" xmlns:mc="http://schemas.openxmlformats.org/markup-compatibility/2006" xmlns:aink="http://schemas.microsoft.com/office/drawing/2016/ink" xmlns:am3d="http://schemas.microsoft.com/office/drawing/2017/model3d" xmlns:o="urn:schemas-microsoft-com:office:office" xmlns:r="http://schemas.openxmlformats.org/officeDocument/2006/relationships" xmlns:m="http://schemas.openxmlformats.org/officeDocument/2006/math" xmlns:v="urn:schemas-microsoft-com:vml" xmlns:wp14="http://schemas.microsoft.com/office/word/2010/wordprocessingDrawing" xmlns:wp="http://schemas.openxmlformats.org/drawingml/2006/wordprocessingDrawing" xmlns:w10="urn:schemas-microsoft-com:office:word" xmlns:w="http://schemas.openxmlformats.org/wordprocessingml/2006/main" xmlns:w14="http://schemas.microsoft.com/office/word/2010/wordml" xmlns:w15="http://schemas.microsoft.com/office/word/2012/wordml" xmlns:w16cex="http://schemas.microsoft.com/office/word/2018/wordml/cex" xmlns:w16cid="http://schemas.microsoft.com/office/word/2016/wordml/cid" xmlns:w16="http://schemas.microsoft.com/office/word/2018/wordml" xmlns:w16sdtdh="http://schemas.microsoft.com/office/word/2020/wordml/sdtdatahash" xmlns:w16se="http://schemas.microsoft.com/office/word/2015/wordml/symex" xmlns:wpg="http://schemas.microsoft.com/office/word/2010/wordprocessingGroup" xmlns:wpi="http://schemas.microsoft.com/office/word/2010/wordprocessingInk" xmlns:wne="http://schemas.microsoft.com/office/word/2006/wordml" xmlns:wps="http://schemas.microsoft.com/office/word/2010/wordprocessingShape" mc:Ignorable="w14 w15 w16se w16cid w16 w16cex w16sdtdh wp14">
+  <w15:person w15:author="Anastasiia">
+    <w15:presenceInfo w15:providerId="Windows Live" w15:userId="7ecd073e87b56ee3"/>
+  </w15:person>
+</w15:people>
 </file>
 
 <file path=word/styles.xml><?xml version="1.0" encoding="utf-8"?>

--- a/Other/Dyplom.docx
+++ b/Other/Dyplom.docx
@@ -452,7 +452,7 @@
           <w:rFonts w:eastAsia="Times New Roman" w:cstheme="minorHAnsi"/>
           <w:color w:val="000000"/>
           <w:szCs w:val="24"/>
-          <w:lang w:val="en-US" w:eastAsia="ru-RU"/>
+          <w:lang w:val="pl-PL" w:eastAsia="ru-RU"/>
         </w:rPr>
         <w:t>0</w:t>
       </w:r>
@@ -461,7 +461,7 @@
           <w:rFonts w:eastAsia="Times New Roman" w:cstheme="minorHAnsi"/>
           <w:color w:val="000000"/>
           <w:szCs w:val="24"/>
-          <w:lang w:eastAsia="ru-RU"/>
+          <w:lang w:val="pl-PL" w:eastAsia="ru-RU"/>
         </w:rPr>
         <w:t>9</w:t>
       </w:r>
@@ -508,7 +508,7 @@
         <w:jc w:val="right"/>
         <w:rPr>
           <w:rFonts w:cstheme="minorHAnsi"/>
-          <w:lang w:val="en-US"/>
+          <w:lang w:val="pl-PL"/>
         </w:rPr>
       </w:pPr>
       <w:r>
@@ -517,35 +517,7 @@
           <w:lang w:val="pl-PL"/>
         </w:rPr>
         <w:lastRenderedPageBreak/>
-        <w:t>…………………</w:t>
-      </w:r>
-      <w:r>
-        <w:rPr>
-          <w:rFonts w:cstheme="minorHAnsi"/>
-          <w:lang w:val="pl-PL"/>
-        </w:rPr>
-        <w:t>03.09.2026</w:t>
-      </w:r>
-      <w:r>
-        <w:rPr>
-          <w:rFonts w:cstheme="minorHAnsi"/>
-          <w:lang w:val="pl-PL"/>
-        </w:rPr>
-        <w:t>…</w:t>
-      </w:r>
-      <w:r>
-        <w:rPr>
-          <w:rFonts w:cstheme="minorHAnsi"/>
-          <w:lang w:val="pl-PL"/>
-        </w:rPr>
-        <w:t>Warszawa</w:t>
-      </w:r>
-      <w:r>
-        <w:rPr>
-          <w:rFonts w:cstheme="minorHAnsi"/>
-          <w:lang w:val="pl-PL"/>
-        </w:rPr>
-        <w:t>………………..</w:t>
+        <w:t>…………………03.09.2026…Warszawa………………..</w:t>
       </w:r>
     </w:p>
     <w:p>
@@ -623,35 +595,7 @@
           <w:rFonts w:cstheme="minorHAnsi"/>
           <w:lang w:val="pl-PL"/>
         </w:rPr>
-        <w:t>Ja, niżej podpisany/a: ....................................</w:t>
-      </w:r>
-      <w:r>
-        <w:rPr>
-          <w:rFonts w:cstheme="minorHAnsi"/>
-          <w:lang w:val="pl-PL"/>
-        </w:rPr>
-        <w:t>Anastasiia</w:t>
-      </w:r>
-      <w:r>
-        <w:rPr>
-          <w:rFonts w:cstheme="minorHAnsi"/>
-          <w:lang w:val="pl-PL"/>
-        </w:rPr>
-        <w:t>..</w:t>
-      </w:r>
-      <w:r>
-        <w:rPr>
-          <w:rFonts w:cstheme="minorHAnsi"/>
-          <w:lang w:val="pl-PL"/>
-        </w:rPr>
-        <w:t>Fomina</w:t>
-      </w:r>
-      <w:r>
-        <w:rPr>
-          <w:rFonts w:cstheme="minorHAnsi"/>
-          <w:lang w:val="pl-PL"/>
-        </w:rPr>
-        <w:t>.....................</w:t>
+        <w:t>Ja, niżej podpisany/a: ....................................Anastasiia..Fomina.....................</w:t>
       </w:r>
       <w:r>
         <w:rPr>
@@ -675,21 +619,7 @@
           <w:lang w:val="pl-PL"/>
         </w:rPr>
         <w:br/>
-        <w:t>student/ka kierunku: ……………………………........</w:t>
-      </w:r>
-      <w:r>
-        <w:rPr>
-          <w:rFonts w:cstheme="minorHAnsi"/>
-          <w:lang w:val="pl-PL"/>
-        </w:rPr>
-        <w:t>Informatyka</w:t>
-      </w:r>
-      <w:r>
-        <w:rPr>
-          <w:rFonts w:cstheme="minorHAnsi"/>
-          <w:lang w:val="pl-PL"/>
-        </w:rPr>
-        <w:t>..............................</w:t>
+        <w:t>student/ka kierunku: ……………………………........Informatyka..............................</w:t>
       </w:r>
       <w:r>
         <w:rPr>
@@ -756,21 +686,7 @@
           <w:lang w:val="pl-PL"/>
         </w:rPr>
         <w:br/>
-        <w:t>numer albumu studenta: .................................</w:t>
-      </w:r>
-      <w:r>
-        <w:rPr>
-          <w:rFonts w:cstheme="minorHAnsi"/>
-          <w:lang w:val="pl-PL"/>
-        </w:rPr>
-        <w:t>s25453</w:t>
-      </w:r>
-      <w:r>
-        <w:rPr>
-          <w:rFonts w:cstheme="minorHAnsi"/>
-          <w:lang w:val="pl-PL"/>
-        </w:rPr>
-        <w:t>......................................</w:t>
+        <w:t>numer albumu studenta: .................................s25453......................................</w:t>
       </w:r>
     </w:p>
     <w:p>
@@ -890,35 +806,7 @@
           <w:rFonts w:cstheme="minorHAnsi"/>
           <w:lang w:val="pl-PL"/>
         </w:rPr>
-        <w:t>........................</w:t>
-      </w:r>
-      <w:r>
-        <w:rPr>
-          <w:rFonts w:cstheme="minorHAnsi"/>
-          <w:lang w:val="pl-PL"/>
-        </w:rPr>
-        <w:t>Anastasiia</w:t>
-      </w:r>
-      <w:r>
-        <w:rPr>
-          <w:rFonts w:cstheme="minorHAnsi"/>
-          <w:lang w:val="pl-PL"/>
-        </w:rPr>
-        <w:t>..</w:t>
-      </w:r>
-      <w:r>
-        <w:rPr>
-          <w:rFonts w:cstheme="minorHAnsi"/>
-          <w:lang w:val="pl-PL"/>
-        </w:rPr>
-        <w:t>Fomina</w:t>
-      </w:r>
-      <w:r>
-        <w:rPr>
-          <w:rFonts w:cstheme="minorHAnsi"/>
-          <w:lang w:val="pl-PL"/>
-        </w:rPr>
-        <w:t>................................</w:t>
+        <w:t>........................Anastasiia..Fomina................................</w:t>
       </w:r>
     </w:p>
     <w:p>
@@ -2718,25 +2606,7 @@
                 <w:noProof/>
                 <w:lang w:val="pl-PL"/>
               </w:rPr>
-              <w:t>Architekt</w:t>
-            </w:r>
-            <w:r>
-              <w:rPr>
-                <w:rStyle w:val="a8"/>
-                <w:rFonts w:cstheme="minorHAnsi"/>
-                <w:noProof/>
-                <w:lang w:val="pl-PL"/>
-              </w:rPr>
-              <w:t>u</w:t>
-            </w:r>
-            <w:r>
-              <w:rPr>
-                <w:rStyle w:val="a8"/>
-                <w:rFonts w:cstheme="minorHAnsi"/>
-                <w:noProof/>
-                <w:lang w:val="pl-PL"/>
-              </w:rPr>
-              <w:t>ra wdrożeniowa</w:t>
+              <w:t>Architektura wdrożeniowa</w:t>
             </w:r>
             <w:r>
               <w:rPr>
@@ -10026,18 +9896,20 @@
         <w:spacing w:line="360" w:lineRule="auto"/>
         <w:rPr>
           <w:rFonts w:cstheme="minorHAnsi"/>
+          <w:lang w:val="pl-PL"/>
         </w:rPr>
       </w:pPr>
       <w:r>
         <w:rPr>
           <w:rFonts w:cstheme="minorHAnsi"/>
           <w:noProof/>
+          <w:lang w:val="pl-PL"/>
         </w:rPr>
         <w:drawing>
-          <wp:inline distT="0" distB="0" distL="0" distR="0" wp14:anchorId="01F5302D" wp14:editId="303EB13E">
-            <wp:extent cx="8411946" cy="5187462"/>
-            <wp:effectExtent l="0" t="0" r="8255" b="0"/>
-            <wp:docPr id="3" name="Рисунок 3"/>
+          <wp:inline distT="0" distB="0" distL="0" distR="0" wp14:anchorId="3058BF93" wp14:editId="6824F32F">
+            <wp:extent cx="6111240" cy="5209635"/>
+            <wp:effectExtent l="0" t="0" r="3810" b="0"/>
+            <wp:docPr id="6" name="Рисунок 6"/>
             <wp:cNvGraphicFramePr>
               <a:graphicFrameLocks xmlns:a="http://schemas.openxmlformats.org/drawingml/2006/main" noChangeAspect="1"/>
             </wp:cNvGraphicFramePr>
@@ -10045,7 +9917,7 @@
               <a:graphicData uri="http://schemas.openxmlformats.org/drawingml/2006/picture">
                 <pic:pic xmlns:pic="http://schemas.openxmlformats.org/drawingml/2006/picture">
                   <pic:nvPicPr>
-                    <pic:cNvPr id="3" name="Рисунок 3"/>
+                    <pic:cNvPr id="6" name="Рисунок 6"/>
                     <pic:cNvPicPr/>
                   </pic:nvPicPr>
                   <pic:blipFill>
@@ -10063,7 +9935,7 @@
                   <pic:spPr>
                     <a:xfrm>
                       <a:off x="0" y="0"/>
-                      <a:ext cx="8429035" cy="5198000"/>
+                      <a:ext cx="6149628" cy="5242360"/>
                     </a:xfrm>
                     <a:prstGeom prst="rect">
                       <a:avLst/>
@@ -10150,7 +10022,7 @@
           <w:lang w:val="pl-PL"/>
         </w:rPr>
         <w:sectPr>
-          <w:pgSz w:w="16838" w:h="11906" w:orient="landscape"/>
+          <w:pgSz w:w="11906" w:h="16838"/>
           <w:pgMar w:top="1134" w:right="1134" w:bottom="1134" w:left="1134" w:header="709" w:footer="709" w:gutter="0"/>
           <w:cols w:space="708"/>
           <w:docGrid w:linePitch="360"/>
@@ -10701,10 +10573,10 @@
           <w:noProof/>
         </w:rPr>
         <w:drawing>
-          <wp:inline distT="0" distB="0" distL="0" distR="0" wp14:anchorId="46CEC869" wp14:editId="3777A7C5">
+          <wp:inline distT="0" distB="0" distL="0" distR="0" wp14:anchorId="034E900C" wp14:editId="50CBA26A">
             <wp:extent cx="4943642" cy="4652167"/>
             <wp:effectExtent l="0" t="0" r="9525" b="0"/>
-            <wp:docPr id="12" name="Рисунок 12"/>
+            <wp:docPr id="8" name="Рисунок 8"/>
             <wp:cNvGraphicFramePr>
               <a:graphicFrameLocks xmlns:a="http://schemas.openxmlformats.org/drawingml/2006/main" noChangeAspect="1"/>
             </wp:cNvGraphicFramePr>
@@ -10712,7 +10584,7 @@
               <a:graphicData uri="http://schemas.openxmlformats.org/drawingml/2006/picture">
                 <pic:pic xmlns:pic="http://schemas.openxmlformats.org/drawingml/2006/picture">
                   <pic:nvPicPr>
-                    <pic:cNvPr id="12" name="Рисунок 12"/>
+                    <pic:cNvPr id="8" name="Рисунок 8"/>
                     <pic:cNvPicPr/>
                   </pic:nvPicPr>
                   <pic:blipFill>
@@ -10809,6 +10681,7 @@
       <w:r>
         <w:rPr>
           <w:rFonts w:cstheme="minorHAnsi"/>
+          <w:lang w:val="pl-PL"/>
         </w:rPr>
         <w:t xml:space="preserve"> </w:t>
       </w:r>
@@ -13889,17 +13762,36 @@
         </w:rPr>
         <w:t xml:space="preserve">Rozporządzenie Parlamentu Europejskiego i Rady (UE) 2016/679 z dnia 27 kwietnia 2016 r. w sprawie ochrony osób fizycznych w związku z przetwarzaniem danych osobowych i w sprawie swobodnego przepływu takich danych oraz uchylenia dyrektywy 95/46/WE (ogólne rozporządzenie o ochronie danych), European Union, URL: </w:t>
       </w:r>
-      <w:hyperlink r:id="rId22" w:history="1">
-        <w:r>
-          <w:rPr>
-            <w:rStyle w:val="a8"/>
-            <w:rFonts w:cstheme="minorHAnsi"/>
-            <w:szCs w:val="24"/>
-            <w:lang w:val="pl-PL"/>
-          </w:rPr>
-          <w:t>https://eur-lex.europa.eu/legal-content/PL/TXT/?uri=CELEX%3A32016R0679</w:t>
-        </w:r>
-      </w:hyperlink>
+      <w:r>
+        <w:fldChar w:fldCharType="begin"/>
+      </w:r>
+      <w:r>
+        <w:rPr>
+          <w:lang w:val="pl-PL"/>
+        </w:rPr>
+        <w:instrText xml:space="preserve"> HYPERLINK "https://eur-lex.europa.eu/legal-content/PL/TXT/?uri=CELEX%3A32016R0679" </w:instrText>
+      </w:r>
+      <w:r>
+        <w:fldChar w:fldCharType="separate"/>
+      </w:r>
+      <w:r>
+        <w:rPr>
+          <w:rStyle w:val="a8"/>
+          <w:rFonts w:cstheme="minorHAnsi"/>
+          <w:szCs w:val="24"/>
+          <w:lang w:val="pl-PL"/>
+        </w:rPr>
+        <w:t>https://eur-lex.europa.eu/legal-content/PL/TXT/?uri=CELEX%3A32016R0679</w:t>
+      </w:r>
+      <w:r>
+        <w:rPr>
+          <w:rStyle w:val="a8"/>
+          <w:rFonts w:cstheme="minorHAnsi"/>
+          <w:szCs w:val="24"/>
+          <w:lang w:val="pl-PL"/>
+        </w:rPr>
+        <w:fldChar w:fldCharType="end"/>
+      </w:r>
     </w:p>
     <w:p>
       <w:pPr>
@@ -13937,7 +13829,7 @@
         </w:rPr>
         <w:t xml:space="preserve">Clio, URL:  </w:t>
       </w:r>
-      <w:hyperlink r:id="rId23" w:tgtFrame="_new" w:history="1">
+      <w:hyperlink r:id="rId22" w:tgtFrame="_new" w:history="1">
         <w:r>
           <w:rPr>
             <w:rStyle w:val="a8"/>
@@ -13985,7 +13877,7 @@
         </w:rPr>
         <w:t xml:space="preserve">, URL:   </w:t>
       </w:r>
-      <w:hyperlink r:id="rId24" w:history="1">
+      <w:hyperlink r:id="rId23" w:history="1">
         <w:r>
           <w:rPr>
             <w:rStyle w:val="a8"/>
@@ -14039,7 +13931,7 @@
           <w:lang w:val="en-US"/>
         </w:rPr>
       </w:pPr>
-      <w:hyperlink r:id="rId25" w:history="1">
+      <w:hyperlink r:id="rId24" w:history="1">
         <w:r>
           <w:rPr>
             <w:rStyle w:val="a8"/>
@@ -14066,7 +13958,7 @@
         </w:rPr>
         <w:t xml:space="preserve">[7] DB-Engines Ranking. URL: </w:t>
       </w:r>
-      <w:hyperlink r:id="rId26" w:history="1">
+      <w:hyperlink r:id="rId25" w:history="1">
         <w:r>
           <w:rPr>
             <w:rStyle w:val="a8"/>

--- a/Other/Dyplom.docx
+++ b/Other/Dyplom.docx
@@ -244,7 +244,7 @@
         <w:rPr>
           <w:rFonts w:eastAsia="Times New Roman" w:cstheme="minorHAnsi"/>
           <w:szCs w:val="24"/>
-          <w:lang w:val="pl-PL" w:eastAsia="ru-RU"/>
+          <w:lang w:val="en-US" w:eastAsia="ru-RU"/>
         </w:rPr>
       </w:pPr>
     </w:p>
@@ -400,7 +400,6 @@
         <w:jc w:val="center"/>
         <w:rPr>
           <w:rFonts w:eastAsia="Times New Roman" w:cstheme="minorHAnsi"/>
-          <w:color w:val="000000"/>
           <w:szCs w:val="24"/>
           <w:lang w:val="pl-PL" w:eastAsia="ru-RU"/>
         </w:rPr>
@@ -421,23 +420,18 @@
         </w:rPr>
         <w:br/>
       </w:r>
-      <w:r>
-        <w:rPr>
-          <w:rFonts w:eastAsia="Times New Roman" w:cstheme="minorHAnsi"/>
-          <w:szCs w:val="24"/>
-          <w:lang w:val="pl-PL" w:eastAsia="ru-RU"/>
-        </w:rPr>
-        <w:br/>
-      </w:r>
-      <w:r>
+    </w:p>
+    <w:p>
+      <w:pPr>
+        <w:spacing w:after="240" w:line="360" w:lineRule="auto"/>
+        <w:jc w:val="center"/>
         <w:rPr>
           <w:rFonts w:eastAsia="Times New Roman" w:cstheme="minorHAnsi"/>
           <w:color w:val="000000"/>
           <w:szCs w:val="24"/>
           <w:lang w:val="pl-PL" w:eastAsia="ru-RU"/>
         </w:rPr>
-        <w:t>-</w:t>
-      </w:r>
+      </w:pPr>
       <w:r>
         <w:rPr>
           <w:rFonts w:eastAsia="Times New Roman" w:cstheme="minorHAnsi"/>
@@ -445,7 +439,7 @@
           <w:szCs w:val="24"/>
           <w:lang w:val="pl-PL" w:eastAsia="ru-RU"/>
         </w:rPr>
-        <w:t xml:space="preserve">, </w:t>
+        <w:t xml:space="preserve"> </w:t>
       </w:r>
       <w:r>
         <w:rPr>
@@ -454,17 +448,18 @@
           <w:szCs w:val="24"/>
           <w:lang w:val="pl-PL" w:eastAsia="ru-RU"/>
         </w:rPr>
-        <w:t>0</w:t>
-      </w:r>
-      <w:r>
+        <w:t>2026</w:t>
+      </w:r>
+    </w:p>
+    <w:p>
+      <w:pPr>
         <w:rPr>
           <w:rFonts w:eastAsia="Times New Roman" w:cstheme="minorHAnsi"/>
           <w:color w:val="000000"/>
           <w:szCs w:val="24"/>
           <w:lang w:val="pl-PL" w:eastAsia="ru-RU"/>
         </w:rPr>
-        <w:t>9</w:t>
-      </w:r>
+      </w:pPr>
       <w:r>
         <w:rPr>
           <w:rFonts w:eastAsia="Times New Roman" w:cstheme="minorHAnsi"/>
@@ -472,34 +467,6 @@
           <w:szCs w:val="24"/>
           <w:lang w:val="pl-PL" w:eastAsia="ru-RU"/>
         </w:rPr>
-        <w:t xml:space="preserve">, </w:t>
-      </w:r>
-      <w:r>
-        <w:rPr>
-          <w:rFonts w:eastAsia="Times New Roman" w:cstheme="minorHAnsi"/>
-          <w:color w:val="000000"/>
-          <w:szCs w:val="24"/>
-          <w:lang w:val="pl-PL" w:eastAsia="ru-RU"/>
-        </w:rPr>
-        <w:t>2026</w:t>
-      </w:r>
-    </w:p>
-    <w:p>
-      <w:pPr>
-        <w:rPr>
-          <w:rFonts w:eastAsia="Times New Roman" w:cstheme="minorHAnsi"/>
-          <w:color w:val="000000"/>
-          <w:szCs w:val="24"/>
-          <w:lang w:val="pl-PL" w:eastAsia="ru-RU"/>
-        </w:rPr>
-      </w:pPr>
-      <w:r>
-        <w:rPr>
-          <w:rFonts w:eastAsia="Times New Roman" w:cstheme="minorHAnsi"/>
-          <w:color w:val="000000"/>
-          <w:szCs w:val="24"/>
-          <w:lang w:val="pl-PL" w:eastAsia="ru-RU"/>
-        </w:rPr>
         <w:br w:type="page"/>
       </w:r>
     </w:p>
@@ -517,7 +484,21 @@
           <w:lang w:val="pl-PL"/>
         </w:rPr>
         <w:lastRenderedPageBreak/>
-        <w:t>…………………03.09.2026…Warszawa………………..</w:t>
+        <w:t>03.09.202</w:t>
+      </w:r>
+      <w:r>
+        <w:rPr>
+          <w:rFonts w:cstheme="minorHAnsi"/>
+          <w:lang w:val="pl-PL"/>
+        </w:rPr>
+        <w:t xml:space="preserve">6 </w:t>
+      </w:r>
+      <w:r>
+        <w:rPr>
+          <w:rFonts w:cstheme="minorHAnsi"/>
+          <w:lang w:val="pl-PL"/>
+        </w:rPr>
+        <w:t>Warszawa</w:t>
       </w:r>
     </w:p>
     <w:p>
@@ -595,7 +576,21 @@
           <w:rFonts w:cstheme="minorHAnsi"/>
           <w:lang w:val="pl-PL"/>
         </w:rPr>
-        <w:t>Ja, niżej podpisany/a: ....................................Anastasiia..Fomina.....................</w:t>
+        <w:t>Ja, niżej podpisany/a: Anastasiia</w:t>
+      </w:r>
+      <w:r>
+        <w:rPr>
+          <w:rFonts w:cstheme="minorHAnsi"/>
+          <w:lang w:val="pl-PL"/>
+        </w:rPr>
+        <w:t xml:space="preserve"> </w:t>
+      </w:r>
+      <w:r>
+        <w:rPr>
+          <w:rFonts w:cstheme="minorHAnsi"/>
+          <w:lang w:val="pl-PL"/>
+        </w:rPr>
+        <w:t>Fomina</w:t>
       </w:r>
       <w:r>
         <w:rPr>
@@ -619,7 +614,7 @@
           <w:lang w:val="pl-PL"/>
         </w:rPr>
         <w:br/>
-        <w:t>student/ka kierunku: ……………………………........Informatyka..............................</w:t>
+        <w:t>student/ka kierunku: Informatyka</w:t>
       </w:r>
       <w:r>
         <w:rPr>
@@ -686,7 +681,7 @@
           <w:lang w:val="pl-PL"/>
         </w:rPr>
         <w:br/>
-        <w:t>numer albumu studenta: .................................s25453......................................</w:t>
+        <w:t>numer albumu studenta: s25453</w:t>
       </w:r>
     </w:p>
     <w:p>
@@ -806,7 +801,21 @@
           <w:rFonts w:cstheme="minorHAnsi"/>
           <w:lang w:val="pl-PL"/>
         </w:rPr>
-        <w:t>........................Anastasiia..Fomina................................</w:t>
+        <w:t>Anastasiia</w:t>
+      </w:r>
+      <w:r>
+        <w:rPr>
+          <w:rFonts w:cstheme="minorHAnsi"/>
+          <w:lang w:val="pl-PL"/>
+        </w:rPr>
+        <w:t xml:space="preserve"> </w:t>
+      </w:r>
+      <w:r>
+        <w:rPr>
+          <w:rFonts w:cstheme="minorHAnsi"/>
+          <w:lang w:val="pl-PL"/>
+        </w:rPr>
+        <w:t>Fomina</w:t>
       </w:r>
     </w:p>
     <w:p>
@@ -1327,7 +1336,25 @@
                 <w:noProof/>
                 <w:lang w:val="pl-PL"/>
               </w:rPr>
-              <w:t>Analiza konkurencji</w:t>
+              <w:t>Anal</w:t>
+            </w:r>
+            <w:r>
+              <w:rPr>
+                <w:rStyle w:val="a8"/>
+                <w:rFonts w:cstheme="minorHAnsi"/>
+                <w:noProof/>
+                <w:lang w:val="pl-PL"/>
+              </w:rPr>
+              <w:t>i</w:t>
+            </w:r>
+            <w:r>
+              <w:rPr>
+                <w:rStyle w:val="a8"/>
+                <w:rFonts w:cstheme="minorHAnsi"/>
+                <w:noProof/>
+                <w:lang w:val="pl-PL"/>
+              </w:rPr>
+              <w:t>za konkurencji</w:t>
             </w:r>
             <w:r>
               <w:rPr>
@@ -1397,6 +1424,7 @@
               <w:rFonts w:cstheme="minorHAnsi"/>
               <w:noProof/>
               <w:sz w:val="22"/>
+              <w:lang w:val="en-US"/>
             </w:rPr>
           </w:pPr>
           <w:hyperlink w:anchor="_Toc211512690" w:history="1">
@@ -1726,7 +1754,25 @@
                 <w:noProof/>
                 <w:lang w:val="pl-PL"/>
               </w:rPr>
-              <w:t>Diagram baz danych</w:t>
+              <w:t xml:space="preserve">Diagram </w:t>
+            </w:r>
+            <w:r>
+              <w:rPr>
+                <w:rStyle w:val="a8"/>
+                <w:rFonts w:cstheme="minorHAnsi"/>
+                <w:noProof/>
+                <w:lang w:val="pl-PL"/>
+              </w:rPr>
+              <w:t>b</w:t>
+            </w:r>
+            <w:r>
+              <w:rPr>
+                <w:rStyle w:val="a8"/>
+                <w:rFonts w:cstheme="minorHAnsi"/>
+                <w:noProof/>
+                <w:lang w:val="pl-PL"/>
+              </w:rPr>
+              <w:t>az danych</w:t>
             </w:r>
             <w:r>
               <w:rPr>
@@ -3580,7 +3626,6 @@
           <w:szCs w:val="24"/>
         </w:rPr>
       </w:pPr>
-      <w:proofErr w:type="spellStart"/>
       <w:r>
         <w:rPr>
           <w:rFonts w:cstheme="minorHAnsi"/>
@@ -3588,37 +3633,7 @@
           <w:iCs/>
           <w:szCs w:val="24"/>
         </w:rPr>
-        <w:t>Raport</w:t>
-      </w:r>
-      <w:proofErr w:type="spellEnd"/>
-      <w:r>
-        <w:rPr>
-          <w:rFonts w:cstheme="minorHAnsi"/>
-          <w:i/>
-          <w:iCs/>
-          <w:szCs w:val="24"/>
-        </w:rPr>
-        <w:t xml:space="preserve"> </w:t>
-      </w:r>
-      <w:proofErr w:type="spellStart"/>
-      <w:r>
-        <w:rPr>
-          <w:rFonts w:cstheme="minorHAnsi"/>
-          <w:i/>
-          <w:iCs/>
-          <w:szCs w:val="24"/>
-        </w:rPr>
-        <w:t>finansowy</w:t>
-      </w:r>
-      <w:proofErr w:type="spellEnd"/>
-      <w:r>
-        <w:rPr>
-          <w:rFonts w:cstheme="minorHAnsi"/>
-          <w:i/>
-          <w:iCs/>
-          <w:szCs w:val="24"/>
-        </w:rPr>
-        <w:t>:</w:t>
+        <w:t>Raport finansowy:</w:t>
       </w:r>
     </w:p>
     <w:p>
@@ -3675,7 +3690,6 @@
           <w:szCs w:val="24"/>
         </w:rPr>
       </w:pPr>
-      <w:proofErr w:type="spellStart"/>
       <w:r>
         <w:rPr>
           <w:rFonts w:cstheme="minorHAnsi"/>
@@ -3686,7 +3700,6 @@
         </w:rPr>
         <w:t>Raport</w:t>
       </w:r>
-      <w:proofErr w:type="spellEnd"/>
       <w:r>
         <w:rPr>
           <w:rFonts w:cstheme="minorHAnsi"/>
@@ -3734,7 +3747,6 @@
         </w:rPr>
         <w:t xml:space="preserve"> </w:t>
       </w:r>
-      <w:proofErr w:type="spellStart"/>
       <w:r>
         <w:rPr>
           <w:rFonts w:cstheme="minorHAnsi"/>
@@ -3745,7 +3757,6 @@
         </w:rPr>
         <w:t>spraw</w:t>
       </w:r>
-      <w:proofErr w:type="spellEnd"/>
       <w:r>
         <w:rPr>
           <w:rFonts w:cstheme="minorHAnsi"/>
@@ -3806,7 +3817,6 @@
           <w:lang w:val="en-US"/>
         </w:rPr>
       </w:pPr>
-      <w:proofErr w:type="spellStart"/>
       <w:r>
         <w:rPr>
           <w:rFonts w:cstheme="minorHAnsi"/>
@@ -3815,62 +3825,7 @@
           <w:szCs w:val="24"/>
           <w:lang w:val="en-US"/>
         </w:rPr>
-        <w:t>Raport</w:t>
-      </w:r>
-      <w:proofErr w:type="spellEnd"/>
-      <w:r>
-        <w:rPr>
-          <w:rFonts w:cstheme="minorHAnsi"/>
-          <w:i/>
-          <w:iCs/>
-          <w:szCs w:val="24"/>
-          <w:lang w:val="en-US"/>
-        </w:rPr>
-        <w:t xml:space="preserve"> </w:t>
-      </w:r>
-      <w:proofErr w:type="spellStart"/>
-      <w:r>
-        <w:rPr>
-          <w:rFonts w:cstheme="minorHAnsi"/>
-          <w:i/>
-          <w:iCs/>
-          <w:szCs w:val="24"/>
-          <w:lang w:val="en-US"/>
-        </w:rPr>
-        <w:t>postępowań</w:t>
-      </w:r>
-      <w:proofErr w:type="spellEnd"/>
-      <w:r>
-        <w:rPr>
-          <w:rFonts w:cstheme="minorHAnsi"/>
-          <w:i/>
-          <w:iCs/>
-          <w:szCs w:val="24"/>
-          <w:lang w:val="en-US"/>
-        </w:rPr>
-        <w:t xml:space="preserve"> </w:t>
-      </w:r>
-      <w:proofErr w:type="spellStart"/>
-      <w:r>
-        <w:rPr>
-          <w:rFonts w:cstheme="minorHAnsi"/>
-          <w:i/>
-          <w:iCs/>
-          <w:szCs w:val="24"/>
-          <w:lang w:val="en-US"/>
-        </w:rPr>
-        <w:t>sądowych</w:t>
-      </w:r>
-      <w:proofErr w:type="spellEnd"/>
-      <w:r>
-        <w:rPr>
-          <w:rFonts w:cstheme="minorHAnsi"/>
-          <w:i/>
-          <w:iCs/>
-          <w:szCs w:val="24"/>
-          <w:lang w:val="en-US"/>
-        </w:rPr>
-        <w:t>:</w:t>
+        <w:t>Raport postępowań sądowych:</w:t>
       </w:r>
     </w:p>
     <w:p>
@@ -3955,7 +3910,6 @@
           <w:lang w:val="en-US"/>
         </w:rPr>
       </w:pPr>
-      <w:proofErr w:type="spellStart"/>
       <w:r>
         <w:rPr>
           <w:rFonts w:cstheme="minorHAnsi"/>
@@ -3965,40 +3919,7 @@
           <w:lang w:val="en-US"/>
         </w:rPr>
         <w:lastRenderedPageBreak/>
-        <w:t>Efektywność</w:t>
-      </w:r>
-      <w:proofErr w:type="spellEnd"/>
-      <w:r>
-        <w:rPr>
-          <w:rFonts w:cstheme="minorHAnsi"/>
-          <w:i/>
-          <w:iCs/>
-          <w:szCs w:val="24"/>
-          <w:lang w:val="en-US"/>
-        </w:rPr>
-        <w:t xml:space="preserve"> </w:t>
-      </w:r>
-      <w:proofErr w:type="spellStart"/>
-      <w:r>
-        <w:rPr>
-          <w:rFonts w:cstheme="minorHAnsi"/>
-          <w:i/>
-          <w:iCs/>
-          <w:szCs w:val="24"/>
-          <w:lang w:val="en-US"/>
-        </w:rPr>
-        <w:t>pracowników</w:t>
-      </w:r>
-      <w:proofErr w:type="spellEnd"/>
-      <w:r>
-        <w:rPr>
-          <w:rFonts w:cstheme="minorHAnsi"/>
-          <w:i/>
-          <w:iCs/>
-          <w:szCs w:val="24"/>
-          <w:lang w:val="en-US"/>
-        </w:rPr>
-        <w:t>:</w:t>
+        <w:t>Efektywność pracowników:</w:t>
       </w:r>
     </w:p>
     <w:p>
@@ -4046,7 +3967,6 @@
           <w:lang w:val="en-US"/>
         </w:rPr>
       </w:pPr>
-      <w:proofErr w:type="spellStart"/>
       <w:r>
         <w:rPr>
           <w:rFonts w:cstheme="minorHAnsi"/>
@@ -4055,109 +3975,53 @@
           <w:szCs w:val="24"/>
           <w:lang w:val="en-US"/>
         </w:rPr>
-        <w:t>Zestawienie</w:t>
-      </w:r>
-      <w:proofErr w:type="spellEnd"/>
-      <w:r>
-        <w:rPr>
-          <w:rFonts w:cstheme="minorHAnsi"/>
-          <w:i/>
-          <w:iCs/>
+        <w:t>Zestawienie miesięczne księgowości:</w:t>
+      </w:r>
+    </w:p>
+    <w:p>
+      <w:pPr>
+        <w:spacing w:line="360" w:lineRule="auto"/>
+        <w:jc w:val="both"/>
+        <w:rPr>
+          <w:rFonts w:cstheme="minorHAnsi"/>
+          <w:szCs w:val="24"/>
+          <w:lang w:val="pl-PL"/>
+        </w:rPr>
+      </w:pPr>
+      <w:r>
+        <w:rPr>
+          <w:rFonts w:cstheme="minorHAnsi"/>
+          <w:szCs w:val="24"/>
+          <w:lang w:val="pl-PL"/>
+        </w:rPr>
+        <w:t>Kompleksowy raport agregujący wskaźniki dla zamkniętego miesiąca obrachunkowego. Zawiera statystyki liczby nowo otwartych i zamkniętych spraw, sumę naliczonych oraz realnie wyegzekwowanych wpłat, a także wolumen spraw zarchiwizowanych.</w:t>
+      </w:r>
+      <w:r>
+        <w:rPr>
+          <w:rFonts w:cstheme="minorHAnsi"/>
+          <w:szCs w:val="24"/>
+          <w:lang w:val="pl-PL"/>
+        </w:rPr>
+        <w:t xml:space="preserve"> </w:t>
+      </w:r>
+      <w:r>
+        <w:rPr>
+          <w:rFonts w:cstheme="minorHAnsi"/>
+          <w:lang w:val="pl-PL"/>
+        </w:rPr>
+        <w:t>Moduł integruje automatyczny wykres słupkowy do wizualizacji etapów operacyjnych spraw oraz dwa wykresy kołowe obrazujące strukturę finansową (wpłaty vs zaległości) oraz podział spraw w systemie.</w:t>
+      </w:r>
+    </w:p>
+    <w:p>
+      <w:pPr>
+        <w:spacing w:line="360" w:lineRule="auto"/>
+        <w:jc w:val="both"/>
+        <w:rPr>
+          <w:rFonts w:cstheme="minorHAnsi"/>
           <w:szCs w:val="24"/>
           <w:lang w:val="en-US"/>
         </w:rPr>
-        <w:t xml:space="preserve"> </w:t>
-      </w:r>
-      <w:proofErr w:type="spellStart"/>
-      <w:r>
-        <w:rPr>
-          <w:rFonts w:cstheme="minorHAnsi"/>
-          <w:i/>
-          <w:iCs/>
-          <w:szCs w:val="24"/>
-          <w:lang w:val="en-US"/>
-        </w:rPr>
-        <w:t>miesięczne</w:t>
-      </w:r>
-      <w:proofErr w:type="spellEnd"/>
-      <w:r>
-        <w:rPr>
-          <w:rFonts w:cstheme="minorHAnsi"/>
-          <w:i/>
-          <w:iCs/>
-          <w:szCs w:val="24"/>
-          <w:lang w:val="en-US"/>
-        </w:rPr>
-        <w:t xml:space="preserve"> </w:t>
-      </w:r>
-      <w:proofErr w:type="spellStart"/>
-      <w:r>
-        <w:rPr>
-          <w:rFonts w:cstheme="minorHAnsi"/>
-          <w:i/>
-          <w:iCs/>
-          <w:szCs w:val="24"/>
-          <w:lang w:val="en-US"/>
-        </w:rPr>
-        <w:t>księgowości</w:t>
-      </w:r>
-      <w:proofErr w:type="spellEnd"/>
-      <w:r>
-        <w:rPr>
-          <w:rFonts w:cstheme="minorHAnsi"/>
-          <w:i/>
-          <w:iCs/>
-          <w:szCs w:val="24"/>
-          <w:lang w:val="en-US"/>
-        </w:rPr>
-        <w:t>:</w:t>
-      </w:r>
-    </w:p>
-    <w:p>
-      <w:pPr>
-        <w:spacing w:line="360" w:lineRule="auto"/>
-        <w:jc w:val="both"/>
-        <w:rPr>
-          <w:rFonts w:cstheme="minorHAnsi"/>
-          <w:szCs w:val="24"/>
-          <w:lang w:val="pl-PL"/>
-        </w:rPr>
-      </w:pPr>
-      <w:r>
-        <w:rPr>
-          <w:rFonts w:cstheme="minorHAnsi"/>
-          <w:szCs w:val="24"/>
-          <w:lang w:val="pl-PL"/>
-        </w:rPr>
-        <w:t>Kompleksowy raport agregujący wskaźniki dla zamkniętego miesiąca obrachunkowego. Zawiera statystyki liczby nowo otwartych i zamkniętych spraw, sumę naliczonych oraz realnie wyegzekwowanych wpłat, a także wolumen spraw zarchiwizowanych.</w:t>
-      </w:r>
-      <w:r>
-        <w:rPr>
-          <w:rFonts w:cstheme="minorHAnsi"/>
-          <w:szCs w:val="24"/>
-          <w:lang w:val="pl-PL"/>
-        </w:rPr>
-        <w:t xml:space="preserve"> </w:t>
-      </w:r>
-      <w:r>
-        <w:rPr>
-          <w:rFonts w:cstheme="minorHAnsi"/>
-          <w:lang w:val="pl-PL"/>
-        </w:rPr>
-        <w:t>Moduł integruje automatyczny wykres słupkowy do wizualizacji etapów operacyjnych spraw oraz dwa wykresy kołowe obrazujące strukturę finansową (wpłaty vs zaległości) oraz podział spraw w systemie.</w:t>
-      </w:r>
-    </w:p>
-    <w:p>
-      <w:pPr>
-        <w:spacing w:line="360" w:lineRule="auto"/>
-        <w:jc w:val="both"/>
-        <w:rPr>
-          <w:rFonts w:cstheme="minorHAnsi"/>
-          <w:szCs w:val="24"/>
-          <w:lang w:val="en-US"/>
-        </w:rPr>
-      </w:pPr>
-      <w:proofErr w:type="spellStart"/>
+      </w:pPr>
       <w:r>
         <w:rPr>
           <w:rFonts w:cstheme="minorHAnsi"/>
@@ -4166,40 +4030,7 @@
           <w:szCs w:val="24"/>
           <w:lang w:val="en-US"/>
         </w:rPr>
-        <w:t>Implementacja</w:t>
-      </w:r>
-      <w:proofErr w:type="spellEnd"/>
-      <w:r>
-        <w:rPr>
-          <w:rFonts w:cstheme="minorHAnsi"/>
-          <w:b/>
-          <w:bCs/>
-          <w:szCs w:val="24"/>
-          <w:lang w:val="en-US"/>
-        </w:rPr>
-        <w:t xml:space="preserve"> </w:t>
-      </w:r>
-      <w:proofErr w:type="spellStart"/>
-      <w:r>
-        <w:rPr>
-          <w:rFonts w:cstheme="minorHAnsi"/>
-          <w:b/>
-          <w:bCs/>
-          <w:szCs w:val="24"/>
-          <w:lang w:val="en-US"/>
-        </w:rPr>
-        <w:t>systemu</w:t>
-      </w:r>
-      <w:proofErr w:type="spellEnd"/>
-      <w:r>
-        <w:rPr>
-          <w:rFonts w:cstheme="minorHAnsi"/>
-          <w:b/>
-          <w:bCs/>
-          <w:szCs w:val="24"/>
-          <w:lang w:val="en-US"/>
-        </w:rPr>
-        <w:t>:</w:t>
+        <w:t>Implementacja systemu:</w:t>
       </w:r>
     </w:p>
     <w:p>
@@ -4225,113 +4056,13 @@
         </w:rPr>
         <w:t xml:space="preserve">Budowa aplikacji w architekturze wielowarstwowej (Multilayer Architecture) z wyraźnym podziałem na backend (Spring Boot, Java) zapewniający skalowalność, transakcyjność i bezpieczeństwo danych, oraz frontend (React, JavaScript) realizujący responsywny interfejs użytkownika. </w:t>
       </w:r>
-      <w:proofErr w:type="spellStart"/>
       <w:r>
         <w:rPr>
           <w:rFonts w:cstheme="minorHAnsi"/>
           <w:szCs w:val="24"/>
           <w:lang w:val="en-US"/>
         </w:rPr>
-        <w:t>Jako</w:t>
-      </w:r>
-      <w:proofErr w:type="spellEnd"/>
-      <w:r>
-        <w:rPr>
-          <w:rFonts w:cstheme="minorHAnsi"/>
-          <w:szCs w:val="24"/>
-          <w:lang w:val="en-US"/>
-        </w:rPr>
-        <w:t xml:space="preserve"> system </w:t>
-      </w:r>
-      <w:proofErr w:type="spellStart"/>
-      <w:r>
-        <w:rPr>
-          <w:rFonts w:cstheme="minorHAnsi"/>
-          <w:szCs w:val="24"/>
-          <w:lang w:val="en-US"/>
-        </w:rPr>
-        <w:t>zarządzania</w:t>
-      </w:r>
-      <w:proofErr w:type="spellEnd"/>
-      <w:r>
-        <w:rPr>
-          <w:rFonts w:cstheme="minorHAnsi"/>
-          <w:szCs w:val="24"/>
-          <w:lang w:val="en-US"/>
-        </w:rPr>
-        <w:t xml:space="preserve"> </w:t>
-      </w:r>
-      <w:proofErr w:type="spellStart"/>
-      <w:r>
-        <w:rPr>
-          <w:rFonts w:cstheme="minorHAnsi"/>
-          <w:szCs w:val="24"/>
-          <w:lang w:val="en-US"/>
-        </w:rPr>
-        <w:t>relacyjną</w:t>
-      </w:r>
-      <w:proofErr w:type="spellEnd"/>
-      <w:r>
-        <w:rPr>
-          <w:rFonts w:cstheme="minorHAnsi"/>
-          <w:szCs w:val="24"/>
-          <w:lang w:val="en-US"/>
-        </w:rPr>
-        <w:t xml:space="preserve"> </w:t>
-      </w:r>
-      <w:proofErr w:type="spellStart"/>
-      <w:r>
-        <w:rPr>
-          <w:rFonts w:cstheme="minorHAnsi"/>
-          <w:szCs w:val="24"/>
-          <w:lang w:val="en-US"/>
-        </w:rPr>
-        <w:t>bazą</w:t>
-      </w:r>
-      <w:proofErr w:type="spellEnd"/>
-      <w:r>
-        <w:rPr>
-          <w:rFonts w:cstheme="minorHAnsi"/>
-          <w:szCs w:val="24"/>
-          <w:lang w:val="en-US"/>
-        </w:rPr>
-        <w:t xml:space="preserve"> </w:t>
-      </w:r>
-      <w:proofErr w:type="spellStart"/>
-      <w:r>
-        <w:rPr>
-          <w:rFonts w:cstheme="minorHAnsi"/>
-          <w:szCs w:val="24"/>
-          <w:lang w:val="en-US"/>
-        </w:rPr>
-        <w:t>danych</w:t>
-      </w:r>
-      <w:proofErr w:type="spellEnd"/>
-      <w:r>
-        <w:rPr>
-          <w:rFonts w:cstheme="minorHAnsi"/>
-          <w:szCs w:val="24"/>
-          <w:lang w:val="en-US"/>
-        </w:rPr>
-        <w:t xml:space="preserve"> </w:t>
-      </w:r>
-      <w:proofErr w:type="spellStart"/>
-      <w:r>
-        <w:rPr>
-          <w:rFonts w:cstheme="minorHAnsi"/>
-          <w:szCs w:val="24"/>
-          <w:lang w:val="en-US"/>
-        </w:rPr>
-        <w:t>wykorzystano</w:t>
-      </w:r>
-      <w:proofErr w:type="spellEnd"/>
-      <w:r>
-        <w:rPr>
-          <w:rFonts w:cstheme="minorHAnsi"/>
-          <w:szCs w:val="24"/>
-          <w:lang w:val="en-US"/>
-        </w:rPr>
-        <w:t xml:space="preserve"> PostgreSQL.</w:t>
+        <w:t>Jako system zarządzania relacyjną bazą danych wykorzystano PostgreSQL.</w:t>
       </w:r>
     </w:p>
     <w:p>
@@ -4774,7 +4505,6 @@
           <w:szCs w:val="24"/>
         </w:rPr>
       </w:pPr>
-      <w:proofErr w:type="spellStart"/>
       <w:r>
         <w:rPr>
           <w:rFonts w:cstheme="minorHAnsi"/>
@@ -4782,17 +4512,7 @@
           <w:bCs/>
           <w:szCs w:val="24"/>
         </w:rPr>
-        <w:t>Wydarzenia</w:t>
-      </w:r>
-      <w:proofErr w:type="spellEnd"/>
-      <w:r>
-        <w:rPr>
-          <w:rFonts w:cstheme="minorHAnsi"/>
-          <w:b/>
-          <w:bCs/>
-          <w:szCs w:val="24"/>
-        </w:rPr>
-        <w:t>:</w:t>
+        <w:t>Wydarzenia:</w:t>
       </w:r>
     </w:p>
     <w:p>
@@ -4852,7 +4572,6 @@
           <w:szCs w:val="24"/>
         </w:rPr>
       </w:pPr>
-      <w:proofErr w:type="spellStart"/>
       <w:r>
         <w:rPr>
           <w:rFonts w:cstheme="minorHAnsi"/>
@@ -4860,17 +4579,7 @@
           <w:bCs/>
           <w:szCs w:val="24"/>
         </w:rPr>
-        <w:t>Dokumenty</w:t>
-      </w:r>
-      <w:proofErr w:type="spellEnd"/>
-      <w:r>
-        <w:rPr>
-          <w:rFonts w:cstheme="minorHAnsi"/>
-          <w:b/>
-          <w:bCs/>
-          <w:szCs w:val="24"/>
-        </w:rPr>
-        <w:t>:</w:t>
+        <w:t>Dokumenty:</w:t>
       </w:r>
     </w:p>
     <w:p>
@@ -5798,25 +5507,7 @@
           <w:iCs/>
           <w:lang w:val="pl-PL"/>
         </w:rPr>
-        <w:t xml:space="preserve">2. Pracownik </w:t>
-      </w:r>
-      <w:commentRangeStart w:id="9"/>
-      <w:r>
-        <w:rPr>
-          <w:rFonts w:cstheme="minorHAnsi"/>
-          <w:i/>
-          <w:iCs/>
-          <w:lang w:val="pl-PL"/>
-        </w:rPr>
-        <w:t>kancelarii</w:t>
-      </w:r>
-      <w:commentRangeEnd w:id="9"/>
-      <w:r>
-        <w:rPr>
-          <w:rStyle w:val="af2"/>
-          <w:rFonts w:cstheme="minorHAnsi"/>
-        </w:rPr>
-        <w:commentReference w:id="9"/>
+        <w:t>2. Pracownik kancelarii</w:t>
       </w:r>
     </w:p>
     <w:p>
@@ -6364,55 +6055,7 @@
           <w:rFonts w:asciiTheme="minorHAnsi" w:hAnsiTheme="minorHAnsi" w:cstheme="minorHAnsi"/>
           <w:lang w:val="en-US"/>
         </w:rPr>
-        <w:t>Repeated violation (</w:t>
-      </w:r>
-      <w:proofErr w:type="spellStart"/>
-      <w:r>
-        <w:rPr>
-          <w:rFonts w:asciiTheme="minorHAnsi" w:hAnsiTheme="minorHAnsi" w:cstheme="minorHAnsi"/>
-          <w:lang w:val="en-US"/>
-        </w:rPr>
-        <w:t>Powtórne</w:t>
-      </w:r>
-      <w:proofErr w:type="spellEnd"/>
-      <w:r>
-        <w:rPr>
-          <w:rFonts w:asciiTheme="minorHAnsi" w:hAnsiTheme="minorHAnsi" w:cstheme="minorHAnsi"/>
-          <w:lang w:val="en-US"/>
-        </w:rPr>
-        <w:t xml:space="preserve"> </w:t>
-      </w:r>
-      <w:proofErr w:type="spellStart"/>
-      <w:r>
-        <w:rPr>
-          <w:rFonts w:asciiTheme="minorHAnsi" w:hAnsiTheme="minorHAnsi" w:cstheme="minorHAnsi"/>
-          <w:lang w:val="en-US"/>
-        </w:rPr>
-        <w:t>naruszenie</w:t>
-      </w:r>
-      <w:proofErr w:type="spellEnd"/>
-      <w:r>
-        <w:rPr>
-          <w:rFonts w:asciiTheme="minorHAnsi" w:hAnsiTheme="minorHAnsi" w:cstheme="minorHAnsi"/>
-          <w:lang w:val="en-US"/>
-        </w:rPr>
-        <w:t xml:space="preserve"> </w:t>
-      </w:r>
-      <w:proofErr w:type="spellStart"/>
-      <w:r>
-        <w:rPr>
-          <w:rFonts w:asciiTheme="minorHAnsi" w:hAnsiTheme="minorHAnsi" w:cstheme="minorHAnsi"/>
-          <w:lang w:val="en-US"/>
-        </w:rPr>
-        <w:t>regulaminu</w:t>
-      </w:r>
-      <w:proofErr w:type="spellEnd"/>
-      <w:r>
-        <w:rPr>
-          <w:rFonts w:asciiTheme="minorHAnsi" w:hAnsiTheme="minorHAnsi" w:cstheme="minorHAnsi"/>
-          <w:lang w:val="en-US"/>
-        </w:rPr>
-        <w:t>)</w:t>
+        <w:t>Repeated violation (Powtórne naruszenie regulaminu)</w:t>
       </w:r>
     </w:p>
     <w:p>
@@ -6512,19 +6155,8 @@
           <w:iCs/>
           <w:lang w:val="en-US"/>
         </w:rPr>
-        <w:t xml:space="preserve">3. </w:t>
-      </w:r>
-      <w:proofErr w:type="spellStart"/>
-      <w:r>
-        <w:rPr>
-          <w:rFonts w:cstheme="minorHAnsi"/>
-          <w:i/>
-          <w:iCs/>
-          <w:lang w:val="en-US"/>
-        </w:rPr>
-        <w:t>Księgowy</w:t>
-      </w:r>
-      <w:proofErr w:type="spellEnd"/>
+        <w:t>3. Księgowy</w:t>
+      </w:r>
     </w:p>
     <w:p>
       <w:pPr>
@@ -6560,47 +6192,13 @@
           <w:lang w:val="en-US"/>
         </w:rPr>
       </w:pPr>
-      <w:proofErr w:type="spellStart"/>
       <w:r>
         <w:rPr>
           <w:rFonts w:cstheme="minorHAnsi"/>
           <w:lang w:val="en-US"/>
         </w:rPr>
-        <w:t>Tworzenie</w:t>
-      </w:r>
-      <w:proofErr w:type="spellEnd"/>
-      <w:r>
-        <w:rPr>
-          <w:rFonts w:cstheme="minorHAnsi"/>
-          <w:lang w:val="en-US"/>
-        </w:rPr>
-        <w:t xml:space="preserve"> </w:t>
-      </w:r>
-      <w:proofErr w:type="spellStart"/>
-      <w:r>
-        <w:rPr>
-          <w:rFonts w:cstheme="minorHAnsi"/>
-          <w:lang w:val="en-US"/>
-        </w:rPr>
-        <w:t>raportów</w:t>
-      </w:r>
-      <w:proofErr w:type="spellEnd"/>
-      <w:r>
-        <w:rPr>
-          <w:rFonts w:cstheme="minorHAnsi"/>
-          <w:lang w:val="en-US"/>
-        </w:rPr>
-        <w:t xml:space="preserve"> </w:t>
-      </w:r>
-      <w:proofErr w:type="spellStart"/>
-      <w:r>
-        <w:rPr>
-          <w:rFonts w:cstheme="minorHAnsi"/>
-          <w:lang w:val="en-US"/>
-        </w:rPr>
-        <w:t>finansowych</w:t>
-      </w:r>
-      <w:proofErr w:type="spellEnd"/>
+        <w:t>Tworzenie raportów finansowych</w:t>
+      </w:r>
     </w:p>
     <w:p>
       <w:pPr>
@@ -7068,31 +6666,15 @@
           <w:rFonts w:asciiTheme="minorHAnsi" w:hAnsiTheme="minorHAnsi" w:cstheme="minorHAnsi"/>
         </w:rPr>
       </w:pPr>
-      <w:bookmarkStart w:id="10" w:name="_Toc211512691"/>
-      <w:proofErr w:type="spellStart"/>
+      <w:bookmarkStart w:id="9" w:name="_Toc211512691"/>
       <w:r>
         <w:rPr>
           <w:rFonts w:asciiTheme="minorHAnsi" w:hAnsiTheme="minorHAnsi" w:cstheme="minorHAnsi"/>
         </w:rPr>
         <w:lastRenderedPageBreak/>
-        <w:t>Wymagania</w:t>
-      </w:r>
-      <w:proofErr w:type="spellEnd"/>
-      <w:r>
-        <w:rPr>
-          <w:rFonts w:asciiTheme="minorHAnsi" w:hAnsiTheme="minorHAnsi" w:cstheme="minorHAnsi"/>
-        </w:rPr>
-        <w:t xml:space="preserve"> </w:t>
-      </w:r>
-      <w:proofErr w:type="spellStart"/>
-      <w:r>
-        <w:rPr>
-          <w:rFonts w:asciiTheme="minorHAnsi" w:hAnsiTheme="minorHAnsi" w:cstheme="minorHAnsi"/>
-        </w:rPr>
-        <w:t>niefunkcjonalne</w:t>
-      </w:r>
-      <w:bookmarkEnd w:id="10"/>
-      <w:proofErr w:type="spellEnd"/>
+        <w:t>Wymagania niefunkcjonalne</w:t>
+      </w:r>
+      <w:bookmarkEnd w:id="9"/>
     </w:p>
     <w:p>
       <w:pPr>
@@ -7372,7 +6954,7 @@
           <w:lang w:val="pl-PL"/>
         </w:rPr>
       </w:pPr>
-      <w:bookmarkStart w:id="11" w:name="_Toc211512692"/>
+      <w:bookmarkStart w:id="10" w:name="_Toc211512692"/>
       <w:r>
         <w:rPr>
           <w:rFonts w:asciiTheme="minorHAnsi" w:hAnsiTheme="minorHAnsi" w:cstheme="minorHAnsi"/>
@@ -7381,7 +6963,7 @@
         <w:lastRenderedPageBreak/>
         <w:t xml:space="preserve">Aktorzy i </w:t>
       </w:r>
-      <w:bookmarkStart w:id="12" w:name="_Hlk188293377"/>
+      <w:bookmarkStart w:id="11" w:name="_Hlk188293377"/>
       <w:r>
         <w:rPr>
           <w:rFonts w:asciiTheme="minorHAnsi" w:hAnsiTheme="minorHAnsi" w:cstheme="minorHAnsi"/>
@@ -7389,8 +6971,8 @@
         </w:rPr>
         <w:t>diagram przypadków użycia</w:t>
       </w:r>
+      <w:bookmarkEnd w:id="10"/>
       <w:bookmarkEnd w:id="11"/>
-      <w:bookmarkEnd w:id="12"/>
     </w:p>
     <w:p>
       <w:pPr>
@@ -7421,7 +7003,7 @@
                     <pic:cNvPicPr/>
                   </pic:nvPicPr>
                   <pic:blipFill rotWithShape="1">
-                    <a:blip r:embed="rId14">
+                    <a:blip r:embed="rId10">
                       <a:extLst>
                         <a:ext uri="{28A0092B-C50C-407E-A947-70E740481C1C}">
                           <a14:useLocalDpi xmlns:a14="http://schemas.microsoft.com/office/drawing/2010/main" val="0"/>
@@ -7464,19 +7046,11 @@
           <w:lang w:val="pl-PL"/>
         </w:rPr>
       </w:pPr>
-      <w:proofErr w:type="spellStart"/>
-      <w:r>
-        <w:rPr>
-          <w:rFonts w:cstheme="minorHAnsi"/>
-        </w:rPr>
-        <w:t>Rysunek</w:t>
-      </w:r>
-      <w:proofErr w:type="spellEnd"/>
-      <w:r>
-        <w:rPr>
-          <w:rFonts w:cstheme="minorHAnsi"/>
-        </w:rPr>
-        <w:t xml:space="preserve"> </w:t>
+      <w:r>
+        <w:rPr>
+          <w:rFonts w:cstheme="minorHAnsi"/>
+        </w:rPr>
+        <w:t xml:space="preserve">Rysunek </w:t>
       </w:r>
       <w:r>
         <w:rPr>
@@ -7554,7 +7128,7 @@
                     <pic:cNvPicPr/>
                   </pic:nvPicPr>
                   <pic:blipFill rotWithShape="1">
-                    <a:blip r:embed="rId15">
+                    <a:blip r:embed="rId11">
                       <a:extLst>
                         <a:ext uri="{28A0092B-C50C-407E-A947-70E740481C1C}">
                           <a14:useLocalDpi xmlns:a14="http://schemas.microsoft.com/office/drawing/2010/main" val="0"/>
@@ -7597,19 +7171,11 @@
           <w:lang w:val="pl-PL"/>
         </w:rPr>
       </w:pPr>
-      <w:proofErr w:type="spellStart"/>
-      <w:r>
-        <w:rPr>
-          <w:rFonts w:cstheme="minorHAnsi"/>
-        </w:rPr>
-        <w:t>Rysunek</w:t>
-      </w:r>
-      <w:proofErr w:type="spellEnd"/>
-      <w:r>
-        <w:rPr>
-          <w:rFonts w:cstheme="minorHAnsi"/>
-        </w:rPr>
-        <w:t xml:space="preserve"> </w:t>
+      <w:r>
+        <w:rPr>
+          <w:rFonts w:cstheme="minorHAnsi"/>
+        </w:rPr>
+        <w:t xml:space="preserve">Rysunek </w:t>
       </w:r>
       <w:r>
         <w:rPr>
@@ -7695,7 +7261,7 @@
                     <pic:cNvPicPr/>
                   </pic:nvPicPr>
                   <pic:blipFill rotWithShape="1">
-                    <a:blip r:embed="rId16">
+                    <a:blip r:embed="rId12">
                       <a:extLst>
                         <a:ext uri="{28A0092B-C50C-407E-A947-70E740481C1C}">
                           <a14:useLocalDpi xmlns:a14="http://schemas.microsoft.com/office/drawing/2010/main" val="0"/>
@@ -7821,7 +7387,7 @@
                     <pic:cNvPicPr/>
                   </pic:nvPicPr>
                   <pic:blipFill rotWithShape="1">
-                    <a:blip r:embed="rId17">
+                    <a:blip r:embed="rId13">
                       <a:extLst>
                         <a:ext uri="{28A0092B-C50C-407E-A947-70E740481C1C}">
                           <a14:useLocalDpi xmlns:a14="http://schemas.microsoft.com/office/drawing/2010/main" val="0"/>
@@ -7936,7 +7502,7 @@
           <w:lang w:val="pl-PL"/>
         </w:rPr>
       </w:pPr>
-      <w:bookmarkStart w:id="13" w:name="_Toc211512693"/>
+      <w:bookmarkStart w:id="12" w:name="_Toc211512693"/>
       <w:r>
         <w:rPr>
           <w:rFonts w:asciiTheme="minorHAnsi" w:hAnsiTheme="minorHAnsi" w:cstheme="minorHAnsi"/>
@@ -7945,7 +7511,7 @@
         <w:lastRenderedPageBreak/>
         <w:t>Scenariusze przypadków użycia</w:t>
       </w:r>
-      <w:bookmarkEnd w:id="13"/>
+      <w:bookmarkEnd w:id="12"/>
     </w:p>
     <w:p>
       <w:pPr>
@@ -8025,48 +7591,22 @@
           <w:lang w:val="en-US"/>
         </w:rPr>
       </w:pPr>
-      <w:proofErr w:type="spellStart"/>
       <w:r>
         <w:rPr>
           <w:rFonts w:cstheme="minorHAnsi"/>
           <w:lang w:val="en-US"/>
         </w:rPr>
-        <w:t>konkretnej</w:t>
-      </w:r>
-      <w:proofErr w:type="spellEnd"/>
-      <w:r>
+        <w:t>konkretnej sprawy.</w:t>
+      </w:r>
+    </w:p>
+    <w:p>
+      <w:pPr>
+        <w:spacing w:line="360" w:lineRule="auto"/>
         <w:rPr>
           <w:rFonts w:cstheme="minorHAnsi"/>
           <w:lang w:val="en-US"/>
         </w:rPr>
-        <w:t xml:space="preserve"> </w:t>
-      </w:r>
-      <w:proofErr w:type="spellStart"/>
-      <w:r>
-        <w:rPr>
-          <w:rFonts w:cstheme="minorHAnsi"/>
-          <w:lang w:val="en-US"/>
-        </w:rPr>
-        <w:t>sprawy</w:t>
-      </w:r>
-      <w:proofErr w:type="spellEnd"/>
-      <w:r>
-        <w:rPr>
-          <w:rFonts w:cstheme="minorHAnsi"/>
-          <w:lang w:val="en-US"/>
-        </w:rPr>
-        <w:t>.</w:t>
-      </w:r>
-    </w:p>
-    <w:p>
-      <w:pPr>
-        <w:spacing w:line="360" w:lineRule="auto"/>
-        <w:rPr>
-          <w:rFonts w:cstheme="minorHAnsi"/>
-          <w:lang w:val="en-US"/>
-        </w:rPr>
-      </w:pPr>
-      <w:proofErr w:type="spellStart"/>
+      </w:pPr>
       <w:r>
         <w:rPr>
           <w:rFonts w:cstheme="minorHAnsi"/>
@@ -8074,37 +7614,7 @@
           <w:bCs/>
           <w:lang w:val="en-US"/>
         </w:rPr>
-        <w:t>Główna</w:t>
-      </w:r>
-      <w:proofErr w:type="spellEnd"/>
-      <w:r>
-        <w:rPr>
-          <w:rFonts w:cstheme="minorHAnsi"/>
-          <w:b/>
-          <w:bCs/>
-          <w:lang w:val="en-US"/>
-        </w:rPr>
-        <w:t xml:space="preserve"> </w:t>
-      </w:r>
-      <w:proofErr w:type="spellStart"/>
-      <w:r>
-        <w:rPr>
-          <w:rFonts w:cstheme="minorHAnsi"/>
-          <w:b/>
-          <w:bCs/>
-          <w:lang w:val="en-US"/>
-        </w:rPr>
-        <w:t>ścieżka</w:t>
-      </w:r>
-      <w:proofErr w:type="spellEnd"/>
-      <w:r>
-        <w:rPr>
-          <w:rFonts w:cstheme="minorHAnsi"/>
-          <w:b/>
-          <w:bCs/>
-          <w:lang w:val="en-US"/>
-        </w:rPr>
-        <w:t>:</w:t>
+        <w:t>Główna ścieżka:</w:t>
       </w:r>
     </w:p>
     <w:p>
@@ -8202,41 +7712,13 @@
           <w:rFonts w:cstheme="minorHAnsi"/>
         </w:rPr>
       </w:pPr>
-      <w:proofErr w:type="spellStart"/>
       <w:r>
         <w:rPr>
           <w:rFonts w:cstheme="minorHAnsi"/>
           <w:b/>
           <w:bCs/>
         </w:rPr>
-        <w:t>Alternatywna</w:t>
-      </w:r>
-      <w:proofErr w:type="spellEnd"/>
-      <w:r>
-        <w:rPr>
-          <w:rFonts w:cstheme="minorHAnsi"/>
-          <w:b/>
-          <w:bCs/>
-        </w:rPr>
-        <w:t xml:space="preserve"> </w:t>
-      </w:r>
-      <w:proofErr w:type="spellStart"/>
-      <w:r>
-        <w:rPr>
-          <w:rFonts w:cstheme="minorHAnsi"/>
-          <w:b/>
-          <w:bCs/>
-        </w:rPr>
-        <w:t>ścieżka</w:t>
-      </w:r>
-      <w:proofErr w:type="spellEnd"/>
-      <w:r>
-        <w:rPr>
-          <w:rFonts w:cstheme="minorHAnsi"/>
-          <w:b/>
-          <w:bCs/>
-        </w:rPr>
-        <w:t>:</w:t>
+        <w:t>Alternatywna ścieżka:</w:t>
       </w:r>
     </w:p>
     <w:p>
@@ -8456,41 +7938,13 @@
           <w:rFonts w:cstheme="minorHAnsi"/>
         </w:rPr>
       </w:pPr>
-      <w:proofErr w:type="spellStart"/>
       <w:r>
         <w:rPr>
           <w:rFonts w:cstheme="minorHAnsi"/>
           <w:b/>
           <w:bCs/>
         </w:rPr>
-        <w:t>Główna</w:t>
-      </w:r>
-      <w:proofErr w:type="spellEnd"/>
-      <w:r>
-        <w:rPr>
-          <w:rFonts w:cstheme="minorHAnsi"/>
-          <w:b/>
-          <w:bCs/>
-        </w:rPr>
-        <w:t xml:space="preserve"> </w:t>
-      </w:r>
-      <w:proofErr w:type="spellStart"/>
-      <w:r>
-        <w:rPr>
-          <w:rFonts w:cstheme="minorHAnsi"/>
-          <w:b/>
-          <w:bCs/>
-        </w:rPr>
-        <w:t>ścieżka</w:t>
-      </w:r>
-      <w:proofErr w:type="spellEnd"/>
-      <w:r>
-        <w:rPr>
-          <w:rFonts w:cstheme="minorHAnsi"/>
-          <w:b/>
-          <w:bCs/>
-        </w:rPr>
-        <w:t>:</w:t>
+        <w:t>Główna ścieżka:</w:t>
       </w:r>
     </w:p>
     <w:p>
@@ -8703,41 +8157,13 @@
           <w:rFonts w:cstheme="minorHAnsi"/>
         </w:rPr>
       </w:pPr>
-      <w:proofErr w:type="spellStart"/>
       <w:r>
         <w:rPr>
           <w:rFonts w:cstheme="minorHAnsi"/>
           <w:b/>
           <w:bCs/>
         </w:rPr>
-        <w:t>Warunki</w:t>
-      </w:r>
-      <w:proofErr w:type="spellEnd"/>
-      <w:r>
-        <w:rPr>
-          <w:rFonts w:cstheme="minorHAnsi"/>
-          <w:b/>
-          <w:bCs/>
-        </w:rPr>
-        <w:t xml:space="preserve"> </w:t>
-      </w:r>
-      <w:proofErr w:type="spellStart"/>
-      <w:r>
-        <w:rPr>
-          <w:rFonts w:cstheme="minorHAnsi"/>
-          <w:b/>
-          <w:bCs/>
-        </w:rPr>
-        <w:t>końcowe</w:t>
-      </w:r>
-      <w:proofErr w:type="spellEnd"/>
-      <w:r>
-        <w:rPr>
-          <w:rFonts w:cstheme="minorHAnsi"/>
-          <w:b/>
-          <w:bCs/>
-        </w:rPr>
-        <w:t>:</w:t>
+        <w:t>Warunki końcowe:</w:t>
       </w:r>
       <w:r>
         <w:rPr>
@@ -8945,7 +8371,6 @@
           <w:szCs w:val="24"/>
         </w:rPr>
       </w:pPr>
-      <w:proofErr w:type="spellStart"/>
       <w:r>
         <w:rPr>
           <w:rFonts w:cstheme="minorHAnsi"/>
@@ -8953,37 +8378,7 @@
           <w:bCs/>
           <w:szCs w:val="24"/>
         </w:rPr>
-        <w:t>Główna</w:t>
-      </w:r>
-      <w:proofErr w:type="spellEnd"/>
-      <w:r>
-        <w:rPr>
-          <w:rFonts w:cstheme="minorHAnsi"/>
-          <w:b/>
-          <w:bCs/>
-          <w:szCs w:val="24"/>
-        </w:rPr>
-        <w:t xml:space="preserve"> </w:t>
-      </w:r>
-      <w:proofErr w:type="spellStart"/>
-      <w:r>
-        <w:rPr>
-          <w:rFonts w:cstheme="minorHAnsi"/>
-          <w:b/>
-          <w:bCs/>
-          <w:szCs w:val="24"/>
-        </w:rPr>
-        <w:t>ścieżka</w:t>
-      </w:r>
-      <w:proofErr w:type="spellEnd"/>
-      <w:r>
-        <w:rPr>
-          <w:rFonts w:cstheme="minorHAnsi"/>
-          <w:b/>
-          <w:bCs/>
-          <w:szCs w:val="24"/>
-        </w:rPr>
-        <w:t>:</w:t>
+        <w:t>Główna ścieżka:</w:t>
       </w:r>
     </w:p>
     <w:p>
@@ -9336,69 +8731,12 @@
           <w:szCs w:val="24"/>
         </w:rPr>
       </w:pPr>
-      <w:proofErr w:type="spellStart"/>
-      <w:r>
-        <w:rPr>
-          <w:rFonts w:cstheme="minorHAnsi"/>
-          <w:szCs w:val="24"/>
-        </w:rPr>
-        <w:t>Administrator</w:t>
-      </w:r>
-      <w:proofErr w:type="spellEnd"/>
-      <w:r>
-        <w:rPr>
-          <w:rFonts w:cstheme="minorHAnsi"/>
-          <w:szCs w:val="24"/>
-        </w:rPr>
-        <w:t xml:space="preserve"> </w:t>
-      </w:r>
-      <w:proofErr w:type="spellStart"/>
-      <w:r>
-        <w:rPr>
-          <w:rFonts w:cstheme="minorHAnsi"/>
-          <w:szCs w:val="24"/>
-        </w:rPr>
-        <w:t>może</w:t>
-      </w:r>
-      <w:proofErr w:type="spellEnd"/>
-      <w:r>
-        <w:rPr>
-          <w:rFonts w:cstheme="minorHAnsi"/>
-          <w:szCs w:val="24"/>
-        </w:rPr>
-        <w:t xml:space="preserve"> </w:t>
-      </w:r>
-      <w:proofErr w:type="spellStart"/>
-      <w:r>
-        <w:rPr>
-          <w:rFonts w:cstheme="minorHAnsi"/>
-          <w:szCs w:val="24"/>
-        </w:rPr>
-        <w:t>ponowić</w:t>
-      </w:r>
-      <w:proofErr w:type="spellEnd"/>
-      <w:r>
-        <w:rPr>
-          <w:rFonts w:cstheme="minorHAnsi"/>
-          <w:szCs w:val="24"/>
-        </w:rPr>
-        <w:t xml:space="preserve"> </w:t>
-      </w:r>
-      <w:proofErr w:type="spellStart"/>
-      <w:r>
-        <w:rPr>
-          <w:rFonts w:cstheme="minorHAnsi"/>
-          <w:szCs w:val="24"/>
-        </w:rPr>
-        <w:t>próbę</w:t>
-      </w:r>
-      <w:proofErr w:type="spellEnd"/>
-      <w:r>
-        <w:rPr>
-          <w:rFonts w:cstheme="minorHAnsi"/>
-          <w:szCs w:val="24"/>
-        </w:rPr>
-        <w:t>.</w:t>
+      <w:r>
+        <w:rPr>
+          <w:rFonts w:cstheme="minorHAnsi"/>
+          <w:szCs w:val="24"/>
+        </w:rPr>
+        <w:t>Administrator może ponowić próbę.</w:t>
       </w:r>
     </w:p>
     <w:p>
@@ -9412,7 +8750,6 @@
           <w:szCs w:val="24"/>
         </w:rPr>
       </w:pPr>
-      <w:proofErr w:type="spellStart"/>
       <w:r>
         <w:rPr>
           <w:rFonts w:cstheme="minorHAnsi"/>
@@ -9420,37 +8757,7 @@
           <w:bCs/>
           <w:szCs w:val="24"/>
         </w:rPr>
-        <w:t>Warunki</w:t>
-      </w:r>
-      <w:proofErr w:type="spellEnd"/>
-      <w:r>
-        <w:rPr>
-          <w:rFonts w:cstheme="minorHAnsi"/>
-          <w:b/>
-          <w:bCs/>
-          <w:szCs w:val="24"/>
-        </w:rPr>
-        <w:t xml:space="preserve"> </w:t>
-      </w:r>
-      <w:proofErr w:type="spellStart"/>
-      <w:r>
-        <w:rPr>
-          <w:rFonts w:cstheme="minorHAnsi"/>
-          <w:b/>
-          <w:bCs/>
-          <w:szCs w:val="24"/>
-        </w:rPr>
-        <w:t>końcowe</w:t>
-      </w:r>
-      <w:proofErr w:type="spellEnd"/>
-      <w:r>
-        <w:rPr>
-          <w:rFonts w:cstheme="minorHAnsi"/>
-          <w:b/>
-          <w:bCs/>
-          <w:szCs w:val="24"/>
-        </w:rPr>
-        <w:t>:</w:t>
+        <w:t>Warunki końcowe:</w:t>
       </w:r>
     </w:p>
     <w:p>
@@ -9829,7 +9136,7 @@
           <w:lang w:val="pl-PL"/>
         </w:rPr>
         <w:sectPr>
-          <w:footerReference w:type="default" r:id="rId18"/>
+          <w:footerReference w:type="default" r:id="rId14"/>
           <w:pgSz w:w="11906" w:h="16838"/>
           <w:pgMar w:top="1134" w:right="1134" w:bottom="1134" w:left="1134" w:header="709" w:footer="709" w:gutter="0"/>
           <w:cols w:space="708"/>
@@ -9879,7 +9186,7 @@
           <w:lang w:val="pl-PL"/>
         </w:rPr>
       </w:pPr>
-      <w:bookmarkStart w:id="14" w:name="_Toc211512694"/>
+      <w:bookmarkStart w:id="13" w:name="_Toc211512694"/>
       <w:r>
         <w:rPr>
           <w:rFonts w:asciiTheme="minorHAnsi" w:hAnsiTheme="minorHAnsi" w:cstheme="minorHAnsi"/>
@@ -9888,7 +9195,7 @@
         <w:lastRenderedPageBreak/>
         <w:t>Diagram baz danych</w:t>
       </w:r>
-      <w:bookmarkEnd w:id="14"/>
+      <w:bookmarkEnd w:id="13"/>
     </w:p>
     <w:p>
       <w:pPr>
@@ -9906,10 +9213,10 @@
           <w:lang w:val="pl-PL"/>
         </w:rPr>
         <w:drawing>
-          <wp:inline distT="0" distB="0" distL="0" distR="0" wp14:anchorId="3058BF93" wp14:editId="6824F32F">
-            <wp:extent cx="6111240" cy="5209635"/>
-            <wp:effectExtent l="0" t="0" r="3810" b="0"/>
-            <wp:docPr id="6" name="Рисунок 6"/>
+          <wp:inline distT="0" distB="0" distL="0" distR="0" wp14:anchorId="1160EEA1" wp14:editId="263EAF17">
+            <wp:extent cx="6120130" cy="5527040"/>
+            <wp:effectExtent l="0" t="0" r="0" b="0"/>
+            <wp:docPr id="3" name="Рисунок 3"/>
             <wp:cNvGraphicFramePr>
               <a:graphicFrameLocks xmlns:a="http://schemas.openxmlformats.org/drawingml/2006/main" noChangeAspect="1"/>
             </wp:cNvGraphicFramePr>
@@ -9917,11 +9224,11 @@
               <a:graphicData uri="http://schemas.openxmlformats.org/drawingml/2006/picture">
                 <pic:pic xmlns:pic="http://schemas.openxmlformats.org/drawingml/2006/picture">
                   <pic:nvPicPr>
-                    <pic:cNvPr id="6" name="Рисунок 6"/>
+                    <pic:cNvPr id="3" name="Рисунок 3"/>
                     <pic:cNvPicPr/>
                   </pic:nvPicPr>
                   <pic:blipFill>
-                    <a:blip r:embed="rId19" cstate="print">
+                    <a:blip r:embed="rId15" cstate="print">
                       <a:extLst>
                         <a:ext uri="{28A0092B-C50C-407E-A947-70E740481C1C}">
                           <a14:useLocalDpi xmlns:a14="http://schemas.microsoft.com/office/drawing/2010/main" val="0"/>
@@ -9935,7 +9242,7 @@
                   <pic:spPr>
                     <a:xfrm>
                       <a:off x="0" y="0"/>
-                      <a:ext cx="6149628" cy="5242360"/>
+                      <a:ext cx="6120130" cy="5527040"/>
                     </a:xfrm>
                     <a:prstGeom prst="rect">
                       <a:avLst/>
@@ -10021,6 +9328,894 @@
           <w:szCs w:val="24"/>
           <w:lang w:val="pl-PL"/>
         </w:rPr>
+      </w:pPr>
+    </w:p>
+    <w:p>
+      <w:pPr>
+        <w:spacing w:line="360" w:lineRule="auto"/>
+        <w:jc w:val="both"/>
+        <w:rPr>
+          <w:rFonts w:cstheme="minorHAnsi"/>
+          <w:szCs w:val="24"/>
+          <w:lang w:val="pl-PL"/>
+        </w:rPr>
+      </w:pPr>
+      <w:r>
+        <w:rPr>
+          <w:rFonts w:cstheme="minorHAnsi"/>
+          <w:szCs w:val="24"/>
+          <w:lang w:val="pl-PL"/>
+        </w:rPr>
+        <w:t>W celu zapewnienia spójności danych oraz ograniczenia dopuszczalnych wartości pól tekstowych w bazie danych, w systemie zdefiniowano następujące słowniki i typy wyliczeniowe:</w:t>
+      </w:r>
+    </w:p>
+    <w:p>
+      <w:pPr>
+        <w:spacing w:line="360" w:lineRule="auto"/>
+        <w:jc w:val="both"/>
+        <w:rPr>
+          <w:rFonts w:cstheme="minorHAnsi"/>
+          <w:i/>
+          <w:iCs/>
+          <w:szCs w:val="24"/>
+          <w:lang w:val="pl-PL"/>
+        </w:rPr>
+      </w:pPr>
+      <w:r>
+        <w:rPr>
+          <w:rFonts w:cstheme="minorHAnsi"/>
+          <w:i/>
+          <w:iCs/>
+          <w:szCs w:val="24"/>
+          <w:lang w:val="pl-PL"/>
+        </w:rPr>
+        <w:t>UserRole (role użytkowników systemu):</w:t>
+      </w:r>
+    </w:p>
+    <w:p>
+      <w:pPr>
+        <w:pStyle w:val="a6"/>
+        <w:numPr>
+          <w:ilvl w:val="0"/>
+          <w:numId w:val="46"/>
+        </w:numPr>
+        <w:spacing w:line="360" w:lineRule="auto"/>
+        <w:jc w:val="both"/>
+        <w:rPr>
+          <w:rFonts w:cstheme="minorHAnsi"/>
+          <w:szCs w:val="24"/>
+          <w:lang w:val="pl-PL"/>
+        </w:rPr>
+      </w:pPr>
+      <w:r>
+        <w:rPr>
+          <w:rFonts w:cstheme="minorHAnsi"/>
+          <w:szCs w:val="24"/>
+          <w:lang w:val="pl-PL"/>
+        </w:rPr>
+        <w:t xml:space="preserve">Admin </w:t>
+      </w:r>
+      <w:r>
+        <w:rPr>
+          <w:rFonts w:cstheme="minorHAnsi"/>
+          <w:szCs w:val="24"/>
+          <w:lang w:val="pl-PL"/>
+        </w:rPr>
+        <w:t>-</w:t>
+      </w:r>
+      <w:r>
+        <w:rPr>
+          <w:rFonts w:cstheme="minorHAnsi"/>
+          <w:szCs w:val="24"/>
+          <w:lang w:val="pl-PL"/>
+        </w:rPr>
+        <w:t xml:space="preserve"> administrator systemowy odpowiedzialny za zarządzanie kontami, uprawnieniami oraz masowy import danych.</w:t>
+      </w:r>
+    </w:p>
+    <w:p>
+      <w:pPr>
+        <w:pStyle w:val="a6"/>
+        <w:numPr>
+          <w:ilvl w:val="0"/>
+          <w:numId w:val="46"/>
+        </w:numPr>
+        <w:spacing w:line="360" w:lineRule="auto"/>
+        <w:jc w:val="both"/>
+        <w:rPr>
+          <w:rFonts w:cstheme="minorHAnsi"/>
+          <w:szCs w:val="24"/>
+          <w:lang w:val="pl-PL"/>
+        </w:rPr>
+      </w:pPr>
+      <w:r>
+        <w:rPr>
+          <w:rFonts w:cstheme="minorHAnsi"/>
+          <w:szCs w:val="24"/>
+          <w:lang w:val="pl-PL"/>
+        </w:rPr>
+        <w:t xml:space="preserve">Employee </w:t>
+      </w:r>
+      <w:r>
+        <w:rPr>
+          <w:rFonts w:cstheme="minorHAnsi"/>
+          <w:szCs w:val="24"/>
+          <w:lang w:val="pl-PL"/>
+        </w:rPr>
+        <w:t>-</w:t>
+      </w:r>
+      <w:r>
+        <w:rPr>
+          <w:rFonts w:cstheme="minorHAnsi"/>
+          <w:szCs w:val="24"/>
+          <w:lang w:val="pl-PL"/>
+        </w:rPr>
+        <w:t xml:space="preserve"> pracownik kancelarii obsługujący bieżące sprawy, kontaktujący się z kierowcami i generujący dokumenty.</w:t>
+      </w:r>
+    </w:p>
+    <w:p>
+      <w:pPr>
+        <w:pStyle w:val="a6"/>
+        <w:numPr>
+          <w:ilvl w:val="0"/>
+          <w:numId w:val="46"/>
+        </w:numPr>
+        <w:spacing w:line="360" w:lineRule="auto"/>
+        <w:jc w:val="both"/>
+        <w:rPr>
+          <w:rFonts w:cstheme="minorHAnsi"/>
+          <w:szCs w:val="24"/>
+          <w:lang w:val="pl-PL"/>
+        </w:rPr>
+      </w:pPr>
+      <w:r>
+        <w:rPr>
+          <w:rFonts w:cstheme="minorHAnsi"/>
+          <w:szCs w:val="24"/>
+          <w:lang w:val="pl-PL"/>
+        </w:rPr>
+        <w:lastRenderedPageBreak/>
+        <w:t xml:space="preserve">Accountant </w:t>
+      </w:r>
+      <w:r>
+        <w:rPr>
+          <w:rFonts w:cstheme="minorHAnsi"/>
+          <w:szCs w:val="24"/>
+          <w:lang w:val="pl-PL"/>
+        </w:rPr>
+        <w:t>-</w:t>
+      </w:r>
+      <w:r>
+        <w:rPr>
+          <w:rFonts w:cstheme="minorHAnsi"/>
+          <w:szCs w:val="24"/>
+          <w:lang w:val="pl-PL"/>
+        </w:rPr>
+        <w:t xml:space="preserve"> księgowy posiadający dostęp do panelu finansowego, statystyk oraz raportów menedżerskich.</w:t>
+      </w:r>
+    </w:p>
+    <w:p>
+      <w:pPr>
+        <w:spacing w:line="360" w:lineRule="auto"/>
+        <w:jc w:val="both"/>
+        <w:rPr>
+          <w:rFonts w:cstheme="minorHAnsi"/>
+          <w:b/>
+          <w:bCs/>
+          <w:szCs w:val="24"/>
+          <w:lang w:val="pl-PL"/>
+        </w:rPr>
+      </w:pPr>
+      <w:r>
+        <w:rPr>
+          <w:rFonts w:cstheme="minorHAnsi"/>
+          <w:b/>
+          <w:bCs/>
+          <w:szCs w:val="24"/>
+          <w:lang w:val="pl-PL"/>
+        </w:rPr>
+        <w:t>CaseStatus (statusy cyklu życia sprawy):</w:t>
+      </w:r>
+    </w:p>
+    <w:p>
+      <w:pPr>
+        <w:pStyle w:val="a6"/>
+        <w:numPr>
+          <w:ilvl w:val="0"/>
+          <w:numId w:val="46"/>
+        </w:numPr>
+        <w:spacing w:line="360" w:lineRule="auto"/>
+        <w:jc w:val="both"/>
+        <w:rPr>
+          <w:rFonts w:cstheme="minorHAnsi"/>
+          <w:szCs w:val="24"/>
+          <w:lang w:val="pl-PL"/>
+        </w:rPr>
+      </w:pPr>
+      <w:r>
+        <w:rPr>
+          <w:rFonts w:cstheme="minorHAnsi"/>
+          <w:szCs w:val="24"/>
+          <w:lang w:val="pl-PL"/>
+        </w:rPr>
+        <w:t xml:space="preserve">REGISTERED </w:t>
+      </w:r>
+      <w:r>
+        <w:rPr>
+          <w:rFonts w:cstheme="minorHAnsi"/>
+          <w:szCs w:val="24"/>
+          <w:lang w:val="pl-PL"/>
+        </w:rPr>
+        <w:t>-</w:t>
+      </w:r>
+      <w:r>
+        <w:rPr>
+          <w:rFonts w:cstheme="minorHAnsi"/>
+          <w:szCs w:val="24"/>
+          <w:lang w:val="pl-PL"/>
+        </w:rPr>
+        <w:t xml:space="preserve"> sprawa zarejestrowana w systemie (np. po imporcie z pliku JSON).</w:t>
+      </w:r>
+    </w:p>
+    <w:p>
+      <w:pPr>
+        <w:pStyle w:val="a6"/>
+        <w:numPr>
+          <w:ilvl w:val="0"/>
+          <w:numId w:val="46"/>
+        </w:numPr>
+        <w:spacing w:line="360" w:lineRule="auto"/>
+        <w:jc w:val="both"/>
+        <w:rPr>
+          <w:rFonts w:cstheme="minorHAnsi"/>
+          <w:szCs w:val="24"/>
+          <w:lang w:val="pl-PL"/>
+        </w:rPr>
+      </w:pPr>
+      <w:r>
+        <w:rPr>
+          <w:rFonts w:cstheme="minorHAnsi"/>
+          <w:szCs w:val="24"/>
+          <w:lang w:val="pl-PL"/>
+        </w:rPr>
+        <w:t xml:space="preserve">WAITING_FOR_CONTACT </w:t>
+      </w:r>
+      <w:r>
+        <w:rPr>
+          <w:rFonts w:cstheme="minorHAnsi"/>
+          <w:szCs w:val="24"/>
+          <w:lang w:val="pl-PL"/>
+        </w:rPr>
+        <w:t>-</w:t>
+      </w:r>
+      <w:r>
+        <w:rPr>
+          <w:rFonts w:cstheme="minorHAnsi"/>
+          <w:szCs w:val="24"/>
+          <w:lang w:val="pl-PL"/>
+        </w:rPr>
+        <w:t xml:space="preserve"> sprawa oczekująca na podjęcie pierwszego kontaktu z kierowcą.</w:t>
+      </w:r>
+    </w:p>
+    <w:p>
+      <w:pPr>
+        <w:pStyle w:val="a6"/>
+        <w:numPr>
+          <w:ilvl w:val="0"/>
+          <w:numId w:val="46"/>
+        </w:numPr>
+        <w:spacing w:line="360" w:lineRule="auto"/>
+        <w:jc w:val="both"/>
+        <w:rPr>
+          <w:rFonts w:cstheme="minorHAnsi"/>
+          <w:szCs w:val="24"/>
+          <w:lang w:val="pl-PL"/>
+        </w:rPr>
+      </w:pPr>
+      <w:r>
+        <w:rPr>
+          <w:rFonts w:cstheme="minorHAnsi"/>
+          <w:szCs w:val="24"/>
+          <w:lang w:val="pl-PL"/>
+        </w:rPr>
+        <w:t xml:space="preserve">IN_PROGRESS </w:t>
+      </w:r>
+      <w:r>
+        <w:rPr>
+          <w:rFonts w:cstheme="minorHAnsi"/>
+          <w:szCs w:val="24"/>
+          <w:lang w:val="pl-PL"/>
+        </w:rPr>
+        <w:t>-</w:t>
+      </w:r>
+      <w:r>
+        <w:rPr>
+          <w:rFonts w:cstheme="minorHAnsi"/>
+          <w:szCs w:val="24"/>
+          <w:lang w:val="pl-PL"/>
+        </w:rPr>
+        <w:t xml:space="preserve"> sprawa w trakcie aktywnej obsługi windykacyjnej lub korespondencji.</w:t>
+      </w:r>
+    </w:p>
+    <w:p>
+      <w:pPr>
+        <w:pStyle w:val="a6"/>
+        <w:numPr>
+          <w:ilvl w:val="0"/>
+          <w:numId w:val="46"/>
+        </w:numPr>
+        <w:spacing w:line="360" w:lineRule="auto"/>
+        <w:jc w:val="both"/>
+        <w:rPr>
+          <w:rFonts w:cstheme="minorHAnsi"/>
+          <w:szCs w:val="24"/>
+          <w:lang w:val="pl-PL"/>
+        </w:rPr>
+      </w:pPr>
+      <w:r>
+        <w:rPr>
+          <w:rFonts w:cstheme="minorHAnsi"/>
+          <w:szCs w:val="24"/>
+          <w:lang w:val="pl-PL"/>
+        </w:rPr>
+        <w:t xml:space="preserve">IN_COURT </w:t>
+      </w:r>
+      <w:r>
+        <w:rPr>
+          <w:rFonts w:cstheme="minorHAnsi"/>
+          <w:szCs w:val="24"/>
+          <w:lang w:val="pl-PL"/>
+        </w:rPr>
+        <w:t>-</w:t>
+      </w:r>
+      <w:r>
+        <w:rPr>
+          <w:rFonts w:cstheme="minorHAnsi"/>
+          <w:szCs w:val="24"/>
+          <w:lang w:val="pl-PL"/>
+        </w:rPr>
+        <w:t xml:space="preserve"> sprawa skierowana na drogę postępowania sądowego po bezskutecznym upływie terminów.</w:t>
+      </w:r>
+    </w:p>
+    <w:p>
+      <w:pPr>
+        <w:pStyle w:val="a6"/>
+        <w:numPr>
+          <w:ilvl w:val="0"/>
+          <w:numId w:val="46"/>
+        </w:numPr>
+        <w:spacing w:line="360" w:lineRule="auto"/>
+        <w:jc w:val="both"/>
+        <w:rPr>
+          <w:rFonts w:cstheme="minorHAnsi"/>
+          <w:szCs w:val="24"/>
+          <w:lang w:val="pl-PL"/>
+        </w:rPr>
+      </w:pPr>
+      <w:r>
+        <w:rPr>
+          <w:rFonts w:cstheme="minorHAnsi"/>
+          <w:szCs w:val="24"/>
+          <w:lang w:val="pl-PL"/>
+        </w:rPr>
+        <w:t xml:space="preserve">CLOSED </w:t>
+      </w:r>
+      <w:r>
+        <w:rPr>
+          <w:rFonts w:cstheme="minorHAnsi"/>
+          <w:szCs w:val="24"/>
+          <w:lang w:val="pl-PL"/>
+        </w:rPr>
+        <w:t>-</w:t>
+      </w:r>
+      <w:r>
+        <w:rPr>
+          <w:rFonts w:cstheme="minorHAnsi"/>
+          <w:szCs w:val="24"/>
+          <w:lang w:val="pl-PL"/>
+        </w:rPr>
+        <w:t xml:space="preserve"> sprawa zamknięta po uregulowaniu należności przez kierowcę.</w:t>
+      </w:r>
+    </w:p>
+    <w:p>
+      <w:pPr>
+        <w:pStyle w:val="a6"/>
+        <w:numPr>
+          <w:ilvl w:val="0"/>
+          <w:numId w:val="46"/>
+        </w:numPr>
+        <w:spacing w:line="360" w:lineRule="auto"/>
+        <w:jc w:val="both"/>
+        <w:rPr>
+          <w:rFonts w:cstheme="minorHAnsi"/>
+          <w:szCs w:val="24"/>
+          <w:lang w:val="pl-PL"/>
+        </w:rPr>
+      </w:pPr>
+      <w:r>
+        <w:rPr>
+          <w:rFonts w:cstheme="minorHAnsi"/>
+          <w:szCs w:val="24"/>
+          <w:lang w:val="pl-PL"/>
+        </w:rPr>
+        <w:t xml:space="preserve">ARCHIVED </w:t>
+      </w:r>
+      <w:r>
+        <w:rPr>
+          <w:rFonts w:cstheme="minorHAnsi"/>
+          <w:szCs w:val="24"/>
+          <w:lang w:val="pl-PL"/>
+        </w:rPr>
+        <w:t>-</w:t>
+      </w:r>
+      <w:r>
+        <w:rPr>
+          <w:rFonts w:cstheme="minorHAnsi"/>
+          <w:szCs w:val="24"/>
+          <w:lang w:val="pl-PL"/>
+        </w:rPr>
+        <w:t xml:space="preserve"> sprawa zarchiwizowana po zatwierdzeniu przez administratora.</w:t>
+      </w:r>
+    </w:p>
+    <w:p>
+      <w:pPr>
+        <w:spacing w:line="360" w:lineRule="auto"/>
+        <w:jc w:val="both"/>
+        <w:rPr>
+          <w:rFonts w:cstheme="minorHAnsi"/>
+          <w:i/>
+          <w:iCs/>
+          <w:szCs w:val="24"/>
+          <w:lang w:val="pl-PL"/>
+        </w:rPr>
+      </w:pPr>
+      <w:r>
+        <w:rPr>
+          <w:rFonts w:cstheme="minorHAnsi"/>
+          <w:i/>
+          <w:iCs/>
+          <w:szCs w:val="24"/>
+          <w:lang w:val="pl-PL"/>
+        </w:rPr>
+        <w:t>FileType (typy generowanych i przechowywanych dokumentów/plików):</w:t>
+      </w:r>
+    </w:p>
+    <w:p>
+      <w:pPr>
+        <w:pStyle w:val="a6"/>
+        <w:numPr>
+          <w:ilvl w:val="0"/>
+          <w:numId w:val="46"/>
+        </w:numPr>
+        <w:spacing w:line="360" w:lineRule="auto"/>
+        <w:jc w:val="both"/>
+        <w:rPr>
+          <w:rFonts w:cstheme="minorHAnsi"/>
+          <w:szCs w:val="24"/>
+          <w:lang w:val="pl-PL"/>
+        </w:rPr>
+      </w:pPr>
+      <w:r>
+        <w:rPr>
+          <w:rFonts w:cstheme="minorHAnsi"/>
+          <w:szCs w:val="24"/>
+          <w:lang w:val="pl-PL"/>
+        </w:rPr>
+        <w:t xml:space="preserve">Photograph of the incident </w:t>
+      </w:r>
+      <w:r>
+        <w:rPr>
+          <w:rFonts w:cstheme="minorHAnsi"/>
+          <w:szCs w:val="24"/>
+          <w:lang w:val="pl-PL"/>
+        </w:rPr>
+        <w:t>-</w:t>
+      </w:r>
+      <w:r>
+        <w:rPr>
+          <w:rFonts w:cstheme="minorHAnsi"/>
+          <w:szCs w:val="24"/>
+          <w:lang w:val="pl-PL"/>
+        </w:rPr>
+        <w:t xml:space="preserve"> dokumentacja fotograficzna z naruszenia (zdjęcie).</w:t>
+      </w:r>
+    </w:p>
+    <w:p>
+      <w:pPr>
+        <w:pStyle w:val="a6"/>
+        <w:numPr>
+          <w:ilvl w:val="0"/>
+          <w:numId w:val="46"/>
+        </w:numPr>
+        <w:spacing w:line="360" w:lineRule="auto"/>
+        <w:jc w:val="both"/>
+        <w:rPr>
+          <w:rFonts w:cstheme="minorHAnsi"/>
+          <w:szCs w:val="24"/>
+          <w:lang w:val="pl-PL"/>
+        </w:rPr>
+      </w:pPr>
+      <w:r>
+        <w:rPr>
+          <w:rFonts w:cstheme="minorHAnsi"/>
+          <w:szCs w:val="24"/>
+          <w:lang w:val="pl-PL"/>
+        </w:rPr>
+        <w:t xml:space="preserve">Payment Demand Notice </w:t>
+      </w:r>
+      <w:r>
+        <w:rPr>
+          <w:rFonts w:cstheme="minorHAnsi"/>
+          <w:szCs w:val="24"/>
+          <w:lang w:val="pl-PL"/>
+        </w:rPr>
+        <w:t>-</w:t>
+      </w:r>
+      <w:r>
+        <w:rPr>
+          <w:rFonts w:cstheme="minorHAnsi"/>
+          <w:szCs w:val="24"/>
+          <w:lang w:val="pl-PL"/>
+        </w:rPr>
+        <w:t xml:space="preserve"> pierwsze wezwanie do zapłaty.</w:t>
+      </w:r>
+    </w:p>
+    <w:p>
+      <w:pPr>
+        <w:pStyle w:val="a6"/>
+        <w:numPr>
+          <w:ilvl w:val="0"/>
+          <w:numId w:val="46"/>
+        </w:numPr>
+        <w:spacing w:line="360" w:lineRule="auto"/>
+        <w:jc w:val="both"/>
+        <w:rPr>
+          <w:rFonts w:cstheme="minorHAnsi"/>
+          <w:szCs w:val="24"/>
+          <w:lang w:val="pl-PL"/>
+        </w:rPr>
+      </w:pPr>
+      <w:r>
+        <w:rPr>
+          <w:rFonts w:cstheme="minorHAnsi"/>
+          <w:szCs w:val="24"/>
+          <w:lang w:val="pl-PL"/>
+        </w:rPr>
+        <w:t xml:space="preserve">Pre-litigation Payment Demand </w:t>
+      </w:r>
+      <w:r>
+        <w:rPr>
+          <w:rFonts w:cstheme="minorHAnsi"/>
+          <w:szCs w:val="24"/>
+          <w:lang w:val="pl-PL"/>
+        </w:rPr>
+        <w:t>-</w:t>
+      </w:r>
+      <w:r>
+        <w:rPr>
+          <w:rFonts w:cstheme="minorHAnsi"/>
+          <w:szCs w:val="24"/>
+          <w:lang w:val="pl-PL"/>
+        </w:rPr>
+        <w:t xml:space="preserve"> przedsądowe wezwanie do zapłaty.</w:t>
+      </w:r>
+    </w:p>
+    <w:p>
+      <w:pPr>
+        <w:pStyle w:val="a6"/>
+        <w:numPr>
+          <w:ilvl w:val="0"/>
+          <w:numId w:val="46"/>
+        </w:numPr>
+        <w:spacing w:line="360" w:lineRule="auto"/>
+        <w:jc w:val="both"/>
+        <w:rPr>
+          <w:rFonts w:cstheme="minorHAnsi"/>
+          <w:szCs w:val="24"/>
+          <w:lang w:val="pl-PL"/>
+        </w:rPr>
+      </w:pPr>
+      <w:r>
+        <w:rPr>
+          <w:rFonts w:cstheme="minorHAnsi"/>
+          <w:szCs w:val="24"/>
+          <w:lang w:val="pl-PL"/>
+        </w:rPr>
+        <w:t xml:space="preserve">Notice of Case Referral to Court </w:t>
+      </w:r>
+      <w:r>
+        <w:rPr>
+          <w:rFonts w:cstheme="minorHAnsi"/>
+          <w:szCs w:val="24"/>
+          <w:lang w:val="pl-PL"/>
+        </w:rPr>
+        <w:t>-</w:t>
+      </w:r>
+      <w:r>
+        <w:rPr>
+          <w:rFonts w:cstheme="minorHAnsi"/>
+          <w:szCs w:val="24"/>
+          <w:lang w:val="pl-PL"/>
+        </w:rPr>
+        <w:t xml:space="preserve"> zawiadomienie o przekazaniu sprawy do sądu.</w:t>
+      </w:r>
+    </w:p>
+    <w:p>
+      <w:pPr>
+        <w:pStyle w:val="a6"/>
+        <w:numPr>
+          <w:ilvl w:val="0"/>
+          <w:numId w:val="46"/>
+        </w:numPr>
+        <w:spacing w:line="360" w:lineRule="auto"/>
+        <w:jc w:val="both"/>
+        <w:rPr>
+          <w:rFonts w:cstheme="minorHAnsi"/>
+          <w:szCs w:val="24"/>
+          <w:lang w:val="pl-PL"/>
+        </w:rPr>
+      </w:pPr>
+      <w:r>
+        <w:rPr>
+          <w:rFonts w:cstheme="minorHAnsi"/>
+          <w:szCs w:val="24"/>
+          <w:lang w:val="pl-PL"/>
+        </w:rPr>
+        <w:t xml:space="preserve">Payment Confirmation </w:t>
+      </w:r>
+      <w:r>
+        <w:rPr>
+          <w:rFonts w:cstheme="minorHAnsi"/>
+          <w:szCs w:val="24"/>
+          <w:lang w:val="pl-PL"/>
+        </w:rPr>
+        <w:t>-</w:t>
+      </w:r>
+      <w:r>
+        <w:rPr>
+          <w:rFonts w:cstheme="minorHAnsi"/>
+          <w:szCs w:val="24"/>
+          <w:lang w:val="pl-PL"/>
+        </w:rPr>
+        <w:t xml:space="preserve"> potwierdzenie uregulowania płatności.</w:t>
+      </w:r>
+    </w:p>
+    <w:p>
+      <w:pPr>
+        <w:pStyle w:val="a6"/>
+        <w:numPr>
+          <w:ilvl w:val="0"/>
+          <w:numId w:val="46"/>
+        </w:numPr>
+        <w:spacing w:line="360" w:lineRule="auto"/>
+        <w:jc w:val="both"/>
+        <w:rPr>
+          <w:rFonts w:cstheme="minorHAnsi"/>
+          <w:szCs w:val="24"/>
+          <w:lang w:val="pl-PL"/>
+        </w:rPr>
+      </w:pPr>
+      <w:r>
+        <w:rPr>
+          <w:rFonts w:cstheme="minorHAnsi"/>
+          <w:szCs w:val="24"/>
+          <w:lang w:val="pl-PL"/>
+        </w:rPr>
+        <w:t xml:space="preserve">Official Note </w:t>
+      </w:r>
+      <w:r>
+        <w:rPr>
+          <w:rFonts w:cstheme="minorHAnsi"/>
+          <w:szCs w:val="24"/>
+          <w:lang w:val="pl-PL"/>
+        </w:rPr>
+        <w:t>-</w:t>
+      </w:r>
+      <w:r>
+        <w:rPr>
+          <w:rFonts w:cstheme="minorHAnsi"/>
+          <w:szCs w:val="24"/>
+          <w:lang w:val="pl-PL"/>
+        </w:rPr>
+        <w:t xml:space="preserve"> wewnętrzna notatka służbowa pracownika.</w:t>
+      </w:r>
+    </w:p>
+    <w:p>
+      <w:pPr>
+        <w:pStyle w:val="a6"/>
+        <w:numPr>
+          <w:ilvl w:val="0"/>
+          <w:numId w:val="46"/>
+        </w:numPr>
+        <w:spacing w:line="360" w:lineRule="auto"/>
+        <w:jc w:val="both"/>
+        <w:rPr>
+          <w:rFonts w:cstheme="minorHAnsi"/>
+          <w:szCs w:val="24"/>
+          <w:lang w:val="pl-PL"/>
+        </w:rPr>
+      </w:pPr>
+      <w:r>
+        <w:rPr>
+          <w:rFonts w:cstheme="minorHAnsi"/>
+          <w:szCs w:val="24"/>
+          <w:lang w:val="pl-PL"/>
+        </w:rPr>
+        <w:t xml:space="preserve">Client Contact Report </w:t>
+      </w:r>
+      <w:r>
+        <w:rPr>
+          <w:rFonts w:cstheme="minorHAnsi"/>
+          <w:szCs w:val="24"/>
+          <w:lang w:val="pl-PL"/>
+        </w:rPr>
+        <w:t>-</w:t>
+      </w:r>
+      <w:r>
+        <w:rPr>
+          <w:rFonts w:cstheme="minorHAnsi"/>
+          <w:szCs w:val="24"/>
+          <w:lang w:val="pl-PL"/>
+        </w:rPr>
+        <w:t xml:space="preserve"> protokół z rozmowy lub kontaktu z klientem.</w:t>
+      </w:r>
+    </w:p>
+    <w:p>
+      <w:pPr>
+        <w:pStyle w:val="a6"/>
+        <w:numPr>
+          <w:ilvl w:val="0"/>
+          <w:numId w:val="46"/>
+        </w:numPr>
+        <w:spacing w:line="360" w:lineRule="auto"/>
+        <w:jc w:val="both"/>
+        <w:rPr>
+          <w:rFonts w:cstheme="minorHAnsi"/>
+          <w:szCs w:val="24"/>
+          <w:lang w:val="pl-PL"/>
+        </w:rPr>
+      </w:pPr>
+      <w:r>
+        <w:rPr>
+          <w:rFonts w:cstheme="minorHAnsi"/>
+          <w:szCs w:val="24"/>
+          <w:lang w:val="pl-PL"/>
+        </w:rPr>
+        <w:t xml:space="preserve">Mail Labels </w:t>
+      </w:r>
+      <w:r>
+        <w:rPr>
+          <w:rFonts w:cstheme="minorHAnsi"/>
+          <w:szCs w:val="24"/>
+          <w:lang w:val="pl-PL"/>
+        </w:rPr>
+        <w:t>-</w:t>
+      </w:r>
+      <w:r>
+        <w:rPr>
+          <w:rFonts w:cstheme="minorHAnsi"/>
+          <w:szCs w:val="24"/>
+          <w:lang w:val="pl-PL"/>
+        </w:rPr>
+        <w:t xml:space="preserve"> etykiety adresowe na korespondencję pocztową.</w:t>
+      </w:r>
+    </w:p>
+    <w:p>
+      <w:pPr>
+        <w:spacing w:line="360" w:lineRule="auto"/>
+        <w:jc w:val="both"/>
+        <w:rPr>
+          <w:rFonts w:cstheme="minorHAnsi"/>
+          <w:i/>
+          <w:iCs/>
+          <w:szCs w:val="24"/>
+          <w:lang w:val="pl-PL"/>
+        </w:rPr>
+      </w:pPr>
+      <w:r>
+        <w:rPr>
+          <w:rFonts w:cstheme="minorHAnsi"/>
+          <w:i/>
+          <w:iCs/>
+          <w:szCs w:val="24"/>
+          <w:lang w:val="pl-PL"/>
+        </w:rPr>
+        <w:t>ContactType (kanały komunikacji z klientem):</w:t>
+      </w:r>
+    </w:p>
+    <w:p>
+      <w:pPr>
+        <w:pStyle w:val="a6"/>
+        <w:numPr>
+          <w:ilvl w:val="0"/>
+          <w:numId w:val="46"/>
+        </w:numPr>
+        <w:spacing w:line="360" w:lineRule="auto"/>
+        <w:jc w:val="both"/>
+        <w:rPr>
+          <w:rFonts w:cstheme="minorHAnsi"/>
+          <w:szCs w:val="24"/>
+          <w:lang w:val="pl-PL"/>
+        </w:rPr>
+      </w:pPr>
+      <w:r>
+        <w:rPr>
+          <w:rFonts w:cstheme="minorHAnsi"/>
+          <w:szCs w:val="24"/>
+          <w:lang w:val="pl-PL"/>
+        </w:rPr>
+        <w:t xml:space="preserve">EMAIL </w:t>
+      </w:r>
+      <w:r>
+        <w:rPr>
+          <w:rFonts w:cstheme="minorHAnsi"/>
+          <w:szCs w:val="24"/>
+          <w:lang w:val="pl-PL"/>
+        </w:rPr>
+        <w:t>-</w:t>
+      </w:r>
+      <w:r>
+        <w:rPr>
+          <w:rFonts w:cstheme="minorHAnsi"/>
+          <w:szCs w:val="24"/>
+          <w:lang w:val="pl-PL"/>
+        </w:rPr>
+        <w:t xml:space="preserve"> kontakt drogą elektroniczną.</w:t>
+      </w:r>
+    </w:p>
+    <w:p>
+      <w:pPr>
+        <w:pStyle w:val="a6"/>
+        <w:numPr>
+          <w:ilvl w:val="0"/>
+          <w:numId w:val="46"/>
+        </w:numPr>
+        <w:spacing w:line="360" w:lineRule="auto"/>
+        <w:jc w:val="both"/>
+        <w:rPr>
+          <w:rFonts w:cstheme="minorHAnsi"/>
+          <w:szCs w:val="24"/>
+          <w:lang w:val="pl-PL"/>
+        </w:rPr>
+      </w:pPr>
+      <w:r>
+        <w:rPr>
+          <w:rFonts w:cstheme="minorHAnsi"/>
+          <w:szCs w:val="24"/>
+          <w:lang w:val="pl-PL"/>
+        </w:rPr>
+        <w:t xml:space="preserve">PHONE </w:t>
+      </w:r>
+      <w:r>
+        <w:rPr>
+          <w:rFonts w:cstheme="minorHAnsi"/>
+          <w:szCs w:val="24"/>
+          <w:lang w:val="pl-PL"/>
+        </w:rPr>
+        <w:t>-</w:t>
+      </w:r>
+      <w:r>
+        <w:rPr>
+          <w:rFonts w:cstheme="minorHAnsi"/>
+          <w:szCs w:val="24"/>
+          <w:lang w:val="pl-PL"/>
+        </w:rPr>
+        <w:t xml:space="preserve"> kontakt telefoniczny.</w:t>
+      </w:r>
+    </w:p>
+    <w:p>
+      <w:pPr>
+        <w:pStyle w:val="a6"/>
+        <w:numPr>
+          <w:ilvl w:val="0"/>
+          <w:numId w:val="46"/>
+        </w:numPr>
+        <w:spacing w:line="360" w:lineRule="auto"/>
+        <w:jc w:val="both"/>
+        <w:rPr>
+          <w:rFonts w:cstheme="minorHAnsi"/>
+          <w:szCs w:val="24"/>
+          <w:lang w:val="pl-PL"/>
+        </w:rPr>
         <w:sectPr>
           <w:pgSz w:w="11906" w:h="16838"/>
           <w:pgMar w:top="1134" w:right="1134" w:bottom="1134" w:left="1134" w:header="709" w:footer="709" w:gutter="0"/>
@@ -10028,6 +10223,30 @@
           <w:docGrid w:linePitch="360"/>
         </w:sectPr>
       </w:pPr>
+      <w:r>
+        <w:rPr>
+          <w:rFonts w:cstheme="minorHAnsi"/>
+          <w:szCs w:val="24"/>
+          <w:lang w:val="pl-PL"/>
+        </w:rPr>
+        <w:t xml:space="preserve">LETTER </w:t>
+      </w:r>
+      <w:r>
+        <w:rPr>
+          <w:rFonts w:cstheme="minorHAnsi"/>
+          <w:szCs w:val="24"/>
+          <w:lang w:val="pl-PL"/>
+        </w:rPr>
+        <w:t>-</w:t>
+      </w:r>
+      <w:r>
+        <w:rPr>
+          <w:rFonts w:cstheme="minorHAnsi"/>
+          <w:szCs w:val="24"/>
+          <w:lang w:val="pl-PL"/>
+        </w:rPr>
+        <w:t xml:space="preserve"> wysyłka oficjalnego pisma pocztowego.</w:t>
+      </w:r>
     </w:p>
     <w:p>
       <w:pPr>
@@ -10038,7 +10257,7 @@
           <w:lang w:val="pl-PL"/>
         </w:rPr>
       </w:pPr>
-      <w:bookmarkStart w:id="15" w:name="_Toc211512695"/>
+      <w:bookmarkStart w:id="14" w:name="_Toc211512695"/>
       <w:r>
         <w:rPr>
           <w:rFonts w:asciiTheme="minorHAnsi" w:hAnsiTheme="minorHAnsi" w:cstheme="minorHAnsi"/>
@@ -10047,7 +10266,7 @@
         <w:lastRenderedPageBreak/>
         <w:t>Architektura systemu</w:t>
       </w:r>
-      <w:bookmarkEnd w:id="15"/>
+      <w:bookmarkEnd w:id="14"/>
     </w:p>
     <w:p>
       <w:pPr>
@@ -10454,7 +10673,7 @@
                     <pic:cNvPicPr/>
                   </pic:nvPicPr>
                   <pic:blipFill>
-                    <a:blip r:embed="rId20">
+                    <a:blip r:embed="rId16">
                       <a:extLst>
                         <a:ext uri="{28A0092B-C50C-407E-A947-70E740481C1C}">
                           <a14:useLocalDpi xmlns:a14="http://schemas.microsoft.com/office/drawing/2010/main" val="0"/>
@@ -10491,19 +10710,11 @@
           <w:lang w:val="pl-PL"/>
         </w:rPr>
       </w:pPr>
-      <w:proofErr w:type="spellStart"/>
-      <w:r>
-        <w:rPr>
-          <w:rFonts w:cstheme="minorHAnsi"/>
-        </w:rPr>
-        <w:t>Rysunek</w:t>
-      </w:r>
-      <w:proofErr w:type="spellEnd"/>
-      <w:r>
-        <w:rPr>
-          <w:rFonts w:cstheme="minorHAnsi"/>
-        </w:rPr>
-        <w:t xml:space="preserve"> </w:t>
+      <w:r>
+        <w:rPr>
+          <w:rFonts w:cstheme="minorHAnsi"/>
+        </w:rPr>
+        <w:t xml:space="preserve">Rysunek </w:t>
       </w:r>
       <w:r>
         <w:rPr>
@@ -10588,7 +10799,7 @@
                     <pic:cNvPicPr/>
                   </pic:nvPicPr>
                   <pic:blipFill>
-                    <a:blip r:embed="rId21">
+                    <a:blip r:embed="rId17">
                       <a:extLst>
                         <a:ext uri="{28A0092B-C50C-407E-A947-70E740481C1C}">
                           <a14:useLocalDpi xmlns:a14="http://schemas.microsoft.com/office/drawing/2010/main" val="0"/>
@@ -10703,7 +10914,7 @@
           <w:lang w:val="pl-PL"/>
         </w:rPr>
       </w:pPr>
-      <w:bookmarkStart w:id="16" w:name="_Toc211512696"/>
+      <w:bookmarkStart w:id="15" w:name="_Toc211512696"/>
       <w:r>
         <w:rPr>
           <w:rFonts w:asciiTheme="minorHAnsi" w:hAnsiTheme="minorHAnsi" w:cstheme="minorHAnsi"/>
@@ -10712,27 +10923,27 @@
         <w:lastRenderedPageBreak/>
         <w:t>Aplikacja serwerowa</w:t>
       </w:r>
+      <w:bookmarkEnd w:id="15"/>
+    </w:p>
+    <w:p>
+      <w:pPr>
+        <w:pStyle w:val="2"/>
+        <w:spacing w:line="360" w:lineRule="auto"/>
+        <w:jc w:val="both"/>
+        <w:rPr>
+          <w:rFonts w:asciiTheme="minorHAnsi" w:hAnsiTheme="minorHAnsi" w:cstheme="minorHAnsi"/>
+          <w:lang w:val="pl-PL"/>
+        </w:rPr>
+      </w:pPr>
+      <w:bookmarkStart w:id="16" w:name="_Toc211512697"/>
+      <w:r>
+        <w:rPr>
+          <w:rFonts w:asciiTheme="minorHAnsi" w:hAnsiTheme="minorHAnsi" w:cstheme="minorHAnsi"/>
+          <w:lang w:val="pl-PL"/>
+        </w:rPr>
+        <w:t>Spring Boot (Java)</w:t>
+      </w:r>
       <w:bookmarkEnd w:id="16"/>
-    </w:p>
-    <w:p>
-      <w:pPr>
-        <w:pStyle w:val="2"/>
-        <w:spacing w:line="360" w:lineRule="auto"/>
-        <w:jc w:val="both"/>
-        <w:rPr>
-          <w:rFonts w:asciiTheme="minorHAnsi" w:hAnsiTheme="minorHAnsi" w:cstheme="minorHAnsi"/>
-          <w:lang w:val="pl-PL"/>
-        </w:rPr>
-      </w:pPr>
-      <w:bookmarkStart w:id="17" w:name="_Toc211512697"/>
-      <w:r>
-        <w:rPr>
-          <w:rFonts w:asciiTheme="minorHAnsi" w:hAnsiTheme="minorHAnsi" w:cstheme="minorHAnsi"/>
-          <w:lang w:val="pl-PL"/>
-        </w:rPr>
-        <w:t>Spring Boot (Java)</w:t>
-      </w:r>
-      <w:bookmarkEnd w:id="17"/>
     </w:p>
     <w:p>
       <w:pPr>
@@ -10768,7 +10979,23 @@
           <w:szCs w:val="24"/>
           <w:lang w:val="pl-PL"/>
         </w:rPr>
-        <w:t>Do implementacji aplikacji serwerowej wybrano framework Spring Boot (Java).</w:t>
+        <w:t>Do implementacji aplikacji serwerowej wybrano framework Spring Boot (Java)</w:t>
+      </w:r>
+      <w:r>
+        <w:rPr>
+          <w:rFonts w:cstheme="minorHAnsi"/>
+          <w:szCs w:val="24"/>
+          <w:lang w:val="pl-PL"/>
+        </w:rPr>
+        <w:t>[6]</w:t>
+      </w:r>
+      <w:r>
+        <w:rPr>
+          <w:rFonts w:cstheme="minorHAnsi"/>
+          <w:szCs w:val="24"/>
+          <w:lang w:val="pl-PL"/>
+        </w:rPr>
+        <w:t>.</w:t>
       </w:r>
     </w:p>
     <w:p>
@@ -10949,7 +11176,23 @@
           <w:szCs w:val="24"/>
           <w:lang w:val="pl-PL"/>
         </w:rPr>
-        <w:t>wsparcie architektury RESTful i ORM (Hibernate),</w:t>
+        <w:t>wsparcie architektury RESTful i ORM (Hibernate)</w:t>
+      </w:r>
+      <w:r>
+        <w:rPr>
+          <w:rFonts w:cstheme="minorHAnsi"/>
+          <w:szCs w:val="24"/>
+          <w:lang w:val="pl-PL"/>
+        </w:rPr>
+        <w:t>[7]</w:t>
+      </w:r>
+      <w:r>
+        <w:rPr>
+          <w:rFonts w:cstheme="minorHAnsi"/>
+          <w:szCs w:val="24"/>
+          <w:lang w:val="pl-PL"/>
+        </w:rPr>
+        <w:t>,</w:t>
       </w:r>
       <w:r>
         <w:rPr>
@@ -11139,7 +11382,21 @@
           <w:rFonts w:cstheme="minorHAnsi"/>
           <w:lang w:val="pl-PL"/>
         </w:rPr>
-        <w:t xml:space="preserve"> pozwala na automatyczne zapewnienie spójności bazy danych oraz bezblokadowe przetwarzanie zadań w tle (np. wysyłka e-mail).</w:t>
+        <w:t xml:space="preserve"> pozwala na automatyczne zapewnienie spójności bazy danych oraz bezblokadowe przetwarzanie zadań w tle (np. wysyłka e-mail)</w:t>
+      </w:r>
+      <w:r>
+        <w:rPr>
+          <w:rFonts w:cstheme="minorHAnsi"/>
+          <w:lang w:val="pl-PL"/>
+        </w:rPr>
+        <w:t>[8]</w:t>
+      </w:r>
+      <w:r>
+        <w:rPr>
+          <w:rFonts w:cstheme="minorHAnsi"/>
+          <w:lang w:val="pl-PL"/>
+        </w:rPr>
+        <w:t>.</w:t>
       </w:r>
     </w:p>
     <w:p>
@@ -11379,6 +11636,14 @@
         </w:rPr>
         <w:t>Express.js (Node.js): mniej rozbudowany, szybszy w początkowej fazie, ale trudniejszy w utrzymaniu przy złożonej logice.</w:t>
       </w:r>
+      <w:r>
+        <w:rPr>
+          <w:rFonts w:cstheme="minorHAnsi"/>
+          <w:szCs w:val="24"/>
+          <w:lang w:val="pl-PL"/>
+        </w:rPr>
+        <w:t>[9]</w:t>
+      </w:r>
     </w:p>
     <w:p>
       <w:pPr>
@@ -11403,6 +11668,14 @@
         </w:rPr>
         <w:t>Django (Python): silny w obszarze szybkiego prototypowania, ale mniej popularny w środowiskach korporacyjnych w Polsce.</w:t>
       </w:r>
+      <w:r>
+        <w:rPr>
+          <w:rFonts w:cstheme="minorHAnsi"/>
+          <w:szCs w:val="24"/>
+          <w:lang w:val="pl-PL"/>
+        </w:rPr>
+        <w:t>[10]</w:t>
+      </w:r>
     </w:p>
     <w:p>
       <w:pPr>
@@ -11427,6 +11700,14 @@
         </w:rPr>
         <w:t>.NET Core: nowoczesny, jednak wymagający większego doświadczenia oraz trudniejszy w konfiguracji w środowisku deweloperskim zespołu.</w:t>
       </w:r>
+      <w:r>
+        <w:rPr>
+          <w:rFonts w:cstheme="minorHAnsi"/>
+          <w:szCs w:val="24"/>
+          <w:lang w:val="pl-PL"/>
+        </w:rPr>
+        <w:t>[11]</w:t>
+      </w:r>
     </w:p>
     <w:p>
       <w:pPr>
@@ -11438,7 +11719,7 @@
           <w:lang w:val="pl-PL"/>
         </w:rPr>
       </w:pPr>
-      <w:bookmarkStart w:id="18" w:name="_Toc211512698"/>
+      <w:bookmarkStart w:id="17" w:name="_Toc211512698"/>
       <w:r>
         <w:rPr>
           <w:rFonts w:asciiTheme="minorHAnsi" w:hAnsiTheme="minorHAnsi" w:cstheme="minorHAnsi"/>
@@ -11446,7 +11727,7 @@
         </w:rPr>
         <w:t>Architektura aplikacji</w:t>
       </w:r>
-      <w:bookmarkEnd w:id="18"/>
+      <w:bookmarkEnd w:id="17"/>
     </w:p>
     <w:p>
       <w:pPr>
@@ -11730,7 +12011,7 @@
           <w:lang w:val="pl-PL"/>
         </w:rPr>
       </w:pPr>
-      <w:bookmarkStart w:id="19" w:name="_Toc211512699"/>
+      <w:bookmarkStart w:id="18" w:name="_Toc211512699"/>
       <w:r>
         <w:rPr>
           <w:rFonts w:asciiTheme="minorHAnsi" w:hAnsiTheme="minorHAnsi" w:cstheme="minorHAnsi"/>
@@ -11739,7 +12020,7 @@
         <w:lastRenderedPageBreak/>
         <w:t>Aplikacja kliencka</w:t>
       </w:r>
-      <w:bookmarkEnd w:id="19"/>
+      <w:bookmarkEnd w:id="18"/>
     </w:p>
     <w:p>
       <w:pPr>
@@ -11753,7 +12034,7 @@
           <w:lang w:val="pl-PL"/>
         </w:rPr>
       </w:pPr>
-      <w:bookmarkStart w:id="20" w:name="_Toc211512700"/>
+      <w:bookmarkStart w:id="19" w:name="_Toc211512700"/>
       <w:r>
         <w:rPr>
           <w:rStyle w:val="a7"/>
@@ -11764,7 +12045,7 @@
         </w:rPr>
         <w:t>React</w:t>
       </w:r>
-      <w:bookmarkEnd w:id="20"/>
+      <w:bookmarkEnd w:id="19"/>
     </w:p>
     <w:p>
       <w:pPr>
@@ -11808,6 +12089,14 @@
           <w:szCs w:val="24"/>
           <w:lang w:val="pl-PL"/>
         </w:rPr>
+        <w:t>[12]</w:t>
+      </w:r>
+      <w:r>
+        <w:rPr>
+          <w:rFonts w:cstheme="minorHAnsi"/>
+          <w:szCs w:val="24"/>
+          <w:lang w:val="pl-PL"/>
+        </w:rPr>
         <w:t>.</w:t>
       </w:r>
     </w:p>
@@ -11853,7 +12142,31 @@
           <w:szCs w:val="24"/>
           <w:lang w:val="pl-PL"/>
         </w:rPr>
-        <w:t>, Vue.js, czysty JavaScript/TypeScript</w:t>
+        <w:t>[13]</w:t>
+      </w:r>
+      <w:r>
+        <w:rPr>
+          <w:rFonts w:cstheme="minorHAnsi"/>
+          <w:szCs w:val="24"/>
+          <w:lang w:val="pl-PL"/>
+        </w:rPr>
+        <w:t>, Vue.js</w:t>
+      </w:r>
+      <w:r>
+        <w:rPr>
+          <w:rFonts w:cstheme="minorHAnsi"/>
+          <w:szCs w:val="24"/>
+          <w:lang w:val="pl-PL"/>
+        </w:rPr>
+        <w:t>[14]</w:t>
+      </w:r>
+      <w:r>
+        <w:rPr>
+          <w:rFonts w:cstheme="minorHAnsi"/>
+          <w:szCs w:val="24"/>
+          <w:lang w:val="pl-PL"/>
+        </w:rPr>
+        <w:t>, czysty JavaScript/TypeScript</w:t>
       </w:r>
       <w:r>
         <w:rPr>
@@ -12075,7 +12388,39 @@
           <w:szCs w:val="24"/>
           <w:lang w:val="pl-PL"/>
         </w:rPr>
-        <w:t>Ekosystem i integracja: Bezproblemowa współpraca z nowoczesnymi bibliotekami stylów (Material UI / Bootstrap) oraz narzędziami do wizualizacji danych i wykresów.</w:t>
+        <w:t>Ekosystem i integracja: Bezproblemowa współpraca z nowoczesnymi bibliotekami stylów (Material UI</w:t>
+      </w:r>
+      <w:r>
+        <w:rPr>
+          <w:rFonts w:cstheme="minorHAnsi"/>
+          <w:szCs w:val="24"/>
+          <w:lang w:val="pl-PL"/>
+        </w:rPr>
+        <w:t>[15]</w:t>
+      </w:r>
+      <w:r>
+        <w:rPr>
+          <w:rFonts w:cstheme="minorHAnsi"/>
+          <w:szCs w:val="24"/>
+          <w:lang w:val="pl-PL"/>
+        </w:rPr>
+        <w:t xml:space="preserve"> / Bootstrap</w:t>
+      </w:r>
+      <w:r>
+        <w:rPr>
+          <w:rFonts w:cstheme="minorHAnsi"/>
+          <w:szCs w:val="24"/>
+          <w:lang w:val="pl-PL"/>
+        </w:rPr>
+        <w:t>[16]</w:t>
+      </w:r>
+      <w:r>
+        <w:rPr>
+          <w:rFonts w:cstheme="minorHAnsi"/>
+          <w:szCs w:val="24"/>
+          <w:lang w:val="pl-PL"/>
+        </w:rPr>
+        <w:t>) oraz narzędziami do wizualizacji danych i wykresów.</w:t>
       </w:r>
     </w:p>
     <w:p>
@@ -12220,7 +12565,7 @@
           <w:lang w:val="pl-PL"/>
         </w:rPr>
       </w:pPr>
-      <w:bookmarkStart w:id="21" w:name="_Toc211512701"/>
+      <w:bookmarkStart w:id="20" w:name="_Toc211512701"/>
       <w:r>
         <w:rPr>
           <w:rFonts w:asciiTheme="minorHAnsi" w:hAnsiTheme="minorHAnsi" w:cstheme="minorHAnsi"/>
@@ -12228,7 +12573,7 @@
         </w:rPr>
         <w:t>Architektura aplikacji</w:t>
       </w:r>
-      <w:bookmarkEnd w:id="21"/>
+      <w:bookmarkEnd w:id="20"/>
     </w:p>
     <w:p>
       <w:pPr>
@@ -12539,7 +12884,7 @@
           <w:lang w:val="pl-PL"/>
         </w:rPr>
       </w:pPr>
-      <w:bookmarkStart w:id="22" w:name="_Toc211512702"/>
+      <w:bookmarkStart w:id="21" w:name="_Toc211512702"/>
       <w:r>
         <w:rPr>
           <w:rFonts w:asciiTheme="minorHAnsi" w:hAnsiTheme="minorHAnsi" w:cstheme="minorHAnsi"/>
@@ -12548,27 +12893,27 @@
         <w:lastRenderedPageBreak/>
         <w:t>Warstwa persystencji danych</w:t>
       </w:r>
+      <w:bookmarkEnd w:id="21"/>
+    </w:p>
+    <w:p>
+      <w:pPr>
+        <w:pStyle w:val="2"/>
+        <w:spacing w:line="360" w:lineRule="auto"/>
+        <w:jc w:val="both"/>
+        <w:rPr>
+          <w:rFonts w:asciiTheme="minorHAnsi" w:hAnsiTheme="minorHAnsi" w:cstheme="minorHAnsi"/>
+          <w:lang w:val="pl-PL"/>
+        </w:rPr>
+      </w:pPr>
+      <w:bookmarkStart w:id="22" w:name="_Toc211512703"/>
+      <w:r>
+        <w:rPr>
+          <w:rFonts w:asciiTheme="minorHAnsi" w:hAnsiTheme="minorHAnsi" w:cstheme="minorHAnsi"/>
+          <w:lang w:val="pl-PL"/>
+        </w:rPr>
+        <w:t>PostgreSQL</w:t>
+      </w:r>
       <w:bookmarkEnd w:id="22"/>
-    </w:p>
-    <w:p>
-      <w:pPr>
-        <w:pStyle w:val="2"/>
-        <w:spacing w:line="360" w:lineRule="auto"/>
-        <w:jc w:val="both"/>
-        <w:rPr>
-          <w:rFonts w:asciiTheme="minorHAnsi" w:hAnsiTheme="minorHAnsi" w:cstheme="minorHAnsi"/>
-          <w:lang w:val="pl-PL"/>
-        </w:rPr>
-      </w:pPr>
-      <w:bookmarkStart w:id="23" w:name="_Toc211512703"/>
-      <w:r>
-        <w:rPr>
-          <w:rFonts w:asciiTheme="minorHAnsi" w:hAnsiTheme="minorHAnsi" w:cstheme="minorHAnsi"/>
-          <w:lang w:val="pl-PL"/>
-        </w:rPr>
-        <w:t>PostgreSQL</w:t>
-      </w:r>
-      <w:bookmarkEnd w:id="23"/>
     </w:p>
     <w:p>
       <w:pPr>
@@ -12597,6 +12942,14 @@
           <w:lang w:val="pl-PL"/>
         </w:rPr>
         <w:t xml:space="preserve"> Do realizacji warstwy persystencji danych w systemie obsługi kancelarii prawnej wybrano relacyjną bazę danych PostgreSQL</w:t>
+      </w:r>
+      <w:r>
+        <w:rPr>
+          <w:rFonts w:cstheme="minorHAnsi"/>
+          <w:szCs w:val="24"/>
+          <w:lang w:val="pl-PL"/>
+        </w:rPr>
+        <w:t>[17]</w:t>
       </w:r>
       <w:r>
         <w:rPr>
@@ -12747,7 +13100,7 @@
           <w:szCs w:val="24"/>
           <w:lang w:val="pl-PL"/>
         </w:rPr>
-        <w:t>PostgreSQL uznawany jest za jedną z najbardziej stabilnych baz danych typu open-source. Używany jest w środowiskach produkcyjnych wielu dużych systemów.[2]</w:t>
+        <w:t>PostgreSQL uznawany jest za jedną z najbardziej stabilnych baz danych typu open-source. Używany jest w środowiskach produkcyjnych wielu dużych systemów.</w:t>
       </w:r>
     </w:p>
     <w:p>
@@ -12916,7 +13269,7 @@
           <w:lang w:val="pl-PL"/>
         </w:rPr>
       </w:pPr>
-      <w:bookmarkStart w:id="24" w:name="_Toc211512704"/>
+      <w:bookmarkStart w:id="23" w:name="_Toc211512704"/>
       <w:r>
         <w:rPr>
           <w:rFonts w:asciiTheme="minorHAnsi" w:hAnsiTheme="minorHAnsi" w:cstheme="minorHAnsi"/>
@@ -12925,34 +13278,51 @@
         <w:lastRenderedPageBreak/>
         <w:t>Wdrożenie aplikacji</w:t>
       </w:r>
+      <w:bookmarkEnd w:id="23"/>
+      <w:r>
+        <w:rPr>
+          <w:rFonts w:asciiTheme="minorHAnsi" w:hAnsiTheme="minorHAnsi" w:cstheme="minorHAnsi"/>
+          <w:lang w:val="pl-PL"/>
+        </w:rPr>
+        <w:tab/>
+      </w:r>
+    </w:p>
+    <w:p>
+      <w:pPr>
+        <w:pStyle w:val="2"/>
+        <w:spacing w:line="360" w:lineRule="auto"/>
+        <w:jc w:val="both"/>
+        <w:rPr>
+          <w:rFonts w:asciiTheme="minorHAnsi" w:hAnsiTheme="minorHAnsi" w:cstheme="minorHAnsi"/>
+          <w:lang w:val="pl-PL"/>
+        </w:rPr>
+      </w:pPr>
+      <w:bookmarkStart w:id="24" w:name="_Toc211512705"/>
+      <w:r>
+        <w:rPr>
+          <w:rFonts w:asciiTheme="minorHAnsi" w:hAnsiTheme="minorHAnsi" w:cstheme="minorHAnsi"/>
+          <w:lang w:val="pl-PL"/>
+        </w:rPr>
+        <w:t xml:space="preserve">Architektura </w:t>
+      </w:r>
+      <w:commentRangeStart w:id="25"/>
+      <w:r>
+        <w:rPr>
+          <w:rFonts w:asciiTheme="minorHAnsi" w:hAnsiTheme="minorHAnsi" w:cstheme="minorHAnsi"/>
+          <w:lang w:val="pl-PL"/>
+        </w:rPr>
+        <w:t>wdrożeniowa</w:t>
+      </w:r>
       <w:bookmarkEnd w:id="24"/>
-      <w:r>
-        <w:rPr>
-          <w:rFonts w:asciiTheme="minorHAnsi" w:hAnsiTheme="minorHAnsi" w:cstheme="minorHAnsi"/>
-          <w:lang w:val="pl-PL"/>
-        </w:rPr>
-        <w:tab/>
-      </w:r>
-    </w:p>
-    <w:p>
-      <w:pPr>
-        <w:pStyle w:val="2"/>
-        <w:spacing w:line="360" w:lineRule="auto"/>
-        <w:jc w:val="both"/>
-        <w:rPr>
-          <w:rFonts w:asciiTheme="minorHAnsi" w:hAnsiTheme="minorHAnsi" w:cstheme="minorHAnsi"/>
-          <w:lang w:val="pl-PL"/>
-        </w:rPr>
-      </w:pPr>
-      <w:bookmarkStart w:id="25" w:name="_Toc211512705"/>
-      <w:r>
-        <w:rPr>
-          <w:rFonts w:asciiTheme="minorHAnsi" w:hAnsiTheme="minorHAnsi" w:cstheme="minorHAnsi"/>
-          <w:lang w:val="pl-PL"/>
-        </w:rPr>
-        <w:t>Architektura wdrożeniowa</w:t>
-      </w:r>
-      <w:bookmarkEnd w:id="25"/>
+      <w:commentRangeEnd w:id="25"/>
+      <w:r>
+        <w:rPr>
+          <w:rStyle w:val="af2"/>
+          <w:rFonts w:asciiTheme="minorHAnsi" w:eastAsiaTheme="minorHAnsi" w:hAnsiTheme="minorHAnsi" w:cstheme="minorBidi"/>
+          <w:color w:val="auto"/>
+        </w:rPr>
+        <w:commentReference w:id="25"/>
+      </w:r>
     </w:p>
     <w:p>
       <w:pPr>
@@ -13413,7 +13783,31 @@
           <w:szCs w:val="24"/>
           <w:lang w:val="pl-PL"/>
         </w:rPr>
-        <w:t xml:space="preserve"> Wprowadzenie dodatkowego stopnia weryfikacji tożsamości dla kont o uprawnieniach administratora w celu maksymalizacji ochrony wrażliwych danych osobowych przechowywanych w systemie.</w:t>
+        <w:t xml:space="preserve"> Wprowadzenie dodatkowego stopnia weryfikacji tożsamości dla kont o uprawnieniach administratora w celu maksymalizacji ochrony wrażliwych danych osobowych przechowywanych w </w:t>
+      </w:r>
+      <w:commentRangeStart w:id="28"/>
+      <w:r>
+        <w:rPr>
+          <w:rFonts w:cstheme="minorHAnsi"/>
+          <w:szCs w:val="24"/>
+          <w:lang w:val="pl-PL"/>
+        </w:rPr>
+        <w:t>systemie</w:t>
+      </w:r>
+      <w:commentRangeEnd w:id="28"/>
+      <w:r>
+        <w:rPr>
+          <w:rStyle w:val="af2"/>
+        </w:rPr>
+        <w:commentReference w:id="28"/>
+      </w:r>
+      <w:r>
+        <w:rPr>
+          <w:rFonts w:cstheme="minorHAnsi"/>
+          <w:szCs w:val="24"/>
+          <w:lang w:val="pl-PL"/>
+        </w:rPr>
+        <w:t>.</w:t>
       </w:r>
     </w:p>
     <w:p>
@@ -13635,8 +14029,7 @@
           <w:lang w:val="en-US"/>
         </w:rPr>
       </w:pPr>
-      <w:bookmarkStart w:id="28" w:name="_Toc211512708"/>
-      <w:proofErr w:type="spellStart"/>
+      <w:bookmarkStart w:id="29" w:name="_Toc211512708"/>
       <w:r>
         <w:rPr>
           <w:rFonts w:asciiTheme="minorHAnsi" w:hAnsiTheme="minorHAnsi" w:cstheme="minorHAnsi"/>
@@ -13645,8 +14038,7 @@
         <w:lastRenderedPageBreak/>
         <w:t>Biblografia</w:t>
       </w:r>
-      <w:bookmarkEnd w:id="28"/>
-      <w:proofErr w:type="spellEnd"/>
+      <w:bookmarkEnd w:id="29"/>
     </w:p>
     <w:p>
       <w:pPr>
@@ -13664,25 +14056,7 @@
           <w:szCs w:val="24"/>
           <w:lang w:val="en-US"/>
         </w:rPr>
-        <w:t>[1]"</w:t>
-      </w:r>
-      <w:proofErr w:type="spellStart"/>
-      <w:r>
-        <w:rPr>
-          <w:rFonts w:cstheme="minorHAnsi"/>
-          <w:szCs w:val="24"/>
-          <w:lang w:val="en-US"/>
-        </w:rPr>
-        <w:t>Raport</w:t>
-      </w:r>
-      <w:proofErr w:type="spellEnd"/>
-      <w:r>
-        <w:rPr>
-          <w:rFonts w:cstheme="minorHAnsi"/>
-          <w:szCs w:val="24"/>
-          <w:lang w:val="en-US"/>
-        </w:rPr>
-        <w:t xml:space="preserve"> Wolters Kluwer Future Ready Lawyer 2021”, Wolters Kluwer. </w:t>
+        <w:t xml:space="preserve">[1]"Raport Wolters Kluwer Future Ready Lawyer 2021”, Wolters Kluwer. </w:t>
       </w:r>
       <w:r>
         <w:rPr>
@@ -13762,36 +14136,17 @@
         </w:rPr>
         <w:t xml:space="preserve">Rozporządzenie Parlamentu Europejskiego i Rady (UE) 2016/679 z dnia 27 kwietnia 2016 r. w sprawie ochrony osób fizycznych w związku z przetwarzaniem danych osobowych i w sprawie swobodnego przepływu takich danych oraz uchylenia dyrektywy 95/46/WE (ogólne rozporządzenie o ochronie danych), European Union, URL: </w:t>
       </w:r>
-      <w:r>
-        <w:fldChar w:fldCharType="begin"/>
-      </w:r>
-      <w:r>
-        <w:rPr>
-          <w:lang w:val="pl-PL"/>
-        </w:rPr>
-        <w:instrText xml:space="preserve"> HYPERLINK "https://eur-lex.europa.eu/legal-content/PL/TXT/?uri=CELEX%3A32016R0679" </w:instrText>
-      </w:r>
-      <w:r>
-        <w:fldChar w:fldCharType="separate"/>
-      </w:r>
-      <w:r>
-        <w:rPr>
-          <w:rStyle w:val="a8"/>
-          <w:rFonts w:cstheme="minorHAnsi"/>
-          <w:szCs w:val="24"/>
-          <w:lang w:val="pl-PL"/>
-        </w:rPr>
-        <w:t>https://eur-lex.europa.eu/legal-content/PL/TXT/?uri=CELEX%3A32016R0679</w:t>
-      </w:r>
-      <w:r>
-        <w:rPr>
-          <w:rStyle w:val="a8"/>
-          <w:rFonts w:cstheme="minorHAnsi"/>
-          <w:szCs w:val="24"/>
-          <w:lang w:val="pl-PL"/>
-        </w:rPr>
-        <w:fldChar w:fldCharType="end"/>
-      </w:r>
+      <w:hyperlink r:id="rId22" w:history="1">
+        <w:r>
+          <w:rPr>
+            <w:rStyle w:val="a8"/>
+            <w:rFonts w:cstheme="minorHAnsi"/>
+            <w:szCs w:val="24"/>
+            <w:lang w:val="pl-PL"/>
+          </w:rPr>
+          <w:t>https://eur-lex.europa.eu/legal-content/PL/TXT/?uri=CELEX%3A32016R0679</w:t>
+        </w:r>
+      </w:hyperlink>
     </w:p>
     <w:p>
       <w:pPr>
@@ -13829,7 +14184,7 @@
         </w:rPr>
         <w:t xml:space="preserve">Clio, URL:  </w:t>
       </w:r>
-      <w:hyperlink r:id="rId22" w:tgtFrame="_new" w:history="1">
+      <w:hyperlink r:id="rId23" w:tgtFrame="_new" w:history="1">
         <w:r>
           <w:rPr>
             <w:rStyle w:val="a8"/>
@@ -13857,27 +14212,9 @@
           <w:szCs w:val="24"/>
           <w:lang w:val="en-US"/>
         </w:rPr>
-        <w:t xml:space="preserve">[5] </w:t>
-      </w:r>
-      <w:proofErr w:type="spellStart"/>
-      <w:r>
-        <w:rPr>
-          <w:rFonts w:cstheme="minorHAnsi"/>
-          <w:szCs w:val="24"/>
-          <w:lang w:val="en-US"/>
-        </w:rPr>
-        <w:t>PracticePanther</w:t>
-      </w:r>
-      <w:proofErr w:type="spellEnd"/>
-      <w:r>
-        <w:rPr>
-          <w:rFonts w:cstheme="minorHAnsi"/>
-          <w:szCs w:val="24"/>
-          <w:lang w:val="en-US"/>
-        </w:rPr>
-        <w:t xml:space="preserve">, URL:   </w:t>
-      </w:r>
-      <w:hyperlink r:id="rId23" w:history="1">
+        <w:t xml:space="preserve">[5] PracticePanther, URL:   </w:t>
+      </w:r>
+      <w:hyperlink r:id="rId24" w:history="1">
         <w:r>
           <w:rPr>
             <w:rStyle w:val="a8"/>
@@ -13894,7 +14231,6 @@
         <w:spacing w:line="360" w:lineRule="auto"/>
         <w:jc w:val="both"/>
         <w:rPr>
-          <w:rFonts w:cstheme="minorHAnsi"/>
           <w:lang w:val="en-US"/>
         </w:rPr>
       </w:pPr>
@@ -13905,122 +14241,496 @@
         </w:rPr>
         <w:t xml:space="preserve">[6] </w:t>
       </w:r>
-      <w:proofErr w:type="spellStart"/>
-      <w:r>
-        <w:rPr>
-          <w:rFonts w:cstheme="minorHAnsi"/>
+      <w:r>
+        <w:rPr>
           <w:lang w:val="en-US"/>
         </w:rPr>
-        <w:t>Gajjar</w:t>
-      </w:r>
-      <w:proofErr w:type="spellEnd"/>
-      <w:r>
-        <w:rPr>
-          <w:rFonts w:cstheme="minorHAnsi"/>
+        <w:t xml:space="preserve">Spring Boot </w:t>
+      </w:r>
+      <w:r>
+        <w:rPr>
           <w:lang w:val="en-US"/>
         </w:rPr>
-        <w:t>, H. (2023). Angular vs React vs Vue: Which Framework to Choose in 2023? URL:</w:t>
-      </w:r>
-    </w:p>
-    <w:p>
-      <w:pPr>
-        <w:spacing w:line="360" w:lineRule="auto"/>
-        <w:jc w:val="both"/>
-        <w:rPr>
-          <w:rFonts w:cstheme="minorHAnsi"/>
+        <w:t>-</w:t>
+      </w:r>
+      <w:r>
+        <w:rPr>
           <w:lang w:val="en-US"/>
         </w:rPr>
-      </w:pPr>
-      <w:hyperlink r:id="rId24" w:history="1">
+        <w:t xml:space="preserve"> Broadcom Inc. (VMware Tanzu / Spring), URL: </w:t>
+      </w:r>
+      <w:hyperlink r:id="rId25" w:history="1">
+        <w:r>
+          <w:rPr>
+            <w:rStyle w:val="a8"/>
+            <w:lang w:val="en-US"/>
+          </w:rPr>
+          <w:t>https://spring.io/projects/spring</w:t>
+        </w:r>
+        <w:r>
+          <w:rPr>
+            <w:rStyle w:val="a8"/>
+            <w:lang w:val="en-US"/>
+          </w:rPr>
+          <w:t>-</w:t>
+        </w:r>
+        <w:r>
+          <w:rPr>
+            <w:rStyle w:val="a8"/>
+            <w:lang w:val="en-US"/>
+          </w:rPr>
+          <w:t>boot</w:t>
+        </w:r>
+      </w:hyperlink>
+    </w:p>
+    <w:p>
+      <w:pPr>
+        <w:spacing w:line="360" w:lineRule="auto"/>
+        <w:jc w:val="both"/>
+      </w:pPr>
+      <w:r>
+        <w:rPr>
+          <w:lang w:val="en-US"/>
+        </w:rPr>
+        <w:t xml:space="preserve">[7] </w:t>
+      </w:r>
+      <w:r>
+        <w:rPr>
+          <w:lang w:val="en-US"/>
+        </w:rPr>
+        <w:t>Spring Security</w:t>
+      </w:r>
+      <w:r>
+        <w:rPr>
+          <w:lang w:val="en-US"/>
+        </w:rPr>
+        <w:t xml:space="preserve"> - </w:t>
+      </w:r>
+      <w:r>
+        <w:rPr>
+          <w:lang w:val="en-US"/>
+        </w:rPr>
+        <w:t xml:space="preserve">Reference Documentation, Broadcom Inc. (Spring), URL: </w:t>
+      </w:r>
+      <w:hyperlink r:id="rId26" w:history="1">
+        <w:r>
+          <w:rPr>
+            <w:rStyle w:val="a8"/>
+            <w:lang w:val="en-US"/>
+          </w:rPr>
+          <w:t>https://docs.spring.io/spring-security/reference/index.html</w:t>
+        </w:r>
+      </w:hyperlink>
+    </w:p>
+    <w:p>
+      <w:pPr>
+        <w:spacing w:line="360" w:lineRule="auto"/>
+        <w:jc w:val="both"/>
+      </w:pPr>
+      <w:r>
+        <w:rPr>
+          <w:lang w:val="en-US"/>
+        </w:rPr>
+        <w:t xml:space="preserve">[8] </w:t>
+      </w:r>
+      <w:r>
+        <w:rPr>
+          <w:lang w:val="en-US"/>
+        </w:rPr>
+        <w:t xml:space="preserve">Spring Framework Reference Documentation </w:t>
+      </w:r>
+      <w:r>
+        <w:rPr>
+          <w:lang w:val="en-US"/>
+        </w:rPr>
+        <w:t>-</w:t>
+      </w:r>
+      <w:r>
+        <w:rPr>
+          <w:lang w:val="en-US"/>
+        </w:rPr>
+        <w:t xml:space="preserve"> Transaction Management, Broadcom Inc. (Spring), URL: </w:t>
+      </w:r>
+      <w:hyperlink r:id="rId27" w:history="1">
+        <w:r>
+          <w:rPr>
+            <w:rStyle w:val="a8"/>
+            <w:lang w:val="en-US"/>
+          </w:rPr>
+          <w:t>https://docs.spring.io/spring-framework/reference/data-access/transaction.html</w:t>
+        </w:r>
+      </w:hyperlink>
+    </w:p>
+    <w:p>
+      <w:pPr>
+        <w:spacing w:line="360" w:lineRule="auto"/>
+        <w:jc w:val="both"/>
+        <w:rPr>
+          <w:lang w:val="en-US"/>
+        </w:rPr>
+      </w:pPr>
+      <w:r>
+        <w:rPr>
+          <w:lang w:val="en-US"/>
+        </w:rPr>
+        <w:t xml:space="preserve">[9] </w:t>
+      </w:r>
+      <w:r>
+        <w:rPr>
+          <w:lang w:val="en-US"/>
+        </w:rPr>
+        <w:t>Express.js</w:t>
+      </w:r>
+      <w:r>
+        <w:rPr>
+          <w:lang w:val="en-US"/>
+        </w:rPr>
+        <w:t xml:space="preserve">, </w:t>
+      </w:r>
+      <w:r>
+        <w:rPr>
+          <w:lang w:val="en-US"/>
+        </w:rPr>
+        <w:t xml:space="preserve">OpenJS Foundation, URL: </w:t>
+      </w:r>
+      <w:hyperlink r:id="rId28" w:history="1">
+        <w:r>
+          <w:rPr>
+            <w:rStyle w:val="a8"/>
+            <w:lang w:val="en-US"/>
+          </w:rPr>
+          <w:t>https://expressjs.com/</w:t>
+        </w:r>
+      </w:hyperlink>
+    </w:p>
+    <w:p>
+      <w:pPr>
+        <w:spacing w:line="360" w:lineRule="auto"/>
+        <w:jc w:val="both"/>
+        <w:rPr>
+          <w:lang w:val="pl-PL"/>
+        </w:rPr>
+      </w:pPr>
+      <w:r>
+        <w:rPr>
+          <w:lang w:val="pl-PL"/>
+        </w:rPr>
+        <w:t xml:space="preserve">[10] </w:t>
+      </w:r>
+      <w:r>
+        <w:rPr>
+          <w:lang w:val="pl-PL"/>
+        </w:rPr>
+        <w:t>Django</w:t>
+      </w:r>
+      <w:r>
+        <w:rPr>
+          <w:lang w:val="pl-PL"/>
+        </w:rPr>
+        <w:t xml:space="preserve">, </w:t>
+      </w:r>
+      <w:r>
+        <w:rPr>
+          <w:lang w:val="pl-PL"/>
+        </w:rPr>
+        <w:t xml:space="preserve">URL: </w:t>
+      </w:r>
+      <w:hyperlink r:id="rId29" w:history="1">
+        <w:r>
+          <w:rPr>
+            <w:rStyle w:val="a8"/>
+            <w:lang w:val="pl-PL"/>
+          </w:rPr>
+          <w:t>https://www.djangoproject.com/</w:t>
+        </w:r>
+      </w:hyperlink>
+    </w:p>
+    <w:p>
+      <w:pPr>
+        <w:spacing w:line="360" w:lineRule="auto"/>
+        <w:jc w:val="both"/>
+        <w:rPr>
+          <w:lang w:val="en-US"/>
+        </w:rPr>
+      </w:pPr>
+      <w:r>
+        <w:rPr>
+          <w:lang w:val="en-US"/>
+        </w:rPr>
+        <w:t xml:space="preserve">[11] </w:t>
+      </w:r>
+      <w:r>
+        <w:rPr>
+          <w:lang w:val="en-US"/>
+        </w:rPr>
+        <w:t>.NET (ASP.NET Core)</w:t>
+      </w:r>
+      <w:r>
+        <w:rPr>
+          <w:lang w:val="en-US"/>
+        </w:rPr>
+        <w:t xml:space="preserve">, </w:t>
+      </w:r>
+      <w:r>
+        <w:rPr>
+          <w:lang w:val="en-US"/>
+        </w:rPr>
+        <w:t xml:space="preserve">Microsoft, URL: </w:t>
+      </w:r>
+      <w:hyperlink r:id="rId30" w:history="1">
+        <w:r>
+          <w:rPr>
+            <w:rStyle w:val="a8"/>
+            <w:lang w:val="en-US"/>
+          </w:rPr>
+          <w:t>https://dotnet.microsoft.com/en-us/apps/aspnet</w:t>
+        </w:r>
+      </w:hyperlink>
+    </w:p>
+    <w:p>
+      <w:pPr>
+        <w:spacing w:line="360" w:lineRule="auto"/>
+        <w:jc w:val="both"/>
+        <w:rPr>
+          <w:lang w:val="en-US"/>
+        </w:rPr>
+      </w:pPr>
+      <w:r>
+        <w:rPr>
+          <w:lang w:val="en-US"/>
+        </w:rPr>
+        <w:t xml:space="preserve">[12] </w:t>
+      </w:r>
+      <w:r>
+        <w:rPr>
+          <w:lang w:val="en-US"/>
+        </w:rPr>
+        <w:t xml:space="preserve">React, React core team (Meta / open source), URL: </w:t>
+      </w:r>
+      <w:hyperlink r:id="rId31" w:history="1">
+        <w:r>
+          <w:rPr>
+            <w:rStyle w:val="a8"/>
+            <w:lang w:val="en-US"/>
+          </w:rPr>
+          <w:t>https://react.dev/</w:t>
+        </w:r>
+      </w:hyperlink>
+    </w:p>
+    <w:p>
+      <w:pPr>
+        <w:spacing w:line="360" w:lineRule="auto"/>
+        <w:jc w:val="both"/>
+        <w:rPr>
+          <w:lang w:val="en-US"/>
+        </w:rPr>
+      </w:pPr>
+      <w:r>
+        <w:rPr>
+          <w:lang w:val="en-US"/>
+        </w:rPr>
+        <w:t xml:space="preserve">[13] </w:t>
+      </w:r>
+      <w:r>
+        <w:rPr>
+          <w:lang w:val="en-US"/>
+        </w:rPr>
+        <w:t xml:space="preserve">Angular, Google, URL: </w:t>
+      </w:r>
+      <w:hyperlink r:id="rId32" w:history="1">
+        <w:r>
+          <w:rPr>
+            <w:rStyle w:val="a8"/>
+            <w:lang w:val="en-US"/>
+          </w:rPr>
+          <w:t>https://angular.dev/</w:t>
+        </w:r>
+      </w:hyperlink>
+    </w:p>
+    <w:p>
+      <w:pPr>
+        <w:spacing w:line="360" w:lineRule="auto"/>
+        <w:jc w:val="both"/>
+        <w:rPr>
+          <w:lang w:val="en-US"/>
+        </w:rPr>
+      </w:pPr>
+      <w:r>
+        <w:rPr>
+          <w:lang w:val="en-US"/>
+        </w:rPr>
+        <w:t xml:space="preserve">[14] </w:t>
+      </w:r>
+      <w:r>
+        <w:rPr>
+          <w:lang w:val="en-US"/>
+        </w:rPr>
+        <w:t xml:space="preserve">Vue.js, Evan You / Vue.js core team, URL: </w:t>
+      </w:r>
+      <w:hyperlink r:id="rId33" w:history="1">
+        <w:r>
+          <w:rPr>
+            <w:rStyle w:val="a8"/>
+            <w:lang w:val="en-US"/>
+          </w:rPr>
+          <w:t>https://vuejs.org/</w:t>
+        </w:r>
+      </w:hyperlink>
+    </w:p>
+    <w:p>
+      <w:pPr>
+        <w:spacing w:line="360" w:lineRule="auto"/>
+        <w:jc w:val="both"/>
+        <w:rPr>
+          <w:lang w:val="en-US"/>
+        </w:rPr>
+      </w:pPr>
+      <w:r>
+        <w:rPr>
+          <w:lang w:val="en-US"/>
+        </w:rPr>
+        <w:t xml:space="preserve">[15] </w:t>
+      </w:r>
+      <w:r>
+        <w:rPr>
+          <w:lang w:val="en-US"/>
+        </w:rPr>
+        <w:t xml:space="preserve">Material UI (MUI), MUI Team, URL: </w:t>
+      </w:r>
+      <w:hyperlink r:id="rId34" w:history="1">
+        <w:r>
+          <w:rPr>
+            <w:rStyle w:val="a8"/>
+            <w:lang w:val="en-US"/>
+          </w:rPr>
+          <w:t>https://mui.com/</w:t>
+        </w:r>
+      </w:hyperlink>
+      <w:r>
+        <w:rPr>
+          <w:lang w:val="en-US"/>
+        </w:rPr>
+        <w:t xml:space="preserve"> </w:t>
+      </w:r>
+    </w:p>
+    <w:p>
+      <w:pPr>
+        <w:spacing w:line="360" w:lineRule="auto"/>
+        <w:jc w:val="both"/>
+        <w:rPr>
+          <w:lang w:val="en-US"/>
+        </w:rPr>
+      </w:pPr>
+      <w:r>
+        <w:rPr>
+          <w:lang w:val="en-US"/>
+        </w:rPr>
+        <w:t xml:space="preserve">[16] </w:t>
+      </w:r>
+      <w:r>
+        <w:rPr>
+          <w:lang w:val="en-US"/>
+        </w:rPr>
+        <w:t xml:space="preserve">Bootstrap, The Bootstrap Team, URL: </w:t>
+      </w:r>
+      <w:hyperlink r:id="rId35" w:history="1">
+        <w:r>
+          <w:rPr>
+            <w:rStyle w:val="a8"/>
+            <w:lang w:val="en-US"/>
+          </w:rPr>
+          <w:t>https://getbootstrap.com/</w:t>
+        </w:r>
+      </w:hyperlink>
+    </w:p>
+    <w:p>
+      <w:pPr>
+        <w:spacing w:line="360" w:lineRule="auto"/>
+        <w:jc w:val="both"/>
+        <w:rPr>
+          <w:rFonts w:cstheme="minorHAnsi"/>
+          <w:lang w:val="en-US"/>
+        </w:rPr>
+      </w:pPr>
+      <w:r>
+        <w:rPr>
+          <w:lang w:val="en-US"/>
+        </w:rPr>
+        <w:lastRenderedPageBreak/>
+        <w:t xml:space="preserve">[17] </w:t>
+      </w:r>
+      <w:r>
+        <w:rPr>
+          <w:lang w:val="en-US"/>
+        </w:rPr>
+        <w:t xml:space="preserve">PostgreSQL License, The PostgreSQL Global Development Group, URL: </w:t>
+      </w:r>
+      <w:hyperlink r:id="rId36" w:history="1">
+        <w:r>
+          <w:rPr>
+            <w:rStyle w:val="a8"/>
+            <w:lang w:val="en-US"/>
+          </w:rPr>
+          <w:t>https://www.postgresql.org/about/licence/</w:t>
+        </w:r>
+      </w:hyperlink>
+    </w:p>
+    <w:p>
+      <w:pPr>
+        <w:spacing w:line="360" w:lineRule="auto"/>
+        <w:jc w:val="both"/>
+        <w:rPr>
+          <w:rFonts w:cstheme="minorHAnsi"/>
+          <w:szCs w:val="24"/>
+          <w:lang w:val="pl-PL"/>
+        </w:rPr>
+      </w:pPr>
+      <w:r>
+        <w:rPr>
+          <w:rFonts w:cstheme="minorHAnsi"/>
+          <w:szCs w:val="24"/>
+          <w:lang w:val="pl-PL"/>
+        </w:rPr>
+        <w:t>Lista wszystkich ilustracji:</w:t>
+      </w:r>
+    </w:p>
+    <w:p>
+      <w:pPr>
+        <w:spacing w:line="360" w:lineRule="auto"/>
+        <w:jc w:val="both"/>
+        <w:rPr>
+          <w:rFonts w:cstheme="minorHAnsi"/>
+          <w:szCs w:val="24"/>
+          <w:lang w:val="pl-PL"/>
+        </w:rPr>
+      </w:pPr>
+      <w:r>
+        <w:rPr>
+          <w:rFonts w:cstheme="minorHAnsi"/>
+          <w:szCs w:val="24"/>
+          <w:lang w:val="pl-PL"/>
+        </w:rPr>
+        <w:t>Rysunek 1: Interfejs aplikacji PracticePanther</w:t>
+      </w:r>
+      <w:r>
+        <w:rPr>
+          <w:rFonts w:cstheme="minorHAnsi"/>
+          <w:szCs w:val="24"/>
+          <w:lang w:val="pl-PL"/>
+        </w:rPr>
+        <w:t xml:space="preserve">, URL: </w:t>
+      </w:r>
+      <w:hyperlink r:id="rId37" w:history="1">
         <w:r>
           <w:rPr>
             <w:rStyle w:val="a8"/>
             <w:rFonts w:cstheme="minorHAnsi"/>
-            <w:lang w:val="en-US"/>
+            <w:szCs w:val="24"/>
+            <w:lang w:val="pl-PL"/>
           </w:rPr>
-          <w:t>https://www.boardinfinity.com/blog/angular-vs-react-vs-vue-which-framework-to-choose-in-2023/</w:t>
+          <w:t>https://www.practicepanther.com</w:t>
         </w:r>
       </w:hyperlink>
-    </w:p>
-    <w:p>
-      <w:pPr>
-        <w:spacing w:line="360" w:lineRule="auto"/>
-        <w:jc w:val="both"/>
-        <w:rPr>
-          <w:rFonts w:cstheme="minorHAnsi"/>
-          <w:lang w:val="en-US"/>
-        </w:rPr>
-      </w:pPr>
-      <w:r>
-        <w:rPr>
-          <w:rFonts w:cstheme="minorHAnsi"/>
-          <w:lang w:val="en-US"/>
-        </w:rPr>
-        <w:t xml:space="preserve">[7] DB-Engines Ranking. URL: </w:t>
-      </w:r>
-      <w:hyperlink r:id="rId25" w:history="1">
-        <w:r>
-          <w:rPr>
-            <w:rStyle w:val="a8"/>
-            <w:rFonts w:cstheme="minorHAnsi"/>
-            <w:lang w:val="en-US"/>
-          </w:rPr>
-          <w:t>https://db-engines.com/en/ranking</w:t>
-        </w:r>
-      </w:hyperlink>
-      <w:r>
-        <w:rPr>
-          <w:rFonts w:cstheme="minorHAnsi"/>
-          <w:lang w:val="en-US"/>
-        </w:rPr>
-        <w:t xml:space="preserve"> </w:t>
-      </w:r>
-    </w:p>
-    <w:p>
-      <w:pPr>
-        <w:spacing w:line="360" w:lineRule="auto"/>
-        <w:jc w:val="both"/>
-        <w:rPr>
-          <w:rFonts w:cstheme="minorHAnsi"/>
-          <w:szCs w:val="24"/>
-          <w:lang w:val="pl-PL"/>
-        </w:rPr>
-      </w:pPr>
-      <w:r>
-        <w:rPr>
-          <w:rFonts w:cstheme="minorHAnsi"/>
-          <w:szCs w:val="24"/>
-          <w:lang w:val="pl-PL"/>
-        </w:rPr>
-        <w:t>Lista wszystkich ilustracji:</w:t>
-      </w:r>
-    </w:p>
-    <w:p>
-      <w:pPr>
-        <w:spacing w:line="360" w:lineRule="auto"/>
-        <w:jc w:val="both"/>
-        <w:rPr>
-          <w:rFonts w:cstheme="minorHAnsi"/>
-          <w:szCs w:val="24"/>
-          <w:lang w:val="pl-PL"/>
-        </w:rPr>
-      </w:pPr>
-      <w:r>
-        <w:rPr>
-          <w:rFonts w:cstheme="minorHAnsi"/>
-          <w:szCs w:val="24"/>
-          <w:lang w:val="pl-PL"/>
-        </w:rPr>
-        <w:t>Rysunek 1: Interfejs aplikacji PracticePanther</w:t>
-      </w:r>
-      <w:r>
-        <w:rPr>
-          <w:rFonts w:cstheme="minorHAnsi"/>
-          <w:szCs w:val="24"/>
-          <w:lang w:val="pl-PL"/>
-        </w:rPr>
-        <w:t>, URL: https://www.practicepanther.com</w:t>
-      </w:r>
     </w:p>
     <w:p>
       <w:pPr>
@@ -14205,7 +14915,7 @@
 
 <file path=word/comments.xml><?xml version="1.0" encoding="utf-8"?>
 <w:comments xmlns:wpc="http://schemas.microsoft.com/office/word/2010/wordprocessingCanvas" xmlns:cx="http://schemas.microsoft.com/office/drawing/2014/chartex" xmlns:cx1="http://schemas.microsoft.com/office/drawing/2015/9/8/chartex" xmlns:cx2="http://schemas.microsoft.com/office/drawing/2015/10/21/chartex" xmlns:cx3="http://schemas.microsoft.com/office/drawing/2016/5/9/chartex" xmlns:cx4="http://schemas.microsoft.com/office/drawing/2016/5/10/chartex" xmlns:cx5="http://schemas.microsoft.com/office/drawing/2016/5/11/chartex" xmlns:cx6="http://schemas.microsoft.com/office/drawing/2016/5/12/chartex" xmlns:cx7="http://schemas.microsoft.com/office/drawing/2016/5/13/chartex" xmlns:cx8="http://schemas.microsoft.com/office/drawing/2016/5/14/chartex" xmlns:mc="http://schemas.openxmlformats.org/markup-compatibility/2006" xmlns:aink="http://schemas.microsoft.com/office/drawing/2016/ink" xmlns:am3d="http://schemas.microsoft.com/office/drawing/2017/model3d" xmlns:o="urn:schemas-microsoft-com:office:office" xmlns:r="http://schemas.openxmlformats.org/officeDocument/2006/relationships" xmlns:m="http://schemas.openxmlformats.org/officeDocument/2006/math" xmlns:v="urn:schemas-microsoft-com:vml" xmlns:wp14="http://schemas.microsoft.com/office/word/2010/wordprocessingDrawing" xmlns:wp="http://schemas.openxmlformats.org/drawingml/2006/wordprocessingDrawing" xmlns:w10="urn:schemas-microsoft-com:office:word" xmlns:w="http://schemas.openxmlformats.org/wordprocessingml/2006/main" xmlns:w14="http://schemas.microsoft.com/office/word/2010/wordml" xmlns:w15="http://schemas.microsoft.com/office/word/2012/wordml" xmlns:w16cex="http://schemas.microsoft.com/office/word/2018/wordml/cex" xmlns:w16cid="http://schemas.microsoft.com/office/word/2016/wordml/cid" xmlns:w16="http://schemas.microsoft.com/office/word/2018/wordml" xmlns:w16sdtdh="http://schemas.microsoft.com/office/word/2020/wordml/sdtdatahash" xmlns:w16se="http://schemas.microsoft.com/office/word/2015/wordml/symex" xmlns:wpg="http://schemas.microsoft.com/office/word/2010/wordprocessingGroup" xmlns:wpi="http://schemas.microsoft.com/office/word/2010/wordprocessingInk" xmlns:wne="http://schemas.microsoft.com/office/word/2006/wordml" xmlns:wps="http://schemas.microsoft.com/office/word/2010/wordprocessingShape" mc:Ignorable="w14 w15 w16se w16cid w16 w16cex w16sdtdh wp14">
-  <w:comment w:id="9" w:author="Anastasiia" w:date="2026-09-01T17:16:00Z" w:initials="A">
+  <w:comment w:id="25" w:author="Anastasiia" w:date="2026-09-03T21:45:00Z" w:initials="A">
     <w:p>
       <w:pPr>
         <w:pStyle w:val="af3"/>
@@ -14217,7 +14927,23 @@
         <w:annotationRef/>
       </w:r>
       <w:r>
-        <w:t>Добавление оплаты если водитель оплатил</w:t>
+        <w:t>расписать</w:t>
+      </w:r>
+    </w:p>
+  </w:comment>
+  <w:comment w:id="28" w:author="Anastasiia" w:date="2026-09-03T21:46:00Z" w:initials="A">
+    <w:p>
+      <w:pPr>
+        <w:pStyle w:val="af3"/>
+      </w:pPr>
+      <w:r>
+        <w:rPr>
+          <w:rStyle w:val="af2"/>
+        </w:rPr>
+        <w:annotationRef/>
+      </w:r>
+      <w:r>
+        <w:t>проверить грамматические ошибки</w:t>
       </w:r>
     </w:p>
   </w:comment>
@@ -14226,19 +14952,22 @@
 
 <file path=word/commentsExtended.xml><?xml version="1.0" encoding="utf-8"?>
 <w15:commentsEx xmlns:wpc="http://schemas.microsoft.com/office/word/2010/wordprocessingCanvas" xmlns:cx="http://schemas.microsoft.com/office/drawing/2014/chartex" xmlns:cx1="http://schemas.microsoft.com/office/drawing/2015/9/8/chartex" xmlns:cx2="http://schemas.microsoft.com/office/drawing/2015/10/21/chartex" xmlns:cx3="http://schemas.microsoft.com/office/drawing/2016/5/9/chartex" xmlns:cx4="http://schemas.microsoft.com/office/drawing/2016/5/10/chartex" xmlns:cx5="http://schemas.microsoft.com/office/drawing/2016/5/11/chartex" xmlns:cx6="http://schemas.microsoft.com/office/drawing/2016/5/12/chartex" xmlns:cx7="http://schemas.microsoft.com/office/drawing/2016/5/13/chartex" xmlns:cx8="http://schemas.microsoft.com/office/drawing/2016/5/14/chartex" xmlns:mc="http://schemas.openxmlformats.org/markup-compatibility/2006" xmlns:aink="http://schemas.microsoft.com/office/drawing/2016/ink" xmlns:am3d="http://schemas.microsoft.com/office/drawing/2017/model3d" xmlns:o="urn:schemas-microsoft-com:office:office" xmlns:r="http://schemas.openxmlformats.org/officeDocument/2006/relationships" xmlns:m="http://schemas.openxmlformats.org/officeDocument/2006/math" xmlns:v="urn:schemas-microsoft-com:vml" xmlns:wp14="http://schemas.microsoft.com/office/word/2010/wordprocessingDrawing" xmlns:wp="http://schemas.openxmlformats.org/drawingml/2006/wordprocessingDrawing" xmlns:w10="urn:schemas-microsoft-com:office:word" xmlns:w="http://schemas.openxmlformats.org/wordprocessingml/2006/main" xmlns:w14="http://schemas.microsoft.com/office/word/2010/wordml" xmlns:w15="http://schemas.microsoft.com/office/word/2012/wordml" xmlns:w16cex="http://schemas.microsoft.com/office/word/2018/wordml/cex" xmlns:w16cid="http://schemas.microsoft.com/office/word/2016/wordml/cid" xmlns:w16="http://schemas.microsoft.com/office/word/2018/wordml" xmlns:w16sdtdh="http://schemas.microsoft.com/office/word/2020/wordml/sdtdatahash" xmlns:w16se="http://schemas.microsoft.com/office/word/2015/wordml/symex" xmlns:wpg="http://schemas.microsoft.com/office/word/2010/wordprocessingGroup" xmlns:wpi="http://schemas.microsoft.com/office/word/2010/wordprocessingInk" xmlns:wne="http://schemas.microsoft.com/office/word/2006/wordml" xmlns:wps="http://schemas.microsoft.com/office/word/2010/wordprocessingShape" mc:Ignorable="w14 w15 w16se w16cid w16 w16cex w16sdtdh wp14">
-  <w15:commentEx w15:paraId="7E1AADA6" w15:done="0"/>
+  <w15:commentEx w15:paraId="41AEBC4C" w15:done="0"/>
+  <w15:commentEx w15:paraId="7FC38131" w15:done="0"/>
 </w15:commentsEx>
 </file>
 
 <file path=word/commentsExtensible.xml><?xml version="1.0" encoding="utf-8"?>
 <w16cex:commentsExtensible xmlns:wpc="http://schemas.microsoft.com/office/word/2010/wordprocessingCanvas" xmlns:cx="http://schemas.microsoft.com/office/drawing/2014/chartex" xmlns:cx1="http://schemas.microsoft.com/office/drawing/2015/9/8/chartex" xmlns:cx2="http://schemas.microsoft.com/office/drawing/2015/10/21/chartex" xmlns:cx3="http://schemas.microsoft.com/office/drawing/2016/5/9/chartex" xmlns:cx4="http://schemas.microsoft.com/office/drawing/2016/5/10/chartex" xmlns:cx5="http://schemas.microsoft.com/office/drawing/2016/5/11/chartex" xmlns:cx6="http://schemas.microsoft.com/office/drawing/2016/5/12/chartex" xmlns:cx7="http://schemas.microsoft.com/office/drawing/2016/5/13/chartex" xmlns:cx8="http://schemas.microsoft.com/office/drawing/2016/5/14/chartex" xmlns:mc="http://schemas.openxmlformats.org/markup-compatibility/2006" xmlns:aink="http://schemas.microsoft.com/office/drawing/2016/ink" xmlns:am3d="http://schemas.microsoft.com/office/drawing/2017/model3d" xmlns:o="urn:schemas-microsoft-com:office:office" xmlns:r="http://schemas.openxmlformats.org/officeDocument/2006/relationships" xmlns:m="http://schemas.openxmlformats.org/officeDocument/2006/math" xmlns:v="urn:schemas-microsoft-com:vml" xmlns:wp14="http://schemas.microsoft.com/office/word/2010/wordprocessingDrawing" xmlns:wp="http://schemas.openxmlformats.org/drawingml/2006/wordprocessingDrawing" xmlns:w10="urn:schemas-microsoft-com:office:word" xmlns:w="http://schemas.openxmlformats.org/wordprocessingml/2006/main" xmlns:w14="http://schemas.microsoft.com/office/word/2010/wordml" xmlns:w15="http://schemas.microsoft.com/office/word/2012/wordml" xmlns:w16cex="http://schemas.microsoft.com/office/word/2018/wordml/cex" xmlns:w16cid="http://schemas.microsoft.com/office/word/2016/wordml/cid" xmlns:w16="http://schemas.microsoft.com/office/word/2018/wordml" xmlns:w16sdtdh="http://schemas.microsoft.com/office/word/2020/wordml/sdtdatahash" xmlns:w16se="http://schemas.microsoft.com/office/word/2015/wordml/symex" xmlns:wpg="http://schemas.microsoft.com/office/word/2010/wordprocessingGroup" xmlns:wpi="http://schemas.microsoft.com/office/word/2010/wordprocessingInk" xmlns:wne="http://schemas.microsoft.com/office/word/2006/wordml" xmlns:wps="http://schemas.microsoft.com/office/word/2010/wordprocessingShape" mc:Ignorable="w14 w15 w16se w16cid w16 w16cex w16sdtdh wp14">
-  <w16cex:commentExtensible w16cex:durableId="2E4186EA" w16cex:dateUtc="2026-09-01T15:16:00Z"/>
+  <w16cex:commentExtensible w16cex:durableId="2E4468F1" w16cex:dateUtc="2026-09-03T19:45:00Z"/>
+  <w16cex:commentExtensible w16cex:durableId="2E446933" w16cex:dateUtc="2026-09-03T19:46:00Z"/>
 </w16cex:commentsExtensible>
 </file>
 
 <file path=word/commentsIds.xml><?xml version="1.0" encoding="utf-8"?>
 <w16cid:commentsIds xmlns:wpc="http://schemas.microsoft.com/office/word/2010/wordprocessingCanvas" xmlns:cx="http://schemas.microsoft.com/office/drawing/2014/chartex" xmlns:cx1="http://schemas.microsoft.com/office/drawing/2015/9/8/chartex" xmlns:cx2="http://schemas.microsoft.com/office/drawing/2015/10/21/chartex" xmlns:cx3="http://schemas.microsoft.com/office/drawing/2016/5/9/chartex" xmlns:cx4="http://schemas.microsoft.com/office/drawing/2016/5/10/chartex" xmlns:cx5="http://schemas.microsoft.com/office/drawing/2016/5/11/chartex" xmlns:cx6="http://schemas.microsoft.com/office/drawing/2016/5/12/chartex" xmlns:cx7="http://schemas.microsoft.com/office/drawing/2016/5/13/chartex" xmlns:cx8="http://schemas.microsoft.com/office/drawing/2016/5/14/chartex" xmlns:mc="http://schemas.openxmlformats.org/markup-compatibility/2006" xmlns:aink="http://schemas.microsoft.com/office/drawing/2016/ink" xmlns:am3d="http://schemas.microsoft.com/office/drawing/2017/model3d" xmlns:o="urn:schemas-microsoft-com:office:office" xmlns:r="http://schemas.openxmlformats.org/officeDocument/2006/relationships" xmlns:m="http://schemas.openxmlformats.org/officeDocument/2006/math" xmlns:v="urn:schemas-microsoft-com:vml" xmlns:wp14="http://schemas.microsoft.com/office/word/2010/wordprocessingDrawing" xmlns:wp="http://schemas.openxmlformats.org/drawingml/2006/wordprocessingDrawing" xmlns:w10="urn:schemas-microsoft-com:office:word" xmlns:w="http://schemas.openxmlformats.org/wordprocessingml/2006/main" xmlns:w14="http://schemas.microsoft.com/office/word/2010/wordml" xmlns:w15="http://schemas.microsoft.com/office/word/2012/wordml" xmlns:w16cex="http://schemas.microsoft.com/office/word/2018/wordml/cex" xmlns:w16cid="http://schemas.microsoft.com/office/word/2016/wordml/cid" xmlns:w16="http://schemas.microsoft.com/office/word/2018/wordml" xmlns:w16sdtdh="http://schemas.microsoft.com/office/word/2020/wordml/sdtdatahash" xmlns:w16se="http://schemas.microsoft.com/office/word/2015/wordml/symex" xmlns:wpg="http://schemas.microsoft.com/office/word/2010/wordprocessingGroup" xmlns:wpi="http://schemas.microsoft.com/office/word/2010/wordprocessingInk" xmlns:wne="http://schemas.microsoft.com/office/word/2006/wordml" xmlns:wps="http://schemas.microsoft.com/office/word/2010/wordprocessingShape" mc:Ignorable="w14 w15 w16se w16cid w16 w16cex w16sdtdh wp14">
-  <w16cid:commentId w16cid:paraId="7E1AADA6" w16cid:durableId="2E4186EA"/>
+  <w16cid:commentId w16cid:paraId="41AEBC4C" w16cid:durableId="2E4468F1"/>
+  <w16cid:commentId w16cid:paraId="7FC38131" w16cid:durableId="2E446933"/>
 </w16cid:commentsIds>
 </file>
 
@@ -15866,6 +16595,119 @@
     </w:lvl>
   </w:abstractNum>
   <w:abstractNum w:abstractNumId="13" w15:restartNumberingAfterBreak="0">
+    <w:nsid w:val="2AB170D8"/>
+    <w:multiLevelType w:val="hybridMultilevel"/>
+    <w:tmpl w:val="A922FD58"/>
+    <w:lvl w:ilvl="0" w:tplc="04190001">
+      <w:start w:val="1"/>
+      <w:numFmt w:val="bullet"/>
+      <w:lvlText w:val=""/>
+      <w:lvlJc w:val="left"/>
+      <w:pPr>
+        <w:ind w:left="720" w:hanging="360"/>
+      </w:pPr>
+      <w:rPr>
+        <w:rFonts w:ascii="Symbol" w:hAnsi="Symbol" w:hint="default"/>
+      </w:rPr>
+    </w:lvl>
+    <w:lvl w:ilvl="1" w:tplc="04190003" w:tentative="1">
+      <w:start w:val="1"/>
+      <w:numFmt w:val="bullet"/>
+      <w:lvlText w:val="o"/>
+      <w:lvlJc w:val="left"/>
+      <w:pPr>
+        <w:ind w:left="1440" w:hanging="360"/>
+      </w:pPr>
+      <w:rPr>
+        <w:rFonts w:ascii="Courier New" w:hAnsi="Courier New" w:cs="Courier New" w:hint="default"/>
+      </w:rPr>
+    </w:lvl>
+    <w:lvl w:ilvl="2" w:tplc="04190005" w:tentative="1">
+      <w:start w:val="1"/>
+      <w:numFmt w:val="bullet"/>
+      <w:lvlText w:val=""/>
+      <w:lvlJc w:val="left"/>
+      <w:pPr>
+        <w:ind w:left="2160" w:hanging="360"/>
+      </w:pPr>
+      <w:rPr>
+        <w:rFonts w:ascii="Wingdings" w:hAnsi="Wingdings" w:hint="default"/>
+      </w:rPr>
+    </w:lvl>
+    <w:lvl w:ilvl="3" w:tplc="04190001" w:tentative="1">
+      <w:start w:val="1"/>
+      <w:numFmt w:val="bullet"/>
+      <w:lvlText w:val=""/>
+      <w:lvlJc w:val="left"/>
+      <w:pPr>
+        <w:ind w:left="2880" w:hanging="360"/>
+      </w:pPr>
+      <w:rPr>
+        <w:rFonts w:ascii="Symbol" w:hAnsi="Symbol" w:hint="default"/>
+      </w:rPr>
+    </w:lvl>
+    <w:lvl w:ilvl="4" w:tplc="04190003" w:tentative="1">
+      <w:start w:val="1"/>
+      <w:numFmt w:val="bullet"/>
+      <w:lvlText w:val="o"/>
+      <w:lvlJc w:val="left"/>
+      <w:pPr>
+        <w:ind w:left="3600" w:hanging="360"/>
+      </w:pPr>
+      <w:rPr>
+        <w:rFonts w:ascii="Courier New" w:hAnsi="Courier New" w:cs="Courier New" w:hint="default"/>
+      </w:rPr>
+    </w:lvl>
+    <w:lvl w:ilvl="5" w:tplc="04190005" w:tentative="1">
+      <w:start w:val="1"/>
+      <w:numFmt w:val="bullet"/>
+      <w:lvlText w:val=""/>
+      <w:lvlJc w:val="left"/>
+      <w:pPr>
+        <w:ind w:left="4320" w:hanging="360"/>
+      </w:pPr>
+      <w:rPr>
+        <w:rFonts w:ascii="Wingdings" w:hAnsi="Wingdings" w:hint="default"/>
+      </w:rPr>
+    </w:lvl>
+    <w:lvl w:ilvl="6" w:tplc="04190001" w:tentative="1">
+      <w:start w:val="1"/>
+      <w:numFmt w:val="bullet"/>
+      <w:lvlText w:val=""/>
+      <w:lvlJc w:val="left"/>
+      <w:pPr>
+        <w:ind w:left="5040" w:hanging="360"/>
+      </w:pPr>
+      <w:rPr>
+        <w:rFonts w:ascii="Symbol" w:hAnsi="Symbol" w:hint="default"/>
+      </w:rPr>
+    </w:lvl>
+    <w:lvl w:ilvl="7" w:tplc="04190003" w:tentative="1">
+      <w:start w:val="1"/>
+      <w:numFmt w:val="bullet"/>
+      <w:lvlText w:val="o"/>
+      <w:lvlJc w:val="left"/>
+      <w:pPr>
+        <w:ind w:left="5760" w:hanging="360"/>
+      </w:pPr>
+      <w:rPr>
+        <w:rFonts w:ascii="Courier New" w:hAnsi="Courier New" w:cs="Courier New" w:hint="default"/>
+      </w:rPr>
+    </w:lvl>
+    <w:lvl w:ilvl="8" w:tplc="04190005" w:tentative="1">
+      <w:start w:val="1"/>
+      <w:numFmt w:val="bullet"/>
+      <w:lvlText w:val=""/>
+      <w:lvlJc w:val="left"/>
+      <w:pPr>
+        <w:ind w:left="6480" w:hanging="360"/>
+      </w:pPr>
+      <w:rPr>
+        <w:rFonts w:ascii="Wingdings" w:hAnsi="Wingdings" w:hint="default"/>
+      </w:rPr>
+    </w:lvl>
+  </w:abstractNum>
+  <w:abstractNum w:abstractNumId="14" w15:restartNumberingAfterBreak="0">
     <w:nsid w:val="33754FEE"/>
     <w:multiLevelType w:val="hybridMultilevel"/>
     <w:tmpl w:val="2CD07FC6"/>
@@ -15978,7 +16820,7 @@
       </w:rPr>
     </w:lvl>
   </w:abstractNum>
-  <w:abstractNum w:abstractNumId="14" w15:restartNumberingAfterBreak="0">
+  <w:abstractNum w:abstractNumId="15" w15:restartNumberingAfterBreak="0">
     <w:nsid w:val="34154002"/>
     <w:multiLevelType w:val="multilevel"/>
     <w:tmpl w:val="0419001F"/>
@@ -16064,7 +16906,7 @@
       </w:pPr>
     </w:lvl>
   </w:abstractNum>
-  <w:abstractNum w:abstractNumId="15" w15:restartNumberingAfterBreak="0">
+  <w:abstractNum w:abstractNumId="16" w15:restartNumberingAfterBreak="0">
     <w:nsid w:val="348F0058"/>
     <w:multiLevelType w:val="hybridMultilevel"/>
     <w:tmpl w:val="9A120BFE"/>
@@ -16150,7 +16992,7 @@
       </w:pPr>
     </w:lvl>
   </w:abstractNum>
-  <w:abstractNum w:abstractNumId="16" w15:restartNumberingAfterBreak="0">
+  <w:abstractNum w:abstractNumId="17" w15:restartNumberingAfterBreak="0">
     <w:nsid w:val="361E5638"/>
     <w:multiLevelType w:val="multilevel"/>
     <w:tmpl w:val="F31E55A0"/>
@@ -16299,7 +17141,7 @@
       </w:rPr>
     </w:lvl>
   </w:abstractNum>
-  <w:abstractNum w:abstractNumId="17" w15:restartNumberingAfterBreak="0">
+  <w:abstractNum w:abstractNumId="18" w15:restartNumberingAfterBreak="0">
     <w:nsid w:val="38F43318"/>
     <w:multiLevelType w:val="multilevel"/>
     <w:tmpl w:val="9EDA7CDC"/>
@@ -16448,7 +17290,7 @@
       </w:rPr>
     </w:lvl>
   </w:abstractNum>
-  <w:abstractNum w:abstractNumId="18" w15:restartNumberingAfterBreak="0">
+  <w:abstractNum w:abstractNumId="19" w15:restartNumberingAfterBreak="0">
     <w:nsid w:val="394B29A5"/>
     <w:multiLevelType w:val="multilevel"/>
     <w:tmpl w:val="38F0CCA2"/>
@@ -16566,7 +17408,7 @@
       </w:rPr>
     </w:lvl>
   </w:abstractNum>
-  <w:abstractNum w:abstractNumId="19" w15:restartNumberingAfterBreak="0">
+  <w:abstractNum w:abstractNumId="20" w15:restartNumberingAfterBreak="0">
     <w:nsid w:val="3B0201A9"/>
     <w:multiLevelType w:val="hybridMultilevel"/>
     <w:tmpl w:val="BE00AFAA"/>
@@ -16652,7 +17494,7 @@
       </w:pPr>
     </w:lvl>
   </w:abstractNum>
-  <w:abstractNum w:abstractNumId="20" w15:restartNumberingAfterBreak="0">
+  <w:abstractNum w:abstractNumId="21" w15:restartNumberingAfterBreak="0">
     <w:nsid w:val="3DC606BA"/>
     <w:multiLevelType w:val="multilevel"/>
     <w:tmpl w:val="98E4E7F6"/>
@@ -16765,7 +17607,7 @@
       </w:pPr>
     </w:lvl>
   </w:abstractNum>
-  <w:abstractNum w:abstractNumId="21" w15:restartNumberingAfterBreak="0">
+  <w:abstractNum w:abstractNumId="22" w15:restartNumberingAfterBreak="0">
     <w:nsid w:val="3DDB3D77"/>
     <w:multiLevelType w:val="multilevel"/>
     <w:tmpl w:val="9EDA7CDC"/>
@@ -16914,7 +17756,7 @@
       </w:rPr>
     </w:lvl>
   </w:abstractNum>
-  <w:abstractNum w:abstractNumId="22" w15:restartNumberingAfterBreak="0">
+  <w:abstractNum w:abstractNumId="23" w15:restartNumberingAfterBreak="0">
     <w:nsid w:val="3F914D87"/>
     <w:multiLevelType w:val="hybridMultilevel"/>
     <w:tmpl w:val="DA6C1A58"/>
@@ -17027,7 +17869,7 @@
       </w:rPr>
     </w:lvl>
   </w:abstractNum>
-  <w:abstractNum w:abstractNumId="23" w15:restartNumberingAfterBreak="0">
+  <w:abstractNum w:abstractNumId="24" w15:restartNumberingAfterBreak="0">
     <w:nsid w:val="3FAC6830"/>
     <w:multiLevelType w:val="hybridMultilevel"/>
     <w:tmpl w:val="B218EB6E"/>
@@ -17140,7 +17982,7 @@
       </w:rPr>
     </w:lvl>
   </w:abstractNum>
-  <w:abstractNum w:abstractNumId="24" w15:restartNumberingAfterBreak="0">
+  <w:abstractNum w:abstractNumId="25" w15:restartNumberingAfterBreak="0">
     <w:nsid w:val="402D3505"/>
     <w:multiLevelType w:val="multilevel"/>
     <w:tmpl w:val="9F56175E"/>
@@ -17289,7 +18131,7 @@
       </w:rPr>
     </w:lvl>
   </w:abstractNum>
-  <w:abstractNum w:abstractNumId="25" w15:restartNumberingAfterBreak="0">
+  <w:abstractNum w:abstractNumId="26" w15:restartNumberingAfterBreak="0">
     <w:nsid w:val="45C71E6D"/>
     <w:multiLevelType w:val="multilevel"/>
     <w:tmpl w:val="04348CA4"/>
@@ -17438,7 +18280,7 @@
       </w:rPr>
     </w:lvl>
   </w:abstractNum>
-  <w:abstractNum w:abstractNumId="26" w15:restartNumberingAfterBreak="0">
+  <w:abstractNum w:abstractNumId="27" w15:restartNumberingAfterBreak="0">
     <w:nsid w:val="510F04CF"/>
     <w:multiLevelType w:val="multilevel"/>
     <w:tmpl w:val="9E40964A"/>
@@ -17551,7 +18393,7 @@
       </w:rPr>
     </w:lvl>
   </w:abstractNum>
-  <w:abstractNum w:abstractNumId="27" w15:restartNumberingAfterBreak="0">
+  <w:abstractNum w:abstractNumId="28" w15:restartNumberingAfterBreak="0">
     <w:nsid w:val="54BD236D"/>
     <w:multiLevelType w:val="hybridMultilevel"/>
     <w:tmpl w:val="875E8F90"/>
@@ -17664,7 +18506,7 @@
       </w:rPr>
     </w:lvl>
   </w:abstractNum>
-  <w:abstractNum w:abstractNumId="28" w15:restartNumberingAfterBreak="0">
+  <w:abstractNum w:abstractNumId="29" w15:restartNumberingAfterBreak="0">
     <w:nsid w:val="56A84217"/>
     <w:multiLevelType w:val="hybridMultilevel"/>
     <w:tmpl w:val="568A494C"/>
@@ -17777,7 +18619,7 @@
       </w:rPr>
     </w:lvl>
   </w:abstractNum>
-  <w:abstractNum w:abstractNumId="29" w15:restartNumberingAfterBreak="0">
+  <w:abstractNum w:abstractNumId="30" w15:restartNumberingAfterBreak="0">
     <w:nsid w:val="57EF2B1B"/>
     <w:multiLevelType w:val="multilevel"/>
     <w:tmpl w:val="DA58DA3C"/>
@@ -17926,7 +18768,7 @@
       </w:rPr>
     </w:lvl>
   </w:abstractNum>
-  <w:abstractNum w:abstractNumId="30" w15:restartNumberingAfterBreak="0">
+  <w:abstractNum w:abstractNumId="31" w15:restartNumberingAfterBreak="0">
     <w:nsid w:val="587B2B8A"/>
     <w:multiLevelType w:val="multilevel"/>
     <w:tmpl w:val="9EDA7CDC"/>
@@ -18075,7 +18917,7 @@
       </w:rPr>
     </w:lvl>
   </w:abstractNum>
-  <w:abstractNum w:abstractNumId="31" w15:restartNumberingAfterBreak="0">
+  <w:abstractNum w:abstractNumId="32" w15:restartNumberingAfterBreak="0">
     <w:nsid w:val="5E4B2E8B"/>
     <w:multiLevelType w:val="hybridMultilevel"/>
     <w:tmpl w:val="7F6258BE"/>
@@ -18188,7 +19030,7 @@
       </w:rPr>
     </w:lvl>
   </w:abstractNum>
-  <w:abstractNum w:abstractNumId="32" w15:restartNumberingAfterBreak="0">
+  <w:abstractNum w:abstractNumId="33" w15:restartNumberingAfterBreak="0">
     <w:nsid w:val="61EC6CFB"/>
     <w:multiLevelType w:val="hybridMultilevel"/>
     <w:tmpl w:val="3D9270D2"/>
@@ -18301,7 +19143,7 @@
       </w:rPr>
     </w:lvl>
   </w:abstractNum>
-  <w:abstractNum w:abstractNumId="33" w15:restartNumberingAfterBreak="0">
+  <w:abstractNum w:abstractNumId="34" w15:restartNumberingAfterBreak="0">
     <w:nsid w:val="62AF31C5"/>
     <w:multiLevelType w:val="multilevel"/>
     <w:tmpl w:val="9EDA7CDC"/>
@@ -18450,7 +19292,7 @@
       </w:rPr>
     </w:lvl>
   </w:abstractNum>
-  <w:abstractNum w:abstractNumId="34" w15:restartNumberingAfterBreak="0">
+  <w:abstractNum w:abstractNumId="35" w15:restartNumberingAfterBreak="0">
     <w:nsid w:val="66453E9D"/>
     <w:multiLevelType w:val="multilevel"/>
     <w:tmpl w:val="9CEA4E32"/>
@@ -18599,7 +19441,7 @@
       </w:rPr>
     </w:lvl>
   </w:abstractNum>
-  <w:abstractNum w:abstractNumId="35" w15:restartNumberingAfterBreak="0">
+  <w:abstractNum w:abstractNumId="36" w15:restartNumberingAfterBreak="0">
     <w:nsid w:val="669C42B5"/>
     <w:multiLevelType w:val="multilevel"/>
     <w:tmpl w:val="F74EEE8C"/>
@@ -18745,7 +19587,7 @@
       </w:rPr>
     </w:lvl>
   </w:abstractNum>
-  <w:abstractNum w:abstractNumId="36" w15:restartNumberingAfterBreak="0">
+  <w:abstractNum w:abstractNumId="37" w15:restartNumberingAfterBreak="0">
     <w:nsid w:val="6B392FE6"/>
     <w:multiLevelType w:val="multilevel"/>
     <w:tmpl w:val="9EDA7CDC"/>
@@ -18894,7 +19736,7 @@
       </w:rPr>
     </w:lvl>
   </w:abstractNum>
-  <w:abstractNum w:abstractNumId="37" w15:restartNumberingAfterBreak="0">
+  <w:abstractNum w:abstractNumId="38" w15:restartNumberingAfterBreak="0">
     <w:nsid w:val="6C2B7FBC"/>
     <w:multiLevelType w:val="hybridMultilevel"/>
     <w:tmpl w:val="31EA3B58"/>
@@ -19007,7 +19849,7 @@
       </w:rPr>
     </w:lvl>
   </w:abstractNum>
-  <w:abstractNum w:abstractNumId="38" w15:restartNumberingAfterBreak="0">
+  <w:abstractNum w:abstractNumId="39" w15:restartNumberingAfterBreak="0">
     <w:nsid w:val="6D6F7A9A"/>
     <w:multiLevelType w:val="hybridMultilevel"/>
     <w:tmpl w:val="57E2FFC6"/>
@@ -19120,7 +19962,7 @@
       </w:rPr>
     </w:lvl>
   </w:abstractNum>
-  <w:abstractNum w:abstractNumId="39" w15:restartNumberingAfterBreak="0">
+  <w:abstractNum w:abstractNumId="40" w15:restartNumberingAfterBreak="0">
     <w:nsid w:val="6EAE6397"/>
     <w:multiLevelType w:val="multilevel"/>
     <w:tmpl w:val="E6248A38"/>
@@ -19237,7 +20079,7 @@
       </w:pPr>
     </w:lvl>
   </w:abstractNum>
-  <w:abstractNum w:abstractNumId="40" w15:restartNumberingAfterBreak="0">
+  <w:abstractNum w:abstractNumId="41" w15:restartNumberingAfterBreak="0">
     <w:nsid w:val="73637AD6"/>
     <w:multiLevelType w:val="multilevel"/>
     <w:tmpl w:val="9EDA7CDC"/>
@@ -19386,7 +20228,7 @@
       </w:rPr>
     </w:lvl>
   </w:abstractNum>
-  <w:abstractNum w:abstractNumId="41" w15:restartNumberingAfterBreak="0">
+  <w:abstractNum w:abstractNumId="42" w15:restartNumberingAfterBreak="0">
     <w:nsid w:val="75E92E82"/>
     <w:multiLevelType w:val="hybridMultilevel"/>
     <w:tmpl w:val="BE06860E"/>
@@ -19499,7 +20341,7 @@
       </w:rPr>
     </w:lvl>
   </w:abstractNum>
-  <w:abstractNum w:abstractNumId="42" w15:restartNumberingAfterBreak="0">
+  <w:abstractNum w:abstractNumId="43" w15:restartNumberingAfterBreak="0">
     <w:nsid w:val="760208FA"/>
     <w:multiLevelType w:val="hybridMultilevel"/>
     <w:tmpl w:val="DD20A114"/>
@@ -19612,7 +20454,7 @@
       </w:rPr>
     </w:lvl>
   </w:abstractNum>
-  <w:abstractNum w:abstractNumId="43" w15:restartNumberingAfterBreak="0">
+  <w:abstractNum w:abstractNumId="44" w15:restartNumberingAfterBreak="0">
     <w:nsid w:val="77AA0C13"/>
     <w:multiLevelType w:val="hybridMultilevel"/>
     <w:tmpl w:val="33D4B912"/>
@@ -19725,7 +20567,7 @@
       </w:rPr>
     </w:lvl>
   </w:abstractNum>
-  <w:abstractNum w:abstractNumId="44" w15:restartNumberingAfterBreak="0">
+  <w:abstractNum w:abstractNumId="45" w15:restartNumberingAfterBreak="0">
     <w:nsid w:val="7C1B6EC9"/>
     <w:multiLevelType w:val="multilevel"/>
     <w:tmpl w:val="9EDA7CDC"/>
@@ -19875,49 +20717,49 @@
     </w:lvl>
   </w:abstractNum>
   <w:num w:numId="1">
-    <w:abstractNumId w:val="19"/>
+    <w:abstractNumId w:val="20"/>
   </w:num>
   <w:num w:numId="2">
-    <w:abstractNumId w:val="26"/>
+    <w:abstractNumId w:val="27"/>
   </w:num>
   <w:num w:numId="3">
     <w:abstractNumId w:val="4"/>
   </w:num>
   <w:num w:numId="4">
+    <w:abstractNumId w:val="36"/>
+  </w:num>
+  <w:num w:numId="5">
+    <w:abstractNumId w:val="21"/>
+  </w:num>
+  <w:num w:numId="6">
+    <w:abstractNumId w:val="30"/>
+  </w:num>
+  <w:num w:numId="7">
+    <w:abstractNumId w:val="17"/>
+  </w:num>
+  <w:num w:numId="8">
+    <w:abstractNumId w:val="25"/>
+  </w:num>
+  <w:num w:numId="9">
     <w:abstractNumId w:val="35"/>
   </w:num>
-  <w:num w:numId="5">
-    <w:abstractNumId w:val="20"/>
-  </w:num>
-  <w:num w:numId="6">
-    <w:abstractNumId w:val="29"/>
-  </w:num>
-  <w:num w:numId="7">
-    <w:abstractNumId w:val="16"/>
-  </w:num>
-  <w:num w:numId="8">
-    <w:abstractNumId w:val="24"/>
-  </w:num>
-  <w:num w:numId="9">
-    <w:abstractNumId w:val="34"/>
-  </w:num>
   <w:num w:numId="10">
-    <w:abstractNumId w:val="25"/>
+    <w:abstractNumId w:val="26"/>
   </w:num>
   <w:num w:numId="11">
     <w:abstractNumId w:val="10"/>
   </w:num>
   <w:num w:numId="12">
-    <w:abstractNumId w:val="14"/>
+    <w:abstractNumId w:val="15"/>
   </w:num>
   <w:num w:numId="13">
-    <w:abstractNumId w:val="31"/>
+    <w:abstractNumId w:val="32"/>
   </w:num>
   <w:num w:numId="14">
-    <w:abstractNumId w:val="32"/>
+    <w:abstractNumId w:val="33"/>
   </w:num>
   <w:num w:numId="15">
-    <w:abstractNumId w:val="23"/>
+    <w:abstractNumId w:val="24"/>
   </w:num>
   <w:num w:numId="16">
     <w:abstractNumId w:val="0"/>
@@ -19926,7 +20768,7 @@
     <w:abstractNumId w:val="5"/>
   </w:num>
   <w:num w:numId="18">
-    <w:abstractNumId w:val="43"/>
+    <w:abstractNumId w:val="44"/>
   </w:num>
   <w:num w:numId="19">
     <w:abstractNumId w:val="12"/>
@@ -19935,31 +20777,31 @@
     <w:abstractNumId w:val="7"/>
   </w:num>
   <w:num w:numId="21">
-    <w:abstractNumId w:val="38"/>
+    <w:abstractNumId w:val="39"/>
   </w:num>
   <w:num w:numId="22">
     <w:abstractNumId w:val="2"/>
   </w:num>
   <w:num w:numId="23">
-    <w:abstractNumId w:val="39"/>
+    <w:abstractNumId w:val="40"/>
   </w:num>
   <w:num w:numId="24">
-    <w:abstractNumId w:val="27"/>
+    <w:abstractNumId w:val="28"/>
   </w:num>
   <w:num w:numId="25">
     <w:abstractNumId w:val="3"/>
   </w:num>
   <w:num w:numId="26">
-    <w:abstractNumId w:val="22"/>
+    <w:abstractNumId w:val="23"/>
   </w:num>
   <w:num w:numId="27">
     <w:abstractNumId w:val="11"/>
   </w:num>
   <w:num w:numId="28">
-    <w:abstractNumId w:val="42"/>
+    <w:abstractNumId w:val="43"/>
   </w:num>
   <w:num w:numId="29">
-    <w:abstractNumId w:val="37"/>
+    <w:abstractNumId w:val="38"/>
   </w:num>
   <w:num w:numId="30">
     <w:abstractNumId w:val="6"/>
@@ -19968,46 +20810,49 @@
     <w:abstractNumId w:val="8"/>
   </w:num>
   <w:num w:numId="32">
-    <w:abstractNumId w:val="15"/>
+    <w:abstractNumId w:val="16"/>
   </w:num>
   <w:num w:numId="33">
-    <w:abstractNumId w:val="18"/>
+    <w:abstractNumId w:val="19"/>
   </w:num>
   <w:num w:numId="34">
     <w:abstractNumId w:val="1"/>
   </w:num>
   <w:num w:numId="35">
-    <w:abstractNumId w:val="40"/>
+    <w:abstractNumId w:val="41"/>
   </w:num>
   <w:num w:numId="36">
     <w:abstractNumId w:val="9"/>
   </w:num>
   <w:num w:numId="37">
-    <w:abstractNumId w:val="36"/>
+    <w:abstractNumId w:val="37"/>
   </w:num>
   <w:num w:numId="38">
-    <w:abstractNumId w:val="30"/>
+    <w:abstractNumId w:val="31"/>
   </w:num>
   <w:num w:numId="39">
-    <w:abstractNumId w:val="33"/>
+    <w:abstractNumId w:val="34"/>
   </w:num>
   <w:num w:numId="40">
-    <w:abstractNumId w:val="17"/>
+    <w:abstractNumId w:val="18"/>
   </w:num>
   <w:num w:numId="41">
-    <w:abstractNumId w:val="44"/>
+    <w:abstractNumId w:val="45"/>
   </w:num>
   <w:num w:numId="42">
-    <w:abstractNumId w:val="21"/>
+    <w:abstractNumId w:val="22"/>
   </w:num>
   <w:num w:numId="43">
-    <w:abstractNumId w:val="13"/>
+    <w:abstractNumId w:val="14"/>
   </w:num>
   <w:num w:numId="44">
-    <w:abstractNumId w:val="41"/>
+    <w:abstractNumId w:val="42"/>
   </w:num>
   <w:num w:numId="45">
-    <w:abstractNumId w:val="28"/>
+    <w:abstractNumId w:val="29"/>
+  </w:num>
+  <w:num w:numId="46">
+    <w:abstractNumId w:val="13"/>
   </w:num>
   <w:numIdMacAtCleanup w:val="42"/>
 </w:numbering>
@@ -20514,7 +21359,6 @@
   <w:style w:type="character" w:default="1" w:styleId="a0">
     <w:name w:val="Default Paragraph Font"/>
     <w:uiPriority w:val="1"/>
-    <w:semiHidden/>
     <w:unhideWhenUsed/>
   </w:style>
   <w:style w:type="table" w:default="1" w:styleId="a1">
